--- a/docs/akiraback-preguntas-cocina.docx
+++ b/docs/akiraback-preguntas-cocina.docx
@@ -45,21 +45,7 @@
           <w:sz w:val="21"/>
           <w:szCs w:val="21"/>
         </w:rPr>
-        <w:t xml:space="preserve">Hemos pasado a la aplicación de formación la guía de emplatado (pick up chart) y el menú degustación: 44 platos de carta y los 6 pases del menú, con su descripción, alérgenos, cubierto y adaptaciones. La carta todavía no está publicada: antes necesitamos que nos confirméis estas preguntas.</w:t>
-      </w:r>
-    </w:p>
-    <w:p>
-      <w:pPr>
-        <w:spacing w:after="120" w:before="0" w:line="280"/>
-      </w:pPr>
-      <w:r>
-        <w:rPr>
-          <w:rFonts w:ascii="Calibri" w:cs="Calibri" w:eastAsia="Calibri" w:hAnsi="Calibri"/>
-          <w:color w:val="2B2B2B"/>
-          <w:sz w:val="21"/>
-          <w:szCs w:val="21"/>
-        </w:rPr>
-        <w:t xml:space="preserve">Casi todas son de alérgenos. Las del bloque 1 corren más prisa: son casos en los que un ingrediente del plato suele llevar un alérgeno que la guía no declara.</w:t>
+        <w:t xml:space="preserve">Hemos pasado a la aplicación de formación de sala vuestra guía de emplatado y el menú degustación. Antes de publicarlo necesitamos que nos confirméis algunas cosas, sobre todo de alérgenos.</w:t>
       </w:r>
     </w:p>
     <w:tbl>
@@ -102,7 +88,21 @@
                 <w:sz w:val="21"/>
                 <w:szCs w:val="21"/>
               </w:rPr>
-              <w:t xml:space="preserve">Por qué hace falta</w:t>
+              <w:t xml:space="preserve">Cómo contestar</w:t>
+            </w:r>
+          </w:p>
+          <w:p>
+            <w:pPr>
+              <w:spacing w:after="60"/>
+            </w:pPr>
+            <w:r>
+              <w:rPr>
+                <w:rFonts w:ascii="Calibri" w:cs="Calibri" w:eastAsia="Calibri" w:hAnsi="Calibri"/>
+                <w:color w:val="2B2B2B"/>
+                <w:sz w:val="21"/>
+                <w:szCs w:val="21"/>
+              </w:rPr>
+              <w:t xml:space="preserve">Casi todas las preguntas se contestan marcando una casilla (☐ → ☒, o una X a mano). Si ninguna opción encaja, escribid la respuesta en la línea de debajo.</w:t>
             </w:r>
           </w:p>
           <w:p>
@@ -116,7 +116,7 @@
                 <w:sz w:val="21"/>
                 <w:szCs w:val="21"/>
               </w:rPr>
-              <w:t xml:space="preserve">Es lo que pregunta el cliente en mesa. La aplicación enseña al camarero qué alérgenos lleva cada plato y cómo pedirlo adaptado. No vamos a publicar nada que no hayáis confirmado: si un dato falta, el plato se queda sin publicar hasta tenerlo.</w:t>
+              <w:t xml:space="preserve">Si no estáis seguros de algo, mejor dejarlo en blanco que adivinar: ese plato se queda sin publicar hasta tener la respuesta.</w:t>
             </w:r>
           </w:p>
         </w:tc>
@@ -135,7 +135,7 @@
           <w:sz w:val="20"/>
           <w:szCs w:val="20"/>
         </w:rPr>
-        <w:t xml:space="preserve">Podéis escribir directamente en el documento, o imprimirlo y rellenarlo a mano. Cada plato lleva entre paréntesis el número de su ficha en la aplicación. No hace falta contestarlo todo de una vez: cada bloque va por su lado.</w:t>
+        <w:t xml:space="preserve">Entre paréntesis va el número de ficha de cada plato en la aplicación, para que podamos cruzar las respuestas.</w:t>
       </w:r>
     </w:p>
     <w:p>
@@ -154,12 +154,75 @@
           <w:sz w:val="26"/>
           <w:szCs w:val="26"/>
         </w:rPr>
-        <w:t xml:space="preserve">Una pregunta antes de empezar</w:t>
-      </w:r>
-    </w:p>
-    <w:p>
-      <w:pPr>
-        <w:spacing w:after="40" w:before="180"/>
+        <w:t xml:space="preserve">Antes de empezar</w:t>
+      </w:r>
+    </w:p>
+    <w:tbl>
+      <w:tblPr>
+        <w:tblW w:type="dxa" w:w="9360"/>
+        <w:tblBorders>
+          <w:top w:val="none"/>
+          <w:left w:val="single" w:color="8A5A2B" w:sz="18"/>
+          <w:bottom w:val="none"/>
+          <w:right w:val="none"/>
+          <w:insideH w:val="none"/>
+          <w:insideV w:val="none"/>
+        </w:tblBorders>
+      </w:tblPr>
+      <w:tblGrid>
+        <w:gridCol w:w="9360"/>
+      </w:tblGrid>
+      <w:tr>
+        <w:tc>
+          <w:tcPr>
+            <w:tcW w:type="dxa" w:w="9360"/>
+            <w:shd w:fill="F7F2E7" w:val="clear"/>
+            <w:tcMar>
+              <w:top w:type="dxa" w:w="90"/>
+              <w:left w:type="dxa" w:w="160"/>
+              <w:bottom w:type="dxa" w:w="90"/>
+              <w:right w:type="dxa" w:w="160"/>
+            </w:tcMar>
+          </w:tcPr>
+          <w:p>
+            <w:pPr>
+              <w:spacing w:after="40"/>
+            </w:pPr>
+            <w:r>
+              <w:rPr>
+                <w:rFonts w:ascii="Calibri" w:cs="Calibri" w:eastAsia="Calibri" w:hAnsi="Calibri"/>
+                <w:b/>
+                <w:bCs/>
+                <w:color w:val="8A5A2B"/>
+                <w:sz w:val="24"/>
+                <w:szCs w:val="24"/>
+              </w:rPr>
+              <w:t xml:space="preserve">LA GUÍA DE EMPLATADO</w:t>
+            </w:r>
+          </w:p>
+          <w:p>
+            <w:pPr>
+              <w:spacing w:after="0"/>
+            </w:pPr>
+            <w:r>
+              <w:rPr>
+                <w:rFonts w:ascii="Calibri" w:cs="Calibri" w:eastAsia="Calibri" w:hAnsi="Calibri"/>
+                <w:i/>
+                <w:iCs/>
+                <w:color w:val="6B6B6B"/>
+                <w:sz w:val="19"/>
+                <w:szCs w:val="19"/>
+              </w:rPr>
+              <w:t xml:space="preserve">Arriba de cada página pone «AKIRA BACK DUBAI».</w:t>
+            </w:r>
+          </w:p>
+        </w:tc>
+      </w:tr>
+    </w:tbl>
+    <w:p>
+      <w:pPr>
+        <w:keepNext/>
+        <w:spacing w:after="80" w:before="200"/>
       </w:pPr>
       <w:r>
         <w:rPr>
@@ -179,40 +242,100 @@
           <w:sz w:val="21"/>
           <w:szCs w:val="21"/>
         </w:rPr>
-        <w:t xml:space="preserve">La cabecera de la guía dice «AKIRA BACK DUBAI». ¿Es la guía de vuestro restaurante, y está al día?</w:t>
-      </w:r>
-    </w:p>
-    <w:p>
-      <w:pPr>
-        <w:spacing w:after="110"/>
-        <w:ind w:left="260"/>
-      </w:pPr>
-      <w:r>
-        <w:rPr>
-          <w:rFonts w:ascii="Calibri" w:cs="Calibri" w:eastAsia="Calibri" w:hAnsi="Calibri"/>
-          <w:i/>
-          <w:iCs/>
+        <w:t xml:space="preserve">¿Esta guía es la de vuestro restaurante y está al día?</w:t>
+      </w:r>
+    </w:p>
+    <w:p>
+      <w:pPr>
+        <w:keepNext/>
+        <w:spacing w:after="50"/>
+        <w:ind w:left="420"/>
+      </w:pPr>
+      <w:r>
+        <w:rPr>
+          <w:rFonts w:ascii="Segoe UI Symbol" w:cs="Segoe UI Symbol" w:eastAsia="Segoe UI Symbol" w:hAnsi="Segoe UI Symbol"/>
+          <w:color w:val="2B2B2B"/>
+          <w:sz w:val="22"/>
+          <w:szCs w:val="22"/>
+        </w:rPr>
+        <w:t xml:space="preserve">☐  </w:t>
+      </w:r>
+      <w:r>
+        <w:rPr>
+          <w:rFonts w:ascii="Calibri" w:cs="Calibri" w:eastAsia="Calibri" w:hAnsi="Calibri"/>
+          <w:color w:val="2B2B2B"/>
+          <w:sz w:val="21"/>
+          <w:szCs w:val="21"/>
+        </w:rPr>
+        <w:t xml:space="preserve">Sí, es la nuestra y está al día</w:t>
+      </w:r>
+    </w:p>
+    <w:p>
+      <w:pPr>
+        <w:keepNext/>
+        <w:spacing w:after="50"/>
+        <w:ind w:left="420"/>
+      </w:pPr>
+      <w:r>
+        <w:rPr>
+          <w:rFonts w:ascii="Segoe UI Symbol" w:cs="Segoe UI Symbol" w:eastAsia="Segoe UI Symbol" w:hAnsi="Segoe UI Symbol"/>
+          <w:color w:val="2B2B2B"/>
+          <w:sz w:val="22"/>
+          <w:szCs w:val="22"/>
+        </w:rPr>
+        <w:t xml:space="preserve">☐  </w:t>
+      </w:r>
+      <w:r>
+        <w:rPr>
+          <w:rFonts w:ascii="Calibri" w:cs="Calibri" w:eastAsia="Calibri" w:hAnsi="Calibri"/>
+          <w:color w:val="2B2B2B"/>
+          <w:sz w:val="21"/>
+          <w:szCs w:val="21"/>
+        </w:rPr>
+        <w:t xml:space="preserve">Es la nuestra, pero hay platos que ya no se sirven o han cambiado</w:t>
+      </w:r>
+    </w:p>
+    <w:p>
+      <w:pPr>
+        <w:keepNext/>
+        <w:spacing w:after="50"/>
+        <w:ind w:left="420"/>
+      </w:pPr>
+      <w:r>
+        <w:rPr>
+          <w:rFonts w:ascii="Segoe UI Symbol" w:cs="Segoe UI Symbol" w:eastAsia="Segoe UI Symbol" w:hAnsi="Segoe UI Symbol"/>
+          <w:color w:val="2B2B2B"/>
+          <w:sz w:val="22"/>
+          <w:szCs w:val="22"/>
+        </w:rPr>
+        <w:t xml:space="preserve">☐  </w:t>
+      </w:r>
+      <w:r>
+        <w:rPr>
+          <w:rFonts w:ascii="Calibri" w:cs="Calibri" w:eastAsia="Calibri" w:hAnsi="Calibri"/>
+          <w:color w:val="2B2B2B"/>
+          <w:sz w:val="21"/>
+          <w:szCs w:val="21"/>
+        </w:rPr>
+        <w:t xml:space="preserve">No es la nuestra</w:t>
+      </w:r>
+    </w:p>
+    <w:p>
+      <w:pPr>
+        <w:pBdr>
+          <w:bottom w:val="single" w:color="B8B8B8" w:sz="4" w:space="6"/>
+        </w:pBdr>
+        <w:spacing w:after="80" w:before="120"/>
+        <w:ind w:left="420"/>
+      </w:pPr>
+      <w:r>
+        <w:rPr>
+          <w:rFonts w:ascii="Calibri" w:cs="Calibri" w:eastAsia="Calibri" w:hAnsi="Calibri"/>
           <w:color w:val="6B6B6B"/>
           <w:sz w:val="19"/>
           <w:szCs w:val="19"/>
         </w:rPr>
-        <w:t xml:space="preserve">Los precios están en euros y hay producto canario (papa canaria, vino canario, millo, gofio, ciruela de Tenerife), así que entendemos que sí, pero preferimos confirmarlo.</w:t>
-      </w:r>
-    </w:p>
-    <w:p>
-      <w:pPr>
-        <w:pBdr>
-          <w:bottom w:val="single" w:color="B8B8B8" w:sz="4" w:space="6"/>
-        </w:pBdr>
-        <w:spacing w:after="80"/>
-        <w:ind w:left="260"/>
-      </w:pPr>
-      <w:r>
-        <w:rPr>
-          <w:sz w:val="21"/>
-          <w:szCs w:val="21"/>
-        </w:rPr>
-        <w:t xml:space="preserve"/>
+        <w:t xml:space="preserve">Platos que han cambiado o ya no están:</w:t>
       </w:r>
     </w:p>
     <w:p>
@@ -245,7 +368,7 @@
           <w:sz w:val="20"/>
           <w:szCs w:val="20"/>
         </w:rPr>
-        <w:t xml:space="preserve">En estos platos hay un ingrediente que normalmente lleva un alérgeno y la guía no lo declara. Puede que vuestra receta no lo lleve: solo necesitamos saberlo.</w:t>
+        <w:t xml:space="preserve">Son los más importantes. En cada plato hay un ingrediente que normalmente lleva un alérgeno que la guía no apunta. Puede que vuestra receta no lo lleve: solo necesitamos saberlo.</w:t>
       </w:r>
     </w:p>
     <w:tbl>
@@ -304,7 +427,7 @@
                 <w:sz w:val="19"/>
                 <w:szCs w:val="19"/>
               </w:rPr>
-              <w:t xml:space="preserve">La guía declara pescado y soja.</w:t>
+              <w:t xml:space="preserve">Según la guía lleva pescado y soja.</w:t>
             </w:r>
           </w:p>
         </w:tc>
@@ -312,7 +435,8 @@
     </w:tbl>
     <w:p>
       <w:pPr>
-        <w:spacing w:after="90" w:before="180"/>
+        <w:keepNext/>
+        <w:spacing w:after="40" w:before="200"/>
       </w:pPr>
       <w:r>
         <w:rPr>
@@ -332,39 +456,75 @@
           <w:sz w:val="21"/>
           <w:szCs w:val="21"/>
         </w:rPr>
-        <w:t xml:space="preserve">¿El PONZU lleva SULFITOS (mirin, vinagre, sake)?</w:t>
-      </w:r>
-    </w:p>
-    <w:p>
-      <w:pPr>
-        <w:pBdr>
-          <w:bottom w:val="single" w:color="B8B8B8" w:sz="4" w:space="6"/>
-        </w:pBdr>
-        <w:spacing w:after="220"/>
+        <w:t xml:space="preserve">El PONZU de este plato, ¿lleva mirin, sake o vinagre?</w:t>
+      </w:r>
+    </w:p>
+    <w:p>
+      <w:pPr>
+        <w:keepNext/>
+        <w:spacing w:after="90"/>
         <w:ind w:left="260"/>
       </w:pPr>
       <w:r>
         <w:rPr>
-          <w:sz w:val="21"/>
-          <w:szCs w:val="21"/>
-        </w:rPr>
-        <w:t xml:space="preserve"/>
-      </w:r>
-    </w:p>
-    <w:p>
-      <w:pPr>
-        <w:pBdr>
-          <w:bottom w:val="single" w:color="B8B8B8" w:sz="4" w:space="6"/>
-        </w:pBdr>
-        <w:spacing w:after="80"/>
-        <w:ind w:left="260"/>
-      </w:pPr>
-      <w:r>
-        <w:rPr>
-          <w:sz w:val="21"/>
-          <w:szCs w:val="21"/>
-        </w:rPr>
-        <w:t xml:space="preserve"/>
+          <w:rFonts w:ascii="Calibri" w:cs="Calibri" w:eastAsia="Calibri" w:hAnsi="Calibri"/>
+          <w:i/>
+          <w:iCs/>
+          <w:color w:val="6B6B6B"/>
+          <w:sz w:val="19"/>
+          <w:szCs w:val="19"/>
+        </w:rPr>
+        <w:t xml:space="preserve">Los tres llevan sulfitos.</w:t>
+      </w:r>
+    </w:p>
+    <w:p>
+      <w:pPr>
+        <w:keepNext/>
+        <w:spacing w:after="50"/>
+        <w:ind w:left="420"/>
+      </w:pPr>
+      <w:r>
+        <w:rPr>
+          <w:rFonts w:ascii="Segoe UI Symbol" w:cs="Segoe UI Symbol" w:eastAsia="Segoe UI Symbol" w:hAnsi="Segoe UI Symbol"/>
+          <w:color w:val="2B2B2B"/>
+          <w:sz w:val="22"/>
+          <w:szCs w:val="22"/>
+        </w:rPr>
+        <w:t xml:space="preserve">☐  </w:t>
+      </w:r>
+      <w:r>
+        <w:rPr>
+          <w:rFonts w:ascii="Calibri" w:cs="Calibri" w:eastAsia="Calibri" w:hAnsi="Calibri"/>
+          <w:color w:val="2B2B2B"/>
+          <w:sz w:val="21"/>
+          <w:szCs w:val="21"/>
+        </w:rPr>
+        <w:t xml:space="preserve">Sí</w:t>
+      </w:r>
+    </w:p>
+    <w:p>
+      <w:pPr>
+        <w:keepNext w:val="false"/>
+        <w:spacing w:after="50"/>
+        <w:ind w:left="420"/>
+      </w:pPr>
+      <w:r>
+        <w:rPr>
+          <w:rFonts w:ascii="Segoe UI Symbol" w:cs="Segoe UI Symbol" w:eastAsia="Segoe UI Symbol" w:hAnsi="Segoe UI Symbol"/>
+          <w:color w:val="2B2B2B"/>
+          <w:sz w:val="22"/>
+          <w:szCs w:val="22"/>
+        </w:rPr>
+        <w:t xml:space="preserve">☐  </w:t>
+      </w:r>
+      <w:r>
+        <w:rPr>
+          <w:rFonts w:ascii="Calibri" w:cs="Calibri" w:eastAsia="Calibri" w:hAnsi="Calibri"/>
+          <w:color w:val="2B2B2B"/>
+          <w:sz w:val="21"/>
+          <w:szCs w:val="21"/>
+        </w:rPr>
+        <w:t xml:space="preserve">No</w:t>
       </w:r>
     </w:p>
     <w:p>
@@ -428,7 +588,7 @@
                 <w:sz w:val="19"/>
                 <w:szCs w:val="19"/>
               </w:rPr>
-              <w:t xml:space="preserve">La guía declara soja y gluten.</w:t>
+              <w:t xml:space="preserve">Según la guía lleva soja y gluten.</w:t>
             </w:r>
           </w:p>
         </w:tc>
@@ -436,7 +596,8 @@
     </w:tbl>
     <w:p>
       <w:pPr>
-        <w:spacing w:after="90" w:before="180"/>
+        <w:keepNext/>
+        <w:spacing w:after="80" w:before="200"/>
       </w:pPr>
       <w:r>
         <w:rPr>
@@ -456,44 +617,63 @@
           <w:sz w:val="21"/>
           <w:szCs w:val="21"/>
         </w:rPr>
-        <w:t xml:space="preserve">Es un plato de sashimi, usuzukuri y nigiri de pescado. ¿Hay que declarar PESCADO?</w:t>
-      </w:r>
-    </w:p>
-    <w:p>
-      <w:pPr>
-        <w:pBdr>
-          <w:bottom w:val="single" w:color="B8B8B8" w:sz="4" w:space="6"/>
-        </w:pBdr>
-        <w:spacing w:after="220"/>
-        <w:ind w:left="260"/>
-      </w:pPr>
-      <w:r>
-        <w:rPr>
-          <w:sz w:val="21"/>
-          <w:szCs w:val="21"/>
-        </w:rPr>
-        <w:t xml:space="preserve"/>
-      </w:r>
-    </w:p>
-    <w:p>
-      <w:pPr>
-        <w:pBdr>
-          <w:bottom w:val="single" w:color="B8B8B8" w:sz="4" w:space="6"/>
-        </w:pBdr>
-        <w:spacing w:after="80"/>
-        <w:ind w:left="260"/>
-      </w:pPr>
-      <w:r>
-        <w:rPr>
-          <w:sz w:val="21"/>
-          <w:szCs w:val="21"/>
-        </w:rPr>
-        <w:t xml:space="preserve"/>
-      </w:r>
-    </w:p>
-    <w:p>
-      <w:pPr>
-        <w:spacing w:after="90" w:before="180"/>
+        <w:t xml:space="preserve">El plato es sashimi, usuzukuri y nigiri de pescado. ¿Apuntamos también PESCADO como alérgeno?</w:t>
+      </w:r>
+    </w:p>
+    <w:p>
+      <w:pPr>
+        <w:keepNext/>
+        <w:spacing w:after="50"/>
+        <w:ind w:left="420"/>
+      </w:pPr>
+      <w:r>
+        <w:rPr>
+          <w:rFonts w:ascii="Segoe UI Symbol" w:cs="Segoe UI Symbol" w:eastAsia="Segoe UI Symbol" w:hAnsi="Segoe UI Symbol"/>
+          <w:color w:val="2B2B2B"/>
+          <w:sz w:val="22"/>
+          <w:szCs w:val="22"/>
+        </w:rPr>
+        <w:t xml:space="preserve">☐  </w:t>
+      </w:r>
+      <w:r>
+        <w:rPr>
+          <w:rFonts w:ascii="Calibri" w:cs="Calibri" w:eastAsia="Calibri" w:hAnsi="Calibri"/>
+          <w:color w:val="2B2B2B"/>
+          <w:sz w:val="21"/>
+          <w:szCs w:val="21"/>
+        </w:rPr>
+        <w:t xml:space="preserve">Sí</w:t>
+      </w:r>
+    </w:p>
+    <w:p>
+      <w:pPr>
+        <w:keepNext w:val="false"/>
+        <w:spacing w:after="50"/>
+        <w:ind w:left="420"/>
+      </w:pPr>
+      <w:r>
+        <w:rPr>
+          <w:rFonts w:ascii="Segoe UI Symbol" w:cs="Segoe UI Symbol" w:eastAsia="Segoe UI Symbol" w:hAnsi="Segoe UI Symbol"/>
+          <w:color w:val="2B2B2B"/>
+          <w:sz w:val="22"/>
+          <w:szCs w:val="22"/>
+        </w:rPr>
+        <w:t xml:space="preserve">☐  </w:t>
+      </w:r>
+      <w:r>
+        <w:rPr>
+          <w:rFonts w:ascii="Calibri" w:cs="Calibri" w:eastAsia="Calibri" w:hAnsi="Calibri"/>
+          <w:color w:val="2B2B2B"/>
+          <w:sz w:val="21"/>
+          <w:szCs w:val="21"/>
+        </w:rPr>
+        <w:t xml:space="preserve">No</w:t>
+      </w:r>
+    </w:p>
+    <w:p>
+      <w:pPr>
+        <w:keepNext/>
+        <w:spacing w:after="40" w:before="200"/>
       </w:pPr>
       <w:r>
         <w:rPr>
@@ -513,39 +693,75 @@
           <w:sz w:val="21"/>
           <w:szCs w:val="21"/>
         </w:rPr>
-        <w:t xml:space="preserve">¿El PONZU y el PONZU DE CHILES llevan SULFITOS?</w:t>
-      </w:r>
-    </w:p>
-    <w:p>
-      <w:pPr>
-        <w:pBdr>
-          <w:bottom w:val="single" w:color="B8B8B8" w:sz="4" w:space="6"/>
-        </w:pBdr>
-        <w:spacing w:after="220"/>
+        <w:t xml:space="preserve">El PONZU y el PONZU DE CHILES, ¿llevan mirin, sake o vinagre?</w:t>
+      </w:r>
+    </w:p>
+    <w:p>
+      <w:pPr>
+        <w:keepNext/>
+        <w:spacing w:after="90"/>
         <w:ind w:left="260"/>
       </w:pPr>
       <w:r>
         <w:rPr>
-          <w:sz w:val="21"/>
-          <w:szCs w:val="21"/>
-        </w:rPr>
-        <w:t xml:space="preserve"/>
-      </w:r>
-    </w:p>
-    <w:p>
-      <w:pPr>
-        <w:pBdr>
-          <w:bottom w:val="single" w:color="B8B8B8" w:sz="4" w:space="6"/>
-        </w:pBdr>
-        <w:spacing w:after="80"/>
-        <w:ind w:left="260"/>
-      </w:pPr>
-      <w:r>
-        <w:rPr>
-          <w:sz w:val="21"/>
-          <w:szCs w:val="21"/>
-        </w:rPr>
-        <w:t xml:space="preserve"/>
+          <w:rFonts w:ascii="Calibri" w:cs="Calibri" w:eastAsia="Calibri" w:hAnsi="Calibri"/>
+          <w:i/>
+          <w:iCs/>
+          <w:color w:val="6B6B6B"/>
+          <w:sz w:val="19"/>
+          <w:szCs w:val="19"/>
+        </w:rPr>
+        <w:t xml:space="preserve">Los tres llevan sulfitos.</w:t>
+      </w:r>
+    </w:p>
+    <w:p>
+      <w:pPr>
+        <w:keepNext/>
+        <w:spacing w:after="50"/>
+        <w:ind w:left="420"/>
+      </w:pPr>
+      <w:r>
+        <w:rPr>
+          <w:rFonts w:ascii="Segoe UI Symbol" w:cs="Segoe UI Symbol" w:eastAsia="Segoe UI Symbol" w:hAnsi="Segoe UI Symbol"/>
+          <w:color w:val="2B2B2B"/>
+          <w:sz w:val="22"/>
+          <w:szCs w:val="22"/>
+        </w:rPr>
+        <w:t xml:space="preserve">☐  </w:t>
+      </w:r>
+      <w:r>
+        <w:rPr>
+          <w:rFonts w:ascii="Calibri" w:cs="Calibri" w:eastAsia="Calibri" w:hAnsi="Calibri"/>
+          <w:color w:val="2B2B2B"/>
+          <w:sz w:val="21"/>
+          <w:szCs w:val="21"/>
+        </w:rPr>
+        <w:t xml:space="preserve">Sí</w:t>
+      </w:r>
+    </w:p>
+    <w:p>
+      <w:pPr>
+        <w:keepNext w:val="false"/>
+        <w:spacing w:after="50"/>
+        <w:ind w:left="420"/>
+      </w:pPr>
+      <w:r>
+        <w:rPr>
+          <w:rFonts w:ascii="Segoe UI Symbol" w:cs="Segoe UI Symbol" w:eastAsia="Segoe UI Symbol" w:hAnsi="Segoe UI Symbol"/>
+          <w:color w:val="2B2B2B"/>
+          <w:sz w:val="22"/>
+          <w:szCs w:val="22"/>
+        </w:rPr>
+        <w:t xml:space="preserve">☐  </w:t>
+      </w:r>
+      <w:r>
+        <w:rPr>
+          <w:rFonts w:ascii="Calibri" w:cs="Calibri" w:eastAsia="Calibri" w:hAnsi="Calibri"/>
+          <w:color w:val="2B2B2B"/>
+          <w:sz w:val="21"/>
+          <w:szCs w:val="21"/>
+        </w:rPr>
+        <w:t xml:space="preserve">No</w:t>
       </w:r>
     </w:p>
     <w:p>
@@ -609,7 +825,7 @@
                 <w:sz w:val="19"/>
                 <w:szCs w:val="19"/>
               </w:rPr>
-              <w:t xml:space="preserve">La guía declara soja, huevo, sésamo, gluten y lácteos.</w:t>
+              <w:t xml:space="preserve">Según la guía lleva soja, huevo, sésamo, gluten y lácteos.</w:t>
             </w:r>
           </w:p>
         </w:tc>
@@ -617,7 +833,8 @@
     </w:tbl>
     <w:p>
       <w:pPr>
-        <w:spacing w:after="90" w:before="180"/>
+        <w:keepNext/>
+        <w:spacing w:after="80" w:before="200"/>
       </w:pPr>
       <w:r>
         <w:rPr>
@@ -637,39 +854,57 @@
           <w:sz w:val="21"/>
           <w:szCs w:val="21"/>
         </w:rPr>
-        <w:t xml:space="preserve">La salsa bulgogi lleva SAKE. ¿Hay que declarar SULFITOS?</w:t>
-      </w:r>
-    </w:p>
-    <w:p>
-      <w:pPr>
-        <w:pBdr>
-          <w:bottom w:val="single" w:color="B8B8B8" w:sz="4" w:space="6"/>
-        </w:pBdr>
-        <w:spacing w:after="220"/>
-        <w:ind w:left="260"/>
-      </w:pPr>
-      <w:r>
-        <w:rPr>
-          <w:sz w:val="21"/>
-          <w:szCs w:val="21"/>
-        </w:rPr>
-        <w:t xml:space="preserve"/>
-      </w:r>
-    </w:p>
-    <w:p>
-      <w:pPr>
-        <w:pBdr>
-          <w:bottom w:val="single" w:color="B8B8B8" w:sz="4" w:space="6"/>
-        </w:pBdr>
-        <w:spacing w:after="80"/>
-        <w:ind w:left="260"/>
-      </w:pPr>
-      <w:r>
-        <w:rPr>
-          <w:sz w:val="21"/>
-          <w:szCs w:val="21"/>
-        </w:rPr>
-        <w:t xml:space="preserve"/>
+        <w:t xml:space="preserve">La salsa bulgogi lleva SAKE. ¿Lo apuntamos como SULFITOS?</w:t>
+      </w:r>
+    </w:p>
+    <w:p>
+      <w:pPr>
+        <w:keepNext/>
+        <w:spacing w:after="50"/>
+        <w:ind w:left="420"/>
+      </w:pPr>
+      <w:r>
+        <w:rPr>
+          <w:rFonts w:ascii="Segoe UI Symbol" w:cs="Segoe UI Symbol" w:eastAsia="Segoe UI Symbol" w:hAnsi="Segoe UI Symbol"/>
+          <w:color w:val="2B2B2B"/>
+          <w:sz w:val="22"/>
+          <w:szCs w:val="22"/>
+        </w:rPr>
+        <w:t xml:space="preserve">☐  </w:t>
+      </w:r>
+      <w:r>
+        <w:rPr>
+          <w:rFonts w:ascii="Calibri" w:cs="Calibri" w:eastAsia="Calibri" w:hAnsi="Calibri"/>
+          <w:color w:val="2B2B2B"/>
+          <w:sz w:val="21"/>
+          <w:szCs w:val="21"/>
+        </w:rPr>
+        <w:t xml:space="preserve">Sí</w:t>
+      </w:r>
+    </w:p>
+    <w:p>
+      <w:pPr>
+        <w:keepNext w:val="false"/>
+        <w:spacing w:after="50"/>
+        <w:ind w:left="420"/>
+      </w:pPr>
+      <w:r>
+        <w:rPr>
+          <w:rFonts w:ascii="Segoe UI Symbol" w:cs="Segoe UI Symbol" w:eastAsia="Segoe UI Symbol" w:hAnsi="Segoe UI Symbol"/>
+          <w:color w:val="2B2B2B"/>
+          <w:sz w:val="22"/>
+          <w:szCs w:val="22"/>
+        </w:rPr>
+        <w:t xml:space="preserve">☐  </w:t>
+      </w:r>
+      <w:r>
+        <w:rPr>
+          <w:rFonts w:ascii="Calibri" w:cs="Calibri" w:eastAsia="Calibri" w:hAnsi="Calibri"/>
+          <w:color w:val="2B2B2B"/>
+          <w:sz w:val="21"/>
+          <w:szCs w:val="21"/>
+        </w:rPr>
+        <w:t xml:space="preserve">No</w:t>
       </w:r>
     </w:p>
     <w:p>
@@ -725,7 +960,8 @@
     </w:tbl>
     <w:p>
       <w:pPr>
-        <w:spacing w:after="90" w:before="180"/>
+        <w:keepNext/>
+        <w:spacing w:after="80" w:before="200"/>
       </w:pPr>
       <w:r>
         <w:rPr>
@@ -745,39 +981,57 @@
           <w:sz w:val="21"/>
           <w:szCs w:val="21"/>
         </w:rPr>
-        <w:t xml:space="preserve">El atún picante lleva MIRIN. ¿Hay que declarar SULFITOS?</w:t>
-      </w:r>
-    </w:p>
-    <w:p>
-      <w:pPr>
-        <w:pBdr>
-          <w:bottom w:val="single" w:color="B8B8B8" w:sz="4" w:space="6"/>
-        </w:pBdr>
-        <w:spacing w:after="220"/>
-        <w:ind w:left="260"/>
-      </w:pPr>
-      <w:r>
-        <w:rPr>
-          <w:sz w:val="21"/>
-          <w:szCs w:val="21"/>
-        </w:rPr>
-        <w:t xml:space="preserve"/>
-      </w:r>
-    </w:p>
-    <w:p>
-      <w:pPr>
-        <w:pBdr>
-          <w:bottom w:val="single" w:color="B8B8B8" w:sz="4" w:space="6"/>
-        </w:pBdr>
-        <w:spacing w:after="80"/>
-        <w:ind w:left="260"/>
-      </w:pPr>
-      <w:r>
-        <w:rPr>
-          <w:sz w:val="21"/>
-          <w:szCs w:val="21"/>
-        </w:rPr>
-        <w:t xml:space="preserve"/>
+        <w:t xml:space="preserve">El atún picante lleva MIRIN. ¿Lo apuntamos como SULFITOS?</w:t>
+      </w:r>
+    </w:p>
+    <w:p>
+      <w:pPr>
+        <w:keepNext/>
+        <w:spacing w:after="50"/>
+        <w:ind w:left="420"/>
+      </w:pPr>
+      <w:r>
+        <w:rPr>
+          <w:rFonts w:ascii="Segoe UI Symbol" w:cs="Segoe UI Symbol" w:eastAsia="Segoe UI Symbol" w:hAnsi="Segoe UI Symbol"/>
+          <w:color w:val="2B2B2B"/>
+          <w:sz w:val="22"/>
+          <w:szCs w:val="22"/>
+        </w:rPr>
+        <w:t xml:space="preserve">☐  </w:t>
+      </w:r>
+      <w:r>
+        <w:rPr>
+          <w:rFonts w:ascii="Calibri" w:cs="Calibri" w:eastAsia="Calibri" w:hAnsi="Calibri"/>
+          <w:color w:val="2B2B2B"/>
+          <w:sz w:val="21"/>
+          <w:szCs w:val="21"/>
+        </w:rPr>
+        <w:t xml:space="preserve">Sí</w:t>
+      </w:r>
+    </w:p>
+    <w:p>
+      <w:pPr>
+        <w:keepNext w:val="false"/>
+        <w:spacing w:after="50"/>
+        <w:ind w:left="420"/>
+      </w:pPr>
+      <w:r>
+        <w:rPr>
+          <w:rFonts w:ascii="Segoe UI Symbol" w:cs="Segoe UI Symbol" w:eastAsia="Segoe UI Symbol" w:hAnsi="Segoe UI Symbol"/>
+          <w:color w:val="2B2B2B"/>
+          <w:sz w:val="22"/>
+          <w:szCs w:val="22"/>
+        </w:rPr>
+        <w:t xml:space="preserve">☐  </w:t>
+      </w:r>
+      <w:r>
+        <w:rPr>
+          <w:rFonts w:ascii="Calibri" w:cs="Calibri" w:eastAsia="Calibri" w:hAnsi="Calibri"/>
+          <w:color w:val="2B2B2B"/>
+          <w:sz w:val="21"/>
+          <w:szCs w:val="21"/>
+        </w:rPr>
+        <w:t xml:space="preserve">No</w:t>
       </w:r>
     </w:p>
     <w:p>
@@ -841,7 +1095,7 @@
                 <w:sz w:val="19"/>
                 <w:szCs w:val="19"/>
               </w:rPr>
-              <w:t xml:space="preserve">La guía declara soja, lactosa y pescado.</w:t>
+              <w:t xml:space="preserve">Según la guía lleva soja, lactosa y pescado.</w:t>
             </w:r>
           </w:p>
         </w:tc>
@@ -849,7 +1103,8 @@
     </w:tbl>
     <w:p>
       <w:pPr>
-        <w:spacing w:after="40" w:before="180"/>
+        <w:keepNext/>
+        <w:spacing w:after="40" w:before="200"/>
       </w:pPr>
       <w:r>
         <w:rPr>
@@ -869,12 +1124,13 @@
           <w:sz w:val="21"/>
           <w:szCs w:val="21"/>
         </w:rPr>
-        <w:t xml:space="preserve">¿El beurre blanc de soja lleva VINO o SAKE? Si es así, ¿hay que declarar SULFITOS?</w:t>
-      </w:r>
-    </w:p>
-    <w:p>
-      <w:pPr>
-        <w:spacing w:after="110"/>
+        <w:t xml:space="preserve">El beurre blanc de soja, ¿lleva vino o sake?</w:t>
+      </w:r>
+    </w:p>
+    <w:p>
+      <w:pPr>
+        <w:keepNext/>
+        <w:spacing w:after="90"/>
         <w:ind w:left="260"/>
       </w:pPr>
       <w:r>
@@ -886,39 +1142,57 @@
           <w:sz w:val="19"/>
           <w:szCs w:val="19"/>
         </w:rPr>
-        <w:t xml:space="preserve">En el Hotate beurre blanc la guía sí declara sulfitos, y su beurre blanc lleva vino canario y sake.</w:t>
-      </w:r>
-    </w:p>
-    <w:p>
-      <w:pPr>
-        <w:pBdr>
-          <w:bottom w:val="single" w:color="B8B8B8" w:sz="4" w:space="6"/>
-        </w:pBdr>
-        <w:spacing w:after="220"/>
-        <w:ind w:left="260"/>
-      </w:pPr>
-      <w:r>
-        <w:rPr>
-          <w:sz w:val="21"/>
-          <w:szCs w:val="21"/>
-        </w:rPr>
-        <w:t xml:space="preserve"/>
-      </w:r>
-    </w:p>
-    <w:p>
-      <w:pPr>
-        <w:pBdr>
-          <w:bottom w:val="single" w:color="B8B8B8" w:sz="4" w:space="6"/>
-        </w:pBdr>
-        <w:spacing w:after="80"/>
-        <w:ind w:left="260"/>
-      </w:pPr>
-      <w:r>
-        <w:rPr>
-          <w:sz w:val="21"/>
-          <w:szCs w:val="21"/>
-        </w:rPr>
-        <w:t xml:space="preserve"/>
+        <w:t xml:space="preserve">En el Hotate beurre blanc sí lleva vino canario y sake, y allí la guía apunta sulfitos.</w:t>
+      </w:r>
+    </w:p>
+    <w:p>
+      <w:pPr>
+        <w:keepNext/>
+        <w:spacing w:after="50"/>
+        <w:ind w:left="420"/>
+      </w:pPr>
+      <w:r>
+        <w:rPr>
+          <w:rFonts w:ascii="Segoe UI Symbol" w:cs="Segoe UI Symbol" w:eastAsia="Segoe UI Symbol" w:hAnsi="Segoe UI Symbol"/>
+          <w:color w:val="2B2B2B"/>
+          <w:sz w:val="22"/>
+          <w:szCs w:val="22"/>
+        </w:rPr>
+        <w:t xml:space="preserve">☐  </w:t>
+      </w:r>
+      <w:r>
+        <w:rPr>
+          <w:rFonts w:ascii="Calibri" w:cs="Calibri" w:eastAsia="Calibri" w:hAnsi="Calibri"/>
+          <w:color w:val="2B2B2B"/>
+          <w:sz w:val="21"/>
+          <w:szCs w:val="21"/>
+        </w:rPr>
+        <w:t xml:space="preserve">Sí, lleva vino o sake (sulfitos)</w:t>
+      </w:r>
+    </w:p>
+    <w:p>
+      <w:pPr>
+        <w:keepNext w:val="false"/>
+        <w:spacing w:after="50"/>
+        <w:ind w:left="420"/>
+      </w:pPr>
+      <w:r>
+        <w:rPr>
+          <w:rFonts w:ascii="Segoe UI Symbol" w:cs="Segoe UI Symbol" w:eastAsia="Segoe UI Symbol" w:hAnsi="Segoe UI Symbol"/>
+          <w:color w:val="2B2B2B"/>
+          <w:sz w:val="22"/>
+          <w:szCs w:val="22"/>
+        </w:rPr>
+        <w:t xml:space="preserve">☐  </w:t>
+      </w:r>
+      <w:r>
+        <w:rPr>
+          <w:rFonts w:ascii="Calibri" w:cs="Calibri" w:eastAsia="Calibri" w:hAnsi="Calibri"/>
+          <w:color w:val="2B2B2B"/>
+          <w:sz w:val="21"/>
+          <w:szCs w:val="21"/>
+        </w:rPr>
+        <w:t xml:space="preserve">No, no lleva ni vino ni sake</w:t>
       </w:r>
     </w:p>
     <w:p>
@@ -982,7 +1256,7 @@
                 <w:sz w:val="19"/>
                 <w:szCs w:val="19"/>
               </w:rPr>
-              <w:t xml:space="preserve">La guía declara soja, gluten y pescado.</w:t>
+              <w:t xml:space="preserve">Según la guía lleva soja, gluten y pescado.</w:t>
             </w:r>
           </w:p>
         </w:tc>
@@ -990,7 +1264,8 @@
     </w:tbl>
     <w:p>
       <w:pPr>
-        <w:spacing w:after="90" w:before="180"/>
+        <w:keepNext/>
+        <w:spacing w:after="80" w:before="200"/>
       </w:pPr>
       <w:r>
         <w:rPr>
@@ -1010,39 +1285,57 @@
           <w:sz w:val="21"/>
           <w:szCs w:val="21"/>
         </w:rPr>
-        <w:t xml:space="preserve">La espuma lleva SAKE. ¿Hay que declarar SULFITOS?</w:t>
-      </w:r>
-    </w:p>
-    <w:p>
-      <w:pPr>
-        <w:pBdr>
-          <w:bottom w:val="single" w:color="B8B8B8" w:sz="4" w:space="6"/>
-        </w:pBdr>
-        <w:spacing w:after="220"/>
-        <w:ind w:left="260"/>
-      </w:pPr>
-      <w:r>
-        <w:rPr>
-          <w:sz w:val="21"/>
-          <w:szCs w:val="21"/>
-        </w:rPr>
-        <w:t xml:space="preserve"/>
-      </w:r>
-    </w:p>
-    <w:p>
-      <w:pPr>
-        <w:pBdr>
-          <w:bottom w:val="single" w:color="B8B8B8" w:sz="4" w:space="6"/>
-        </w:pBdr>
-        <w:spacing w:after="80"/>
-        <w:ind w:left="260"/>
-      </w:pPr>
-      <w:r>
-        <w:rPr>
-          <w:sz w:val="21"/>
-          <w:szCs w:val="21"/>
-        </w:rPr>
-        <w:t xml:space="preserve"/>
+        <w:t xml:space="preserve">La espuma lleva SAKE. ¿Lo apuntamos como SULFITOS?</w:t>
+      </w:r>
+    </w:p>
+    <w:p>
+      <w:pPr>
+        <w:keepNext/>
+        <w:spacing w:after="50"/>
+        <w:ind w:left="420"/>
+      </w:pPr>
+      <w:r>
+        <w:rPr>
+          <w:rFonts w:ascii="Segoe UI Symbol" w:cs="Segoe UI Symbol" w:eastAsia="Segoe UI Symbol" w:hAnsi="Segoe UI Symbol"/>
+          <w:color w:val="2B2B2B"/>
+          <w:sz w:val="22"/>
+          <w:szCs w:val="22"/>
+        </w:rPr>
+        <w:t xml:space="preserve">☐  </w:t>
+      </w:r>
+      <w:r>
+        <w:rPr>
+          <w:rFonts w:ascii="Calibri" w:cs="Calibri" w:eastAsia="Calibri" w:hAnsi="Calibri"/>
+          <w:color w:val="2B2B2B"/>
+          <w:sz w:val="21"/>
+          <w:szCs w:val="21"/>
+        </w:rPr>
+        <w:t xml:space="preserve">Sí</w:t>
+      </w:r>
+    </w:p>
+    <w:p>
+      <w:pPr>
+        <w:keepNext w:val="false"/>
+        <w:spacing w:after="50"/>
+        <w:ind w:left="420"/>
+      </w:pPr>
+      <w:r>
+        <w:rPr>
+          <w:rFonts w:ascii="Segoe UI Symbol" w:cs="Segoe UI Symbol" w:eastAsia="Segoe UI Symbol" w:hAnsi="Segoe UI Symbol"/>
+          <w:color w:val="2B2B2B"/>
+          <w:sz w:val="22"/>
+          <w:szCs w:val="22"/>
+        </w:rPr>
+        <w:t xml:space="preserve">☐  </w:t>
+      </w:r>
+      <w:r>
+        <w:rPr>
+          <w:rFonts w:ascii="Calibri" w:cs="Calibri" w:eastAsia="Calibri" w:hAnsi="Calibri"/>
+          <w:color w:val="2B2B2B"/>
+          <w:sz w:val="21"/>
+          <w:szCs w:val="21"/>
+        </w:rPr>
+        <w:t xml:space="preserve">No</w:t>
       </w:r>
     </w:p>
     <w:p>
@@ -1098,7 +1391,8 @@
     </w:tbl>
     <w:p>
       <w:pPr>
-        <w:spacing w:after="90" w:before="180"/>
+        <w:keepNext/>
+        <w:spacing w:after="80" w:before="200"/>
       </w:pPr>
       <w:r>
         <w:rPr>
@@ -1118,39 +1412,57 @@
           <w:sz w:val="21"/>
           <w:szCs w:val="21"/>
         </w:rPr>
-        <w:t xml:space="preserve">Lleva SALSA DE ANGUILA. ¿Hay que declarar PESCADO?</w:t>
-      </w:r>
-    </w:p>
-    <w:p>
-      <w:pPr>
-        <w:pBdr>
-          <w:bottom w:val="single" w:color="B8B8B8" w:sz="4" w:space="6"/>
-        </w:pBdr>
-        <w:spacing w:after="220"/>
-        <w:ind w:left="260"/>
-      </w:pPr>
-      <w:r>
-        <w:rPr>
-          <w:sz w:val="21"/>
-          <w:szCs w:val="21"/>
-        </w:rPr>
-        <w:t xml:space="preserve"/>
-      </w:r>
-    </w:p>
-    <w:p>
-      <w:pPr>
-        <w:pBdr>
-          <w:bottom w:val="single" w:color="B8B8B8" w:sz="4" w:space="6"/>
-        </w:pBdr>
-        <w:spacing w:after="80"/>
-        <w:ind w:left="260"/>
-      </w:pPr>
-      <w:r>
-        <w:rPr>
-          <w:sz w:val="21"/>
-          <w:szCs w:val="21"/>
-        </w:rPr>
-        <w:t xml:space="preserve"/>
+        <w:t xml:space="preserve">Lleva SALSA DE ANGUILA. ¿Apuntamos también PESCADO como alérgeno?</w:t>
+      </w:r>
+    </w:p>
+    <w:p>
+      <w:pPr>
+        <w:keepNext/>
+        <w:spacing w:after="50"/>
+        <w:ind w:left="420"/>
+      </w:pPr>
+      <w:r>
+        <w:rPr>
+          <w:rFonts w:ascii="Segoe UI Symbol" w:cs="Segoe UI Symbol" w:eastAsia="Segoe UI Symbol" w:hAnsi="Segoe UI Symbol"/>
+          <w:color w:val="2B2B2B"/>
+          <w:sz w:val="22"/>
+          <w:szCs w:val="22"/>
+        </w:rPr>
+        <w:t xml:space="preserve">☐  </w:t>
+      </w:r>
+      <w:r>
+        <w:rPr>
+          <w:rFonts w:ascii="Calibri" w:cs="Calibri" w:eastAsia="Calibri" w:hAnsi="Calibri"/>
+          <w:color w:val="2B2B2B"/>
+          <w:sz w:val="21"/>
+          <w:szCs w:val="21"/>
+        </w:rPr>
+        <w:t xml:space="preserve">Sí</w:t>
+      </w:r>
+    </w:p>
+    <w:p>
+      <w:pPr>
+        <w:keepNext w:val="false"/>
+        <w:spacing w:after="50"/>
+        <w:ind w:left="420"/>
+      </w:pPr>
+      <w:r>
+        <w:rPr>
+          <w:rFonts w:ascii="Segoe UI Symbol" w:cs="Segoe UI Symbol" w:eastAsia="Segoe UI Symbol" w:hAnsi="Segoe UI Symbol"/>
+          <w:color w:val="2B2B2B"/>
+          <w:sz w:val="22"/>
+          <w:szCs w:val="22"/>
+        </w:rPr>
+        <w:t xml:space="preserve">☐  </w:t>
+      </w:r>
+      <w:r>
+        <w:rPr>
+          <w:rFonts w:ascii="Calibri" w:cs="Calibri" w:eastAsia="Calibri" w:hAnsi="Calibri"/>
+          <w:color w:val="2B2B2B"/>
+          <w:sz w:val="21"/>
+          <w:szCs w:val="21"/>
+        </w:rPr>
+        <w:t xml:space="preserve">No</w:t>
       </w:r>
     </w:p>
     <w:p>
@@ -1222,7 +1534,8 @@
     </w:tbl>
     <w:p>
       <w:pPr>
-        <w:spacing w:after="40" w:before="180"/>
+        <w:keepNext/>
+        <w:spacing w:after="40" w:before="200"/>
       </w:pPr>
       <w:r>
         <w:rPr>
@@ -1242,12 +1555,13 @@
           <w:sz w:val="21"/>
           <w:szCs w:val="21"/>
         </w:rPr>
-        <w:t xml:space="preserve">¿Vuestra SALSA TARE lleva anguila o algún otro producto animal?</w:t>
-      </w:r>
-    </w:p>
-    <w:p>
-      <w:pPr>
-        <w:spacing w:after="110"/>
+        <w:t xml:space="preserve">La SALSA TARE de este roll, ¿cómo se hace?</w:t>
+      </w:r>
+    </w:p>
+    <w:p>
+      <w:pPr>
+        <w:keepNext/>
+        <w:spacing w:after="90"/>
         <w:ind w:left="260"/>
       </w:pPr>
       <w:r>
@@ -1259,7 +1573,57 @@
           <w:sz w:val="19"/>
           <w:szCs w:val="19"/>
         </w:rPr>
-        <w:t xml:space="preserve">La tare suele hacerse con anguila.</w:t>
+        <w:t xml:space="preserve">La tare normal lleva anguila.</w:t>
+      </w:r>
+    </w:p>
+    <w:p>
+      <w:pPr>
+        <w:keepNext/>
+        <w:spacing w:after="50"/>
+        <w:ind w:left="420"/>
+      </w:pPr>
+      <w:r>
+        <w:rPr>
+          <w:rFonts w:ascii="Segoe UI Symbol" w:cs="Segoe UI Symbol" w:eastAsia="Segoe UI Symbol" w:hAnsi="Segoe UI Symbol"/>
+          <w:color w:val="2B2B2B"/>
+          <w:sz w:val="22"/>
+          <w:szCs w:val="22"/>
+        </w:rPr>
+        <w:t xml:space="preserve">☐  </w:t>
+      </w:r>
+      <w:r>
+        <w:rPr>
+          <w:rFonts w:ascii="Calibri" w:cs="Calibri" w:eastAsia="Calibri" w:hAnsi="Calibri"/>
+          <w:color w:val="2B2B2B"/>
+          <w:sz w:val="21"/>
+          <w:szCs w:val="21"/>
+        </w:rPr>
+        <w:t xml:space="preserve">Es una tare vegana, sin anguila ni nada animal</w:t>
+      </w:r>
+    </w:p>
+    <w:p>
+      <w:pPr>
+        <w:keepNext/>
+        <w:spacing w:after="50"/>
+        <w:ind w:left="420"/>
+      </w:pPr>
+      <w:r>
+        <w:rPr>
+          <w:rFonts w:ascii="Segoe UI Symbol" w:cs="Segoe UI Symbol" w:eastAsia="Segoe UI Symbol" w:hAnsi="Segoe UI Symbol"/>
+          <w:color w:val="2B2B2B"/>
+          <w:sz w:val="22"/>
+          <w:szCs w:val="22"/>
+        </w:rPr>
+        <w:t xml:space="preserve">☐  </w:t>
+      </w:r>
+      <w:r>
+        <w:rPr>
+          <w:rFonts w:ascii="Calibri" w:cs="Calibri" w:eastAsia="Calibri" w:hAnsi="Calibri"/>
+          <w:color w:val="2B2B2B"/>
+          <w:sz w:val="21"/>
+          <w:szCs w:val="21"/>
+        </w:rPr>
+        <w:t xml:space="preserve">Es la tare normal, con anguila (entonces el roll no sería vegano)</w:t>
       </w:r>
     </w:p>
     <w:p>
@@ -1267,31 +1631,17 @@
         <w:pBdr>
           <w:bottom w:val="single" w:color="B8B8B8" w:sz="4" w:space="6"/>
         </w:pBdr>
-        <w:spacing w:after="220"/>
-        <w:ind w:left="260"/>
-      </w:pPr>
-      <w:r>
-        <w:rPr>
-          <w:sz w:val="21"/>
-          <w:szCs w:val="21"/>
-        </w:rPr>
-        <w:t xml:space="preserve"/>
-      </w:r>
-    </w:p>
-    <w:p>
-      <w:pPr>
-        <w:pBdr>
-          <w:bottom w:val="single" w:color="B8B8B8" w:sz="4" w:space="6"/>
-        </w:pBdr>
-        <w:spacing w:after="80"/>
-        <w:ind w:left="260"/>
-      </w:pPr>
-      <w:r>
-        <w:rPr>
-          <w:sz w:val="21"/>
-          <w:szCs w:val="21"/>
-        </w:rPr>
-        <w:t xml:space="preserve"/>
+        <w:spacing w:after="80" w:before="120"/>
+        <w:ind w:left="420"/>
+      </w:pPr>
+      <w:r>
+        <w:rPr>
+          <w:rFonts w:ascii="Calibri" w:cs="Calibri" w:eastAsia="Calibri" w:hAnsi="Calibri"/>
+          <w:color w:val="6B6B6B"/>
+          <w:sz w:val="19"/>
+          <w:szCs w:val="19"/>
+        </w:rPr>
+        <w:t xml:space="preserve">Si es otra cosa:</w:t>
       </w:r>
     </w:p>
     <w:p>
@@ -1355,7 +1705,7 @@
                 <w:sz w:val="19"/>
                 <w:szCs w:val="19"/>
               </w:rPr>
-              <w:t xml:space="preserve">La guía solo declara pescado.</w:t>
+              <w:t xml:space="preserve">Según la guía solo lleva pescado.</w:t>
             </w:r>
           </w:p>
         </w:tc>
@@ -1363,7 +1713,8 @@
     </w:tbl>
     <w:p>
       <w:pPr>
-        <w:spacing w:after="90" w:before="180"/>
+        <w:keepNext/>
+        <w:spacing w:after="80" w:before="200"/>
       </w:pPr>
       <w:r>
         <w:rPr>
@@ -1383,28 +1734,63 @@
           <w:sz w:val="21"/>
           <w:szCs w:val="21"/>
         </w:rPr>
-        <w:t xml:space="preserve">¿Se sirve con SOJA en mesa?</w:t>
-      </w:r>
-    </w:p>
-    <w:p>
-      <w:pPr>
-        <w:pBdr>
-          <w:bottom w:val="single" w:color="B8B8B8" w:sz="4" w:space="6"/>
-        </w:pBdr>
-        <w:spacing w:after="80"/>
-        <w:ind w:left="260"/>
-      </w:pPr>
-      <w:r>
-        <w:rPr>
-          <w:sz w:val="21"/>
-          <w:szCs w:val="21"/>
-        </w:rPr>
-        <w:t xml:space="preserve"/>
-      </w:r>
-    </w:p>
-    <w:p>
-      <w:pPr>
-        <w:spacing w:after="90" w:before="180"/>
+        <w:t xml:space="preserve">¿Se sirve con soja en la mesa?</w:t>
+      </w:r>
+    </w:p>
+    <w:p>
+      <w:pPr>
+        <w:keepNext/>
+        <w:spacing w:after="50"/>
+        <w:ind w:left="420"/>
+      </w:pPr>
+      <w:r>
+        <w:rPr>
+          <w:rFonts w:ascii="Segoe UI Symbol" w:cs="Segoe UI Symbol" w:eastAsia="Segoe UI Symbol" w:hAnsi="Segoe UI Symbol"/>
+          <w:color w:val="2B2B2B"/>
+          <w:sz w:val="22"/>
+          <w:szCs w:val="22"/>
+        </w:rPr>
+        <w:t xml:space="preserve">☐  </w:t>
+      </w:r>
+      <w:r>
+        <w:rPr>
+          <w:rFonts w:ascii="Calibri" w:cs="Calibri" w:eastAsia="Calibri" w:hAnsi="Calibri"/>
+          <w:color w:val="2B2B2B"/>
+          <w:sz w:val="21"/>
+          <w:szCs w:val="21"/>
+        </w:rPr>
+        <w:t xml:space="preserve">Sí</w:t>
+      </w:r>
+    </w:p>
+    <w:p>
+      <w:pPr>
+        <w:keepNext w:val="false"/>
+        <w:spacing w:after="50"/>
+        <w:ind w:left="420"/>
+      </w:pPr>
+      <w:r>
+        <w:rPr>
+          <w:rFonts w:ascii="Segoe UI Symbol" w:cs="Segoe UI Symbol" w:eastAsia="Segoe UI Symbol" w:hAnsi="Segoe UI Symbol"/>
+          <w:color w:val="2B2B2B"/>
+          <w:sz w:val="22"/>
+          <w:szCs w:val="22"/>
+        </w:rPr>
+        <w:t xml:space="preserve">☐  </w:t>
+      </w:r>
+      <w:r>
+        <w:rPr>
+          <w:rFonts w:ascii="Calibri" w:cs="Calibri" w:eastAsia="Calibri" w:hAnsi="Calibri"/>
+          <w:color w:val="2B2B2B"/>
+          <w:sz w:val="21"/>
+          <w:szCs w:val="21"/>
+        </w:rPr>
+        <w:t xml:space="preserve">No</w:t>
+      </w:r>
+    </w:p>
+    <w:p>
+      <w:pPr>
+        <w:keepNext/>
+        <w:spacing w:after="40" w:before="200"/>
       </w:pPr>
       <w:r>
         <w:rPr>
@@ -1424,23 +1810,75 @@
           <w:sz w:val="21"/>
           <w:szCs w:val="21"/>
         </w:rPr>
-        <w:t xml:space="preserve">¿El arroz lleva VINAGRE? Si es así, ¿hay que declarar SULFITOS?</w:t>
-      </w:r>
-    </w:p>
-    <w:p>
-      <w:pPr>
-        <w:pBdr>
-          <w:bottom w:val="single" w:color="B8B8B8" w:sz="4" w:space="6"/>
-        </w:pBdr>
-        <w:spacing w:after="80"/>
+        <w:t xml:space="preserve">El arroz de sushi, ¿lleva vinagre?</w:t>
+      </w:r>
+    </w:p>
+    <w:p>
+      <w:pPr>
+        <w:keepNext/>
+        <w:spacing w:after="90"/>
         <w:ind w:left="260"/>
       </w:pPr>
       <w:r>
         <w:rPr>
-          <w:sz w:val="21"/>
-          <w:szCs w:val="21"/>
-        </w:rPr>
-        <w:t xml:space="preserve"/>
+          <w:rFonts w:ascii="Calibri" w:cs="Calibri" w:eastAsia="Calibri" w:hAnsi="Calibri"/>
+          <w:i/>
+          <w:iCs/>
+          <w:color w:val="6B6B6B"/>
+          <w:sz w:val="19"/>
+          <w:szCs w:val="19"/>
+        </w:rPr>
+        <w:t xml:space="preserve">El vinagre lleva sulfitos.</w:t>
+      </w:r>
+    </w:p>
+    <w:p>
+      <w:pPr>
+        <w:keepNext/>
+        <w:spacing w:after="50"/>
+        <w:ind w:left="420"/>
+      </w:pPr>
+      <w:r>
+        <w:rPr>
+          <w:rFonts w:ascii="Segoe UI Symbol" w:cs="Segoe UI Symbol" w:eastAsia="Segoe UI Symbol" w:hAnsi="Segoe UI Symbol"/>
+          <w:color w:val="2B2B2B"/>
+          <w:sz w:val="22"/>
+          <w:szCs w:val="22"/>
+        </w:rPr>
+        <w:t xml:space="preserve">☐  </w:t>
+      </w:r>
+      <w:r>
+        <w:rPr>
+          <w:rFonts w:ascii="Calibri" w:cs="Calibri" w:eastAsia="Calibri" w:hAnsi="Calibri"/>
+          <w:color w:val="2B2B2B"/>
+          <w:sz w:val="21"/>
+          <w:szCs w:val="21"/>
+        </w:rPr>
+        <w:t xml:space="preserve">Sí</w:t>
+      </w:r>
+    </w:p>
+    <w:p>
+      <w:pPr>
+        <w:keepNext w:val="false"/>
+        <w:spacing w:after="50"/>
+        <w:ind w:left="420"/>
+      </w:pPr>
+      <w:r>
+        <w:rPr>
+          <w:rFonts w:ascii="Segoe UI Symbol" w:cs="Segoe UI Symbol" w:eastAsia="Segoe UI Symbol" w:hAnsi="Segoe UI Symbol"/>
+          <w:color w:val="2B2B2B"/>
+          <w:sz w:val="22"/>
+          <w:szCs w:val="22"/>
+        </w:rPr>
+        <w:t xml:space="preserve">☐  </w:t>
+      </w:r>
+      <w:r>
+        <w:rPr>
+          <w:rFonts w:ascii="Calibri" w:cs="Calibri" w:eastAsia="Calibri" w:hAnsi="Calibri"/>
+          <w:color w:val="2B2B2B"/>
+          <w:sz w:val="21"/>
+          <w:szCs w:val="21"/>
+        </w:rPr>
+        <w:t xml:space="preserve">No</w:t>
       </w:r>
     </w:p>
     <w:p>
@@ -1504,7 +1942,7 @@
                 <w:sz w:val="19"/>
                 <w:szCs w:val="19"/>
               </w:rPr>
-              <w:t xml:space="preserve">La guía no declara ningún alérgeno.</w:t>
+              <w:t xml:space="preserve">La guía no apunta ningún alérgeno.</w:t>
             </w:r>
           </w:p>
         </w:tc>
@@ -1512,7 +1950,8 @@
     </w:tbl>
     <w:p>
       <w:pPr>
-        <w:spacing w:after="90" w:before="180"/>
+        <w:keepNext/>
+        <w:spacing w:after="80" w:before="200"/>
       </w:pPr>
       <w:r>
         <w:rPr>
@@ -1532,7 +1971,57 @@
           <w:sz w:val="21"/>
           <w:szCs w:val="21"/>
         </w:rPr>
-        <w:t xml:space="preserve">¿Correcto, ninguno de los catorce? ¿Y el aceite de fritura y el sazonado de cada chip (nori, palmera, clásico)?</w:t>
+        <w:t xml:space="preserve">¿Es correcto que no llevan ninguno de los 14 alérgenos, tampoco el chip de nori ni el de palmera?</w:t>
+      </w:r>
+    </w:p>
+    <w:p>
+      <w:pPr>
+        <w:keepNext/>
+        <w:spacing w:after="50"/>
+        <w:ind w:left="420"/>
+      </w:pPr>
+      <w:r>
+        <w:rPr>
+          <w:rFonts w:ascii="Segoe UI Symbol" w:cs="Segoe UI Symbol" w:eastAsia="Segoe UI Symbol" w:hAnsi="Segoe UI Symbol"/>
+          <w:color w:val="2B2B2B"/>
+          <w:sz w:val="22"/>
+          <w:szCs w:val="22"/>
+        </w:rPr>
+        <w:t xml:space="preserve">☐  </w:t>
+      </w:r>
+      <w:r>
+        <w:rPr>
+          <w:rFonts w:ascii="Calibri" w:cs="Calibri" w:eastAsia="Calibri" w:hAnsi="Calibri"/>
+          <w:color w:val="2B2B2B"/>
+          <w:sz w:val="21"/>
+          <w:szCs w:val="21"/>
+        </w:rPr>
+        <w:t xml:space="preserve">Correcto, ninguno</w:t>
+      </w:r>
+    </w:p>
+    <w:p>
+      <w:pPr>
+        <w:keepNext/>
+        <w:spacing w:after="50"/>
+        <w:ind w:left="420"/>
+      </w:pPr>
+      <w:r>
+        <w:rPr>
+          <w:rFonts w:ascii="Segoe UI Symbol" w:cs="Segoe UI Symbol" w:eastAsia="Segoe UI Symbol" w:hAnsi="Segoe UI Symbol"/>
+          <w:color w:val="2B2B2B"/>
+          <w:sz w:val="22"/>
+          <w:szCs w:val="22"/>
+        </w:rPr>
+        <w:t xml:space="preserve">☐  </w:t>
+      </w:r>
+      <w:r>
+        <w:rPr>
+          <w:rFonts w:ascii="Calibri" w:cs="Calibri" w:eastAsia="Calibri" w:hAnsi="Calibri"/>
+          <w:color w:val="2B2B2B"/>
+          <w:sz w:val="21"/>
+          <w:szCs w:val="21"/>
+        </w:rPr>
+        <w:t xml:space="preserve">Sí llevan alguno</w:t>
       </w:r>
     </w:p>
     <w:p>
@@ -1540,31 +2029,17 @@
         <w:pBdr>
           <w:bottom w:val="single" w:color="B8B8B8" w:sz="4" w:space="6"/>
         </w:pBdr>
-        <w:spacing w:after="220"/>
-        <w:ind w:left="260"/>
-      </w:pPr>
-      <w:r>
-        <w:rPr>
-          <w:sz w:val="21"/>
-          <w:szCs w:val="21"/>
-        </w:rPr>
-        <w:t xml:space="preserve"/>
-      </w:r>
-    </w:p>
-    <w:p>
-      <w:pPr>
-        <w:pBdr>
-          <w:bottom w:val="single" w:color="B8B8B8" w:sz="4" w:space="6"/>
-        </w:pBdr>
-        <w:spacing w:after="80"/>
-        <w:ind w:left="260"/>
-      </w:pPr>
-      <w:r>
-        <w:rPr>
-          <w:sz w:val="21"/>
-          <w:szCs w:val="21"/>
-        </w:rPr>
-        <w:t xml:space="preserve"/>
+        <w:spacing w:after="80" w:before="120"/>
+        <w:ind w:left="420"/>
+      </w:pPr>
+      <w:r>
+        <w:rPr>
+          <w:rFonts w:ascii="Calibri" w:cs="Calibri" w:eastAsia="Calibri" w:hAnsi="Calibri"/>
+          <w:color w:val="6B6B6B"/>
+          <w:sz w:val="19"/>
+          <w:szCs w:val="19"/>
+        </w:rPr>
+        <w:t xml:space="preserve">Cuál y en qué chip:</w:t>
       </w:r>
     </w:p>
     <w:p>
@@ -1597,7 +2072,7 @@
           <w:sz w:val="20"/>
           <w:szCs w:val="20"/>
         </w:rPr>
-        <w:t xml:space="preserve">La guía pone «Marisco» en varios platos. Para la normativa de alérgenos son dos distintos: los CRUSTÁCEOS (gamba, langostino, carabinero, cangrejo…) y los MOLUSCOS (vieira, navaja, almeja, mejillón, pulpo, calamar…). En cada plato, marcad cuál lleva o si lleva los dos.</w:t>
+        <w:t xml:space="preserve">La guía pone «marisco», pero la ley los cuenta como dos alérgenos distintos. CRUSTÁCEOS: gamba, langostino, carabinero, cigala, cangrejo, bogavante. MOLUSCOS: vieira, navaja, almeja, mejillón, ostra, pulpo, calamar, sepia. Marcad lo que lleva cada plato (puede ser más de una casilla).</w:t>
       </w:r>
     </w:p>
     <w:tbl>
@@ -1656,7 +2131,7 @@
                 <w:sz w:val="19"/>
                 <w:szCs w:val="19"/>
               </w:rPr>
-              <w:t xml:space="preserve">Vieira con kiwi, salsa de fresa y salsa cítrica.</w:t>
+              <w:t xml:space="preserve">Lleva vieira.</w:t>
             </w:r>
           </w:p>
         </w:tc>
@@ -1664,7 +2139,8 @@
     </w:tbl>
     <w:p>
       <w:pPr>
-        <w:spacing w:after="90" w:before="180"/>
+        <w:keepNext/>
+        <w:spacing w:after="80" w:before="200"/>
       </w:pPr>
       <w:r>
         <w:rPr>
@@ -1684,7 +2160,82 @@
           <w:sz w:val="21"/>
           <w:szCs w:val="21"/>
         </w:rPr>
-        <w:t xml:space="preserve">¿Crustáceos, moluscos o los dos?</w:t>
+        <w:t xml:space="preserve">¿Qué marisco lleva?</w:t>
+      </w:r>
+    </w:p>
+    <w:p>
+      <w:pPr>
+        <w:keepNext/>
+        <w:spacing w:after="50"/>
+        <w:ind w:left="420"/>
+      </w:pPr>
+      <w:r>
+        <w:rPr>
+          <w:rFonts w:ascii="Segoe UI Symbol" w:cs="Segoe UI Symbol" w:eastAsia="Segoe UI Symbol" w:hAnsi="Segoe UI Symbol"/>
+          <w:color w:val="2B2B2B"/>
+          <w:sz w:val="22"/>
+          <w:szCs w:val="22"/>
+        </w:rPr>
+        <w:t xml:space="preserve">☐  </w:t>
+      </w:r>
+      <w:r>
+        <w:rPr>
+          <w:rFonts w:ascii="Calibri" w:cs="Calibri" w:eastAsia="Calibri" w:hAnsi="Calibri"/>
+          <w:color w:val="2B2B2B"/>
+          <w:sz w:val="21"/>
+          <w:szCs w:val="21"/>
+        </w:rPr>
+        <w:t xml:space="preserve">Solo vieira (molusco)</w:t>
+      </w:r>
+    </w:p>
+    <w:p>
+      <w:pPr>
+        <w:keepNext/>
+        <w:spacing w:after="50"/>
+        <w:ind w:left="420"/>
+      </w:pPr>
+      <w:r>
+        <w:rPr>
+          <w:rFonts w:ascii="Segoe UI Symbol" w:cs="Segoe UI Symbol" w:eastAsia="Segoe UI Symbol" w:hAnsi="Segoe UI Symbol"/>
+          <w:color w:val="2B2B2B"/>
+          <w:sz w:val="22"/>
+          <w:szCs w:val="22"/>
+        </w:rPr>
+        <w:t xml:space="preserve">☐  </w:t>
+      </w:r>
+      <w:r>
+        <w:rPr>
+          <w:rFonts w:ascii="Calibri" w:cs="Calibri" w:eastAsia="Calibri" w:hAnsi="Calibri"/>
+          <w:color w:val="2B2B2B"/>
+          <w:sz w:val="21"/>
+          <w:szCs w:val="21"/>
+        </w:rPr>
+        <w:t xml:space="preserve">También algún crustáceo</w:t>
+      </w:r>
+    </w:p>
+    <w:p>
+      <w:pPr>
+        <w:keepNext/>
+        <w:spacing w:after="50"/>
+        <w:ind w:left="420"/>
+      </w:pPr>
+      <w:r>
+        <w:rPr>
+          <w:rFonts w:ascii="Segoe UI Symbol" w:cs="Segoe UI Symbol" w:eastAsia="Segoe UI Symbol" w:hAnsi="Segoe UI Symbol"/>
+          <w:color w:val="2B2B2B"/>
+          <w:sz w:val="22"/>
+          <w:szCs w:val="22"/>
+        </w:rPr>
+        <w:t xml:space="preserve">☐  </w:t>
+      </w:r>
+      <w:r>
+        <w:rPr>
+          <w:rFonts w:ascii="Calibri" w:cs="Calibri" w:eastAsia="Calibri" w:hAnsi="Calibri"/>
+          <w:color w:val="2B2B2B"/>
+          <w:sz w:val="21"/>
+          <w:szCs w:val="21"/>
+        </w:rPr>
+        <w:t xml:space="preserve">También otro molusco</w:t>
       </w:r>
     </w:p>
     <w:p>
@@ -1692,15 +2243,17 @@
         <w:pBdr>
           <w:bottom w:val="single" w:color="B8B8B8" w:sz="4" w:space="6"/>
         </w:pBdr>
-        <w:spacing w:after="80"/>
-        <w:ind w:left="260"/>
-      </w:pPr>
-      <w:r>
-        <w:rPr>
-          <w:sz w:val="21"/>
-          <w:szCs w:val="21"/>
-        </w:rPr>
-        <w:t xml:space="preserve"/>
+        <w:spacing w:after="80" w:before="120"/>
+        <w:ind w:left="420"/>
+      </w:pPr>
+      <w:r>
+        <w:rPr>
+          <w:rFonts w:ascii="Calibri" w:cs="Calibri" w:eastAsia="Calibri" w:hAnsi="Calibri"/>
+          <w:color w:val="6B6B6B"/>
+          <w:sz w:val="19"/>
+          <w:szCs w:val="19"/>
+        </w:rPr>
+        <w:t xml:space="preserve">Cuál:</w:t>
       </w:r>
     </w:p>
     <w:p>
@@ -1737,7 +2290,7 @@
           </w:tcPr>
           <w:p>
             <w:pPr>
-              <w:spacing w:after="0"/>
+              <w:spacing w:after="40"/>
             </w:pPr>
             <w:r>
               <w:rPr>
@@ -1751,12 +2304,29 @@
               <w:t xml:space="preserve">MISO DE CARABINERO PICANTE (FICHA 22)</w:t>
             </w:r>
           </w:p>
+          <w:p>
+            <w:pPr>
+              <w:spacing w:after="0"/>
+            </w:pPr>
+            <w:r>
+              <w:rPr>
+                <w:rFonts w:ascii="Calibri" w:cs="Calibri" w:eastAsia="Calibri" w:hAnsi="Calibri"/>
+                <w:i/>
+                <w:iCs/>
+                <w:color w:val="6B6B6B"/>
+                <w:sz w:val="19"/>
+                <w:szCs w:val="19"/>
+              </w:rPr>
+              <w:t xml:space="preserve">Lleva carabinero.</w:t>
+            </w:r>
+          </w:p>
         </w:tc>
       </w:tr>
     </w:tbl>
     <w:p>
       <w:pPr>
-        <w:spacing w:after="90" w:before="180"/>
+        <w:keepNext/>
+        <w:spacing w:after="80" w:before="200"/>
       </w:pPr>
       <w:r>
         <w:rPr>
@@ -1776,7 +2346,82 @@
           <w:sz w:val="21"/>
           <w:szCs w:val="21"/>
         </w:rPr>
-        <w:t xml:space="preserve">¿Crustáceos, moluscos o los dos?</w:t>
+        <w:t xml:space="preserve">¿Qué marisco lleva?</w:t>
+      </w:r>
+    </w:p>
+    <w:p>
+      <w:pPr>
+        <w:keepNext/>
+        <w:spacing w:after="50"/>
+        <w:ind w:left="420"/>
+      </w:pPr>
+      <w:r>
+        <w:rPr>
+          <w:rFonts w:ascii="Segoe UI Symbol" w:cs="Segoe UI Symbol" w:eastAsia="Segoe UI Symbol" w:hAnsi="Segoe UI Symbol"/>
+          <w:color w:val="2B2B2B"/>
+          <w:sz w:val="22"/>
+          <w:szCs w:val="22"/>
+        </w:rPr>
+        <w:t xml:space="preserve">☐  </w:t>
+      </w:r>
+      <w:r>
+        <w:rPr>
+          <w:rFonts w:ascii="Calibri" w:cs="Calibri" w:eastAsia="Calibri" w:hAnsi="Calibri"/>
+          <w:color w:val="2B2B2B"/>
+          <w:sz w:val="21"/>
+          <w:szCs w:val="21"/>
+        </w:rPr>
+        <w:t xml:space="preserve">Solo carabinero (crustáceo)</w:t>
+      </w:r>
+    </w:p>
+    <w:p>
+      <w:pPr>
+        <w:keepNext/>
+        <w:spacing w:after="50"/>
+        <w:ind w:left="420"/>
+      </w:pPr>
+      <w:r>
+        <w:rPr>
+          <w:rFonts w:ascii="Segoe UI Symbol" w:cs="Segoe UI Symbol" w:eastAsia="Segoe UI Symbol" w:hAnsi="Segoe UI Symbol"/>
+          <w:color w:val="2B2B2B"/>
+          <w:sz w:val="22"/>
+          <w:szCs w:val="22"/>
+        </w:rPr>
+        <w:t xml:space="preserve">☐  </w:t>
+      </w:r>
+      <w:r>
+        <w:rPr>
+          <w:rFonts w:ascii="Calibri" w:cs="Calibri" w:eastAsia="Calibri" w:hAnsi="Calibri"/>
+          <w:color w:val="2B2B2B"/>
+          <w:sz w:val="21"/>
+          <w:szCs w:val="21"/>
+        </w:rPr>
+        <w:t xml:space="preserve">También algún molusco</w:t>
+      </w:r>
+    </w:p>
+    <w:p>
+      <w:pPr>
+        <w:keepNext/>
+        <w:spacing w:after="50"/>
+        <w:ind w:left="420"/>
+      </w:pPr>
+      <w:r>
+        <w:rPr>
+          <w:rFonts w:ascii="Segoe UI Symbol" w:cs="Segoe UI Symbol" w:eastAsia="Segoe UI Symbol" w:hAnsi="Segoe UI Symbol"/>
+          <w:color w:val="2B2B2B"/>
+          <w:sz w:val="22"/>
+          <w:szCs w:val="22"/>
+        </w:rPr>
+        <w:t xml:space="preserve">☐  </w:t>
+      </w:r>
+      <w:r>
+        <w:rPr>
+          <w:rFonts w:ascii="Calibri" w:cs="Calibri" w:eastAsia="Calibri" w:hAnsi="Calibri"/>
+          <w:color w:val="2B2B2B"/>
+          <w:sz w:val="21"/>
+          <w:szCs w:val="21"/>
+        </w:rPr>
+        <w:t xml:space="preserve">También otro crustáceo</w:t>
       </w:r>
     </w:p>
     <w:p>
@@ -1784,15 +2429,17 @@
         <w:pBdr>
           <w:bottom w:val="single" w:color="B8B8B8" w:sz="4" w:space="6"/>
         </w:pBdr>
-        <w:spacing w:after="80"/>
-        <w:ind w:left="260"/>
-      </w:pPr>
-      <w:r>
-        <w:rPr>
-          <w:sz w:val="21"/>
-          <w:szCs w:val="21"/>
-        </w:rPr>
-        <w:t xml:space="preserve"/>
+        <w:spacing w:after="80" w:before="120"/>
+        <w:ind w:left="420"/>
+      </w:pPr>
+      <w:r>
+        <w:rPr>
+          <w:rFonts w:ascii="Calibri" w:cs="Calibri" w:eastAsia="Calibri" w:hAnsi="Calibri"/>
+          <w:color w:val="6B6B6B"/>
+          <w:sz w:val="19"/>
+          <w:szCs w:val="19"/>
+        </w:rPr>
+        <w:t xml:space="preserve">Cuál:</w:t>
       </w:r>
     </w:p>
     <w:p>
@@ -1864,7 +2511,8 @@
     </w:tbl>
     <w:p>
       <w:pPr>
-        <w:spacing w:after="90" w:before="180"/>
+        <w:keepNext/>
+        <w:spacing w:after="80" w:before="200"/>
       </w:pPr>
       <w:r>
         <w:rPr>
@@ -1884,7 +2532,82 @@
           <w:sz w:val="21"/>
           <w:szCs w:val="21"/>
         </w:rPr>
-        <w:t xml:space="preserve">¿Crustáceos, moluscos o los dos?</w:t>
+        <w:t xml:space="preserve">¿Qué marisco lleva?</w:t>
+      </w:r>
+    </w:p>
+    <w:p>
+      <w:pPr>
+        <w:keepNext/>
+        <w:spacing w:after="50"/>
+        <w:ind w:left="420"/>
+      </w:pPr>
+      <w:r>
+        <w:rPr>
+          <w:rFonts w:ascii="Segoe UI Symbol" w:cs="Segoe UI Symbol" w:eastAsia="Segoe UI Symbol" w:hAnsi="Segoe UI Symbol"/>
+          <w:color w:val="2B2B2B"/>
+          <w:sz w:val="22"/>
+          <w:szCs w:val="22"/>
+        </w:rPr>
+        <w:t xml:space="preserve">☐  </w:t>
+      </w:r>
+      <w:r>
+        <w:rPr>
+          <w:rFonts w:ascii="Calibri" w:cs="Calibri" w:eastAsia="Calibri" w:hAnsi="Calibri"/>
+          <w:color w:val="2B2B2B"/>
+          <w:sz w:val="21"/>
+          <w:szCs w:val="21"/>
+        </w:rPr>
+        <w:t xml:space="preserve">Solo langostino (crustáceo)</w:t>
+      </w:r>
+    </w:p>
+    <w:p>
+      <w:pPr>
+        <w:keepNext/>
+        <w:spacing w:after="50"/>
+        <w:ind w:left="420"/>
+      </w:pPr>
+      <w:r>
+        <w:rPr>
+          <w:rFonts w:ascii="Segoe UI Symbol" w:cs="Segoe UI Symbol" w:eastAsia="Segoe UI Symbol" w:hAnsi="Segoe UI Symbol"/>
+          <w:color w:val="2B2B2B"/>
+          <w:sz w:val="22"/>
+          <w:szCs w:val="22"/>
+        </w:rPr>
+        <w:t xml:space="preserve">☐  </w:t>
+      </w:r>
+      <w:r>
+        <w:rPr>
+          <w:rFonts w:ascii="Calibri" w:cs="Calibri" w:eastAsia="Calibri" w:hAnsi="Calibri"/>
+          <w:color w:val="2B2B2B"/>
+          <w:sz w:val="21"/>
+          <w:szCs w:val="21"/>
+        </w:rPr>
+        <w:t xml:space="preserve">También algún molusco</w:t>
+      </w:r>
+    </w:p>
+    <w:p>
+      <w:pPr>
+        <w:keepNext/>
+        <w:spacing w:after="50"/>
+        <w:ind w:left="420"/>
+      </w:pPr>
+      <w:r>
+        <w:rPr>
+          <w:rFonts w:ascii="Segoe UI Symbol" w:cs="Segoe UI Symbol" w:eastAsia="Segoe UI Symbol" w:hAnsi="Segoe UI Symbol"/>
+          <w:color w:val="2B2B2B"/>
+          <w:sz w:val="22"/>
+          <w:szCs w:val="22"/>
+        </w:rPr>
+        <w:t xml:space="preserve">☐  </w:t>
+      </w:r>
+      <w:r>
+        <w:rPr>
+          <w:rFonts w:ascii="Calibri" w:cs="Calibri" w:eastAsia="Calibri" w:hAnsi="Calibri"/>
+          <w:color w:val="2B2B2B"/>
+          <w:sz w:val="21"/>
+          <w:szCs w:val="21"/>
+        </w:rPr>
+        <w:t xml:space="preserve">También otro crustáceo</w:t>
       </w:r>
     </w:p>
     <w:p>
@@ -1892,15 +2615,389 @@
         <w:pBdr>
           <w:bottom w:val="single" w:color="B8B8B8" w:sz="4" w:space="6"/>
         </w:pBdr>
-        <w:spacing w:after="80"/>
-        <w:ind w:left="260"/>
-      </w:pPr>
-      <w:r>
-        <w:rPr>
-          <w:sz w:val="21"/>
-          <w:szCs w:val="21"/>
-        </w:rPr>
-        <w:t xml:space="preserve"/>
+        <w:spacing w:after="80" w:before="120"/>
+        <w:ind w:left="420"/>
+      </w:pPr>
+      <w:r>
+        <w:rPr>
+          <w:rFonts w:ascii="Calibri" w:cs="Calibri" w:eastAsia="Calibri" w:hAnsi="Calibri"/>
+          <w:color w:val="6B6B6B"/>
+          <w:sz w:val="19"/>
+          <w:szCs w:val="19"/>
+        </w:rPr>
+        <w:t xml:space="preserve">Cuál:</w:t>
+      </w:r>
+    </w:p>
+    <w:p>
+      <w:pPr>
+        <w:spacing w:after="140"/>
+      </w:pPr>
+    </w:p>
+    <w:tbl>
+      <w:tblPr>
+        <w:tblW w:type="dxa" w:w="9360"/>
+        <w:tblBorders>
+          <w:top w:val="none"/>
+          <w:left w:val="single" w:color="8A5A2B" w:sz="18"/>
+          <w:bottom w:val="none"/>
+          <w:right w:val="none"/>
+          <w:insideH w:val="none"/>
+          <w:insideV w:val="none"/>
+        </w:tblBorders>
+      </w:tblPr>
+      <w:tblGrid>
+        <w:gridCol w:w="9360"/>
+      </w:tblGrid>
+      <w:tr>
+        <w:tc>
+          <w:tcPr>
+            <w:tcW w:type="dxa" w:w="9360"/>
+            <w:shd w:fill="F7F2E7" w:val="clear"/>
+            <w:tcMar>
+              <w:top w:type="dxa" w:w="90"/>
+              <w:left w:type="dxa" w:w="160"/>
+              <w:bottom w:type="dxa" w:w="90"/>
+              <w:right w:type="dxa" w:w="160"/>
+            </w:tcMar>
+          </w:tcPr>
+          <w:p>
+            <w:pPr>
+              <w:spacing w:after="40"/>
+            </w:pPr>
+            <w:r>
+              <w:rPr>
+                <w:rFonts w:ascii="Calibri" w:cs="Calibri" w:eastAsia="Calibri" w:hAnsi="Calibri"/>
+                <w:b/>
+                <w:bCs/>
+                <w:color w:val="8A5A2B"/>
+                <w:sz w:val="24"/>
+                <w:szCs w:val="24"/>
+              </w:rPr>
+              <w:t xml:space="preserve">CARABINERO (FICHA 50)</w:t>
+            </w:r>
+          </w:p>
+          <w:p>
+            <w:pPr>
+              <w:spacing w:after="0"/>
+            </w:pPr>
+            <w:r>
+              <w:rPr>
+                <w:rFonts w:ascii="Calibri" w:cs="Calibri" w:eastAsia="Calibri" w:hAnsi="Calibri"/>
+                <w:i/>
+                <w:iCs/>
+                <w:color w:val="6B6B6B"/>
+                <w:sz w:val="19"/>
+                <w:szCs w:val="19"/>
+              </w:rPr>
+              <w:t xml:space="preserve">Tataki de carabinero.</w:t>
+            </w:r>
+          </w:p>
+        </w:tc>
+      </w:tr>
+    </w:tbl>
+    <w:p>
+      <w:pPr>
+        <w:keepNext/>
+        <w:spacing w:after="80" w:before="200"/>
+      </w:pPr>
+      <w:r>
+        <w:rPr>
+          <w:rFonts w:ascii="Calibri" w:cs="Calibri" w:eastAsia="Calibri" w:hAnsi="Calibri"/>
+          <w:b/>
+          <w:bCs/>
+          <w:color w:val="8A5A2B"/>
+          <w:sz w:val="21"/>
+          <w:szCs w:val="21"/>
+        </w:rPr>
+        <w:t xml:space="preserve">17.  </w:t>
+      </w:r>
+      <w:r>
+        <w:rPr>
+          <w:rFonts w:ascii="Calibri" w:cs="Calibri" w:eastAsia="Calibri" w:hAnsi="Calibri"/>
+          <w:color w:val="2B2B2B"/>
+          <w:sz w:val="21"/>
+          <w:szCs w:val="21"/>
+        </w:rPr>
+        <w:t xml:space="preserve">¿Qué marisco lleva?</w:t>
+      </w:r>
+    </w:p>
+    <w:p>
+      <w:pPr>
+        <w:keepNext/>
+        <w:spacing w:after="50"/>
+        <w:ind w:left="420"/>
+      </w:pPr>
+      <w:r>
+        <w:rPr>
+          <w:rFonts w:ascii="Segoe UI Symbol" w:cs="Segoe UI Symbol" w:eastAsia="Segoe UI Symbol" w:hAnsi="Segoe UI Symbol"/>
+          <w:color w:val="2B2B2B"/>
+          <w:sz w:val="22"/>
+          <w:szCs w:val="22"/>
+        </w:rPr>
+        <w:t xml:space="preserve">☐  </w:t>
+      </w:r>
+      <w:r>
+        <w:rPr>
+          <w:rFonts w:ascii="Calibri" w:cs="Calibri" w:eastAsia="Calibri" w:hAnsi="Calibri"/>
+          <w:color w:val="2B2B2B"/>
+          <w:sz w:val="21"/>
+          <w:szCs w:val="21"/>
+        </w:rPr>
+        <w:t xml:space="preserve">Solo carabinero (crustáceo)</w:t>
+      </w:r>
+    </w:p>
+    <w:p>
+      <w:pPr>
+        <w:keepNext/>
+        <w:spacing w:after="50"/>
+        <w:ind w:left="420"/>
+      </w:pPr>
+      <w:r>
+        <w:rPr>
+          <w:rFonts w:ascii="Segoe UI Symbol" w:cs="Segoe UI Symbol" w:eastAsia="Segoe UI Symbol" w:hAnsi="Segoe UI Symbol"/>
+          <w:color w:val="2B2B2B"/>
+          <w:sz w:val="22"/>
+          <w:szCs w:val="22"/>
+        </w:rPr>
+        <w:t xml:space="preserve">☐  </w:t>
+      </w:r>
+      <w:r>
+        <w:rPr>
+          <w:rFonts w:ascii="Calibri" w:cs="Calibri" w:eastAsia="Calibri" w:hAnsi="Calibri"/>
+          <w:color w:val="2B2B2B"/>
+          <w:sz w:val="21"/>
+          <w:szCs w:val="21"/>
+        </w:rPr>
+        <w:t xml:space="preserve">También algún molusco</w:t>
+      </w:r>
+    </w:p>
+    <w:p>
+      <w:pPr>
+        <w:keepNext/>
+        <w:spacing w:after="50"/>
+        <w:ind w:left="420"/>
+      </w:pPr>
+      <w:r>
+        <w:rPr>
+          <w:rFonts w:ascii="Segoe UI Symbol" w:cs="Segoe UI Symbol" w:eastAsia="Segoe UI Symbol" w:hAnsi="Segoe UI Symbol"/>
+          <w:color w:val="2B2B2B"/>
+          <w:sz w:val="22"/>
+          <w:szCs w:val="22"/>
+        </w:rPr>
+        <w:t xml:space="preserve">☐  </w:t>
+      </w:r>
+      <w:r>
+        <w:rPr>
+          <w:rFonts w:ascii="Calibri" w:cs="Calibri" w:eastAsia="Calibri" w:hAnsi="Calibri"/>
+          <w:color w:val="2B2B2B"/>
+          <w:sz w:val="21"/>
+          <w:szCs w:val="21"/>
+        </w:rPr>
+        <w:t xml:space="preserve">También otro crustáceo</w:t>
+      </w:r>
+    </w:p>
+    <w:p>
+      <w:pPr>
+        <w:pBdr>
+          <w:bottom w:val="single" w:color="B8B8B8" w:sz="4" w:space="6"/>
+        </w:pBdr>
+        <w:spacing w:after="80" w:before="120"/>
+        <w:ind w:left="420"/>
+      </w:pPr>
+      <w:r>
+        <w:rPr>
+          <w:rFonts w:ascii="Calibri" w:cs="Calibri" w:eastAsia="Calibri" w:hAnsi="Calibri"/>
+          <w:color w:val="6B6B6B"/>
+          <w:sz w:val="19"/>
+          <w:szCs w:val="19"/>
+        </w:rPr>
+        <w:t xml:space="preserve">Cuál:</w:t>
+      </w:r>
+    </w:p>
+    <w:p>
+      <w:pPr>
+        <w:spacing w:after="140"/>
+      </w:pPr>
+    </w:p>
+    <w:tbl>
+      <w:tblPr>
+        <w:tblW w:type="dxa" w:w="9360"/>
+        <w:tblBorders>
+          <w:top w:val="none"/>
+          <w:left w:val="single" w:color="8A5A2B" w:sz="18"/>
+          <w:bottom w:val="none"/>
+          <w:right w:val="none"/>
+          <w:insideH w:val="none"/>
+          <w:insideV w:val="none"/>
+        </w:tblBorders>
+      </w:tblPr>
+      <w:tblGrid>
+        <w:gridCol w:w="9360"/>
+      </w:tblGrid>
+      <w:tr>
+        <w:tc>
+          <w:tcPr>
+            <w:tcW w:type="dxa" w:w="9360"/>
+            <w:shd w:fill="F7F2E7" w:val="clear"/>
+            <w:tcMar>
+              <w:top w:type="dxa" w:w="90"/>
+              <w:left w:type="dxa" w:w="160"/>
+              <w:bottom w:type="dxa" w:w="90"/>
+              <w:right w:type="dxa" w:w="160"/>
+            </w:tcMar>
+          </w:tcPr>
+          <w:p>
+            <w:pPr>
+              <w:spacing w:after="40"/>
+            </w:pPr>
+            <w:r>
+              <w:rPr>
+                <w:rFonts w:ascii="Calibri" w:cs="Calibri" w:eastAsia="Calibri" w:hAnsi="Calibri"/>
+                <w:b/>
+                <w:bCs/>
+                <w:color w:val="8A5A2B"/>
+                <w:sz w:val="24"/>
+                <w:szCs w:val="24"/>
+              </w:rPr>
+              <w:t xml:space="preserve">HOTATE BEURRE BLANC (PASE 3 DEL MENÚ, FICHA 72)</w:t>
+            </w:r>
+          </w:p>
+          <w:p>
+            <w:pPr>
+              <w:spacing w:after="0"/>
+            </w:pPr>
+            <w:r>
+              <w:rPr>
+                <w:rFonts w:ascii="Calibri" w:cs="Calibri" w:eastAsia="Calibri" w:hAnsi="Calibri"/>
+                <w:i/>
+                <w:iCs/>
+                <w:color w:val="6B6B6B"/>
+                <w:sz w:val="19"/>
+                <w:szCs w:val="19"/>
+              </w:rPr>
+              <w:t xml:space="preserve">Lleva vieira.</w:t>
+            </w:r>
+          </w:p>
+        </w:tc>
+      </w:tr>
+    </w:tbl>
+    <w:p>
+      <w:pPr>
+        <w:keepNext/>
+        <w:spacing w:after="80" w:before="200"/>
+      </w:pPr>
+      <w:r>
+        <w:rPr>
+          <w:rFonts w:ascii="Calibri" w:cs="Calibri" w:eastAsia="Calibri" w:hAnsi="Calibri"/>
+          <w:b/>
+          <w:bCs/>
+          <w:color w:val="8A5A2B"/>
+          <w:sz w:val="21"/>
+          <w:szCs w:val="21"/>
+        </w:rPr>
+        <w:t xml:space="preserve">18.  </w:t>
+      </w:r>
+      <w:r>
+        <w:rPr>
+          <w:rFonts w:ascii="Calibri" w:cs="Calibri" w:eastAsia="Calibri" w:hAnsi="Calibri"/>
+          <w:color w:val="2B2B2B"/>
+          <w:sz w:val="21"/>
+          <w:szCs w:val="21"/>
+        </w:rPr>
+        <w:t xml:space="preserve">¿Qué marisco lleva?</w:t>
+      </w:r>
+    </w:p>
+    <w:p>
+      <w:pPr>
+        <w:keepNext/>
+        <w:spacing w:after="50"/>
+        <w:ind w:left="420"/>
+      </w:pPr>
+      <w:r>
+        <w:rPr>
+          <w:rFonts w:ascii="Segoe UI Symbol" w:cs="Segoe UI Symbol" w:eastAsia="Segoe UI Symbol" w:hAnsi="Segoe UI Symbol"/>
+          <w:color w:val="2B2B2B"/>
+          <w:sz w:val="22"/>
+          <w:szCs w:val="22"/>
+        </w:rPr>
+        <w:t xml:space="preserve">☐  </w:t>
+      </w:r>
+      <w:r>
+        <w:rPr>
+          <w:rFonts w:ascii="Calibri" w:cs="Calibri" w:eastAsia="Calibri" w:hAnsi="Calibri"/>
+          <w:color w:val="2B2B2B"/>
+          <w:sz w:val="21"/>
+          <w:szCs w:val="21"/>
+        </w:rPr>
+        <w:t xml:space="preserve">Solo vieira (molusco)</w:t>
+      </w:r>
+    </w:p>
+    <w:p>
+      <w:pPr>
+        <w:keepNext/>
+        <w:spacing w:after="50"/>
+        <w:ind w:left="420"/>
+      </w:pPr>
+      <w:r>
+        <w:rPr>
+          <w:rFonts w:ascii="Segoe UI Symbol" w:cs="Segoe UI Symbol" w:eastAsia="Segoe UI Symbol" w:hAnsi="Segoe UI Symbol"/>
+          <w:color w:val="2B2B2B"/>
+          <w:sz w:val="22"/>
+          <w:szCs w:val="22"/>
+        </w:rPr>
+        <w:t xml:space="preserve">☐  </w:t>
+      </w:r>
+      <w:r>
+        <w:rPr>
+          <w:rFonts w:ascii="Calibri" w:cs="Calibri" w:eastAsia="Calibri" w:hAnsi="Calibri"/>
+          <w:color w:val="2B2B2B"/>
+          <w:sz w:val="21"/>
+          <w:szCs w:val="21"/>
+        </w:rPr>
+        <w:t xml:space="preserve">También algún crustáceo</w:t>
+      </w:r>
+    </w:p>
+    <w:p>
+      <w:pPr>
+        <w:keepNext/>
+        <w:spacing w:after="50"/>
+        <w:ind w:left="420"/>
+      </w:pPr>
+      <w:r>
+        <w:rPr>
+          <w:rFonts w:ascii="Segoe UI Symbol" w:cs="Segoe UI Symbol" w:eastAsia="Segoe UI Symbol" w:hAnsi="Segoe UI Symbol"/>
+          <w:color w:val="2B2B2B"/>
+          <w:sz w:val="22"/>
+          <w:szCs w:val="22"/>
+        </w:rPr>
+        <w:t xml:space="preserve">☐  </w:t>
+      </w:r>
+      <w:r>
+        <w:rPr>
+          <w:rFonts w:ascii="Calibri" w:cs="Calibri" w:eastAsia="Calibri" w:hAnsi="Calibri"/>
+          <w:color w:val="2B2B2B"/>
+          <w:sz w:val="21"/>
+          <w:szCs w:val="21"/>
+        </w:rPr>
+        <w:t xml:space="preserve">También otro molusco</w:t>
+      </w:r>
+    </w:p>
+    <w:p>
+      <w:pPr>
+        <w:pBdr>
+          <w:bottom w:val="single" w:color="B8B8B8" w:sz="4" w:space="6"/>
+        </w:pBdr>
+        <w:spacing w:after="80" w:before="120"/>
+        <w:ind w:left="420"/>
+      </w:pPr>
+      <w:r>
+        <w:rPr>
+          <w:rFonts w:ascii="Calibri" w:cs="Calibri" w:eastAsia="Calibri" w:hAnsi="Calibri"/>
+          <w:color w:val="6B6B6B"/>
+          <w:sz w:val="19"/>
+          <w:szCs w:val="19"/>
+        </w:rPr>
+        <w:t xml:space="preserve">Cuál:</w:t>
       </w:r>
     </w:p>
     <w:p>
@@ -1964,7 +3061,7 @@
                 <w:sz w:val="19"/>
                 <w:szCs w:val="19"/>
               </w:rPr>
-              <w:t xml:space="preserve">Siete tipos de sashimi.</w:t>
+              <w:t xml:space="preserve">Siete tipos de sashimi, dos cortes de cada uno.</w:t>
             </w:r>
           </w:p>
         </w:tc>
@@ -1972,7 +3069,8 @@
     </w:tbl>
     <w:p>
       <w:pPr>
-        <w:spacing w:after="90" w:before="180"/>
+        <w:keepNext/>
+        <w:spacing w:after="80" w:before="200"/>
       </w:pPr>
       <w:r>
         <w:rPr>
@@ -1983,16 +3081,91 @@
           <w:sz w:val="21"/>
           <w:szCs w:val="21"/>
         </w:rPr>
-        <w:t xml:space="preserve">17.  </w:t>
-      </w:r>
-      <w:r>
-        <w:rPr>
-          <w:rFonts w:ascii="Calibri" w:cs="Calibri" w:eastAsia="Calibri" w:hAnsi="Calibri"/>
-          <w:color w:val="2B2B2B"/>
-          <w:sz w:val="21"/>
-          <w:szCs w:val="21"/>
-        </w:rPr>
-        <w:t xml:space="preserve">¿Crustáceos, moluscos o los dos? ¿Depende del día?</w:t>
+        <w:t xml:space="preserve">19.  </w:t>
+      </w:r>
+      <w:r>
+        <w:rPr>
+          <w:rFonts w:ascii="Calibri" w:cs="Calibri" w:eastAsia="Calibri" w:hAnsi="Calibri"/>
+          <w:color w:val="2B2B2B"/>
+          <w:sz w:val="21"/>
+          <w:szCs w:val="21"/>
+        </w:rPr>
+        <w:t xml:space="preserve">¿Qué marisco puede llevar?</w:t>
+      </w:r>
+    </w:p>
+    <w:p>
+      <w:pPr>
+        <w:keepNext/>
+        <w:spacing w:after="50"/>
+        <w:ind w:left="420"/>
+      </w:pPr>
+      <w:r>
+        <w:rPr>
+          <w:rFonts w:ascii="Segoe UI Symbol" w:cs="Segoe UI Symbol" w:eastAsia="Segoe UI Symbol" w:hAnsi="Segoe UI Symbol"/>
+          <w:color w:val="2B2B2B"/>
+          <w:sz w:val="22"/>
+          <w:szCs w:val="22"/>
+        </w:rPr>
+        <w:t xml:space="preserve">☐  </w:t>
+      </w:r>
+      <w:r>
+        <w:rPr>
+          <w:rFonts w:ascii="Calibri" w:cs="Calibri" w:eastAsia="Calibri" w:hAnsi="Calibri"/>
+          <w:color w:val="2B2B2B"/>
+          <w:sz w:val="21"/>
+          <w:szCs w:val="21"/>
+        </w:rPr>
+        <w:t xml:space="preserve">Crustáceos (gamba, carabinero…)</w:t>
+      </w:r>
+    </w:p>
+    <w:p>
+      <w:pPr>
+        <w:keepNext/>
+        <w:spacing w:after="50"/>
+        <w:ind w:left="420"/>
+      </w:pPr>
+      <w:r>
+        <w:rPr>
+          <w:rFonts w:ascii="Segoe UI Symbol" w:cs="Segoe UI Symbol" w:eastAsia="Segoe UI Symbol" w:hAnsi="Segoe UI Symbol"/>
+          <w:color w:val="2B2B2B"/>
+          <w:sz w:val="22"/>
+          <w:szCs w:val="22"/>
+        </w:rPr>
+        <w:t xml:space="preserve">☐  </w:t>
+      </w:r>
+      <w:r>
+        <w:rPr>
+          <w:rFonts w:ascii="Calibri" w:cs="Calibri" w:eastAsia="Calibri" w:hAnsi="Calibri"/>
+          <w:color w:val="2B2B2B"/>
+          <w:sz w:val="21"/>
+          <w:szCs w:val="21"/>
+        </w:rPr>
+        <w:t xml:space="preserve">Moluscos (vieira, pulpo…)</w:t>
+      </w:r>
+    </w:p>
+    <w:p>
+      <w:pPr>
+        <w:keepNext/>
+        <w:spacing w:after="50"/>
+        <w:ind w:left="420"/>
+      </w:pPr>
+      <w:r>
+        <w:rPr>
+          <w:rFonts w:ascii="Segoe UI Symbol" w:cs="Segoe UI Symbol" w:eastAsia="Segoe UI Symbol" w:hAnsi="Segoe UI Symbol"/>
+          <w:color w:val="2B2B2B"/>
+          <w:sz w:val="22"/>
+          <w:szCs w:val="22"/>
+        </w:rPr>
+        <w:t xml:space="preserve">☐  </w:t>
+      </w:r>
+      <w:r>
+        <w:rPr>
+          <w:rFonts w:ascii="Calibri" w:cs="Calibri" w:eastAsia="Calibri" w:hAnsi="Calibri"/>
+          <w:color w:val="2B2B2B"/>
+          <w:sz w:val="21"/>
+          <w:szCs w:val="21"/>
+        </w:rPr>
+        <w:t xml:space="preserve">Depende del día</w:t>
       </w:r>
     </w:p>
     <w:p>
@@ -2000,31 +3173,17 @@
         <w:pBdr>
           <w:bottom w:val="single" w:color="B8B8B8" w:sz="4" w:space="6"/>
         </w:pBdr>
-        <w:spacing w:after="220"/>
-        <w:ind w:left="260"/>
-      </w:pPr>
-      <w:r>
-        <w:rPr>
-          <w:sz w:val="21"/>
-          <w:szCs w:val="21"/>
-        </w:rPr>
-        <w:t xml:space="preserve"/>
-      </w:r>
-    </w:p>
-    <w:p>
-      <w:pPr>
-        <w:pBdr>
-          <w:bottom w:val="single" w:color="B8B8B8" w:sz="4" w:space="6"/>
-        </w:pBdr>
-        <w:spacing w:after="80"/>
-        <w:ind w:left="260"/>
-      </w:pPr>
-      <w:r>
-        <w:rPr>
-          <w:sz w:val="21"/>
-          <w:szCs w:val="21"/>
-        </w:rPr>
-        <w:t xml:space="preserve"/>
+        <w:spacing w:after="80" w:before="120"/>
+        <w:ind w:left="420"/>
+      </w:pPr>
+      <w:r>
+        <w:rPr>
+          <w:rFonts w:ascii="Calibri" w:cs="Calibri" w:eastAsia="Calibri" w:hAnsi="Calibri"/>
+          <w:color w:val="6B6B6B"/>
+          <w:sz w:val="19"/>
+          <w:szCs w:val="19"/>
+        </w:rPr>
+        <w:t xml:space="preserve">Cuáles suelen ser:</w:t>
       </w:r>
     </w:p>
     <w:p>
@@ -2096,7 +3255,8 @@
     </w:tbl>
     <w:p>
       <w:pPr>
-        <w:spacing w:after="90" w:before="180"/>
+        <w:keepNext/>
+        <w:spacing w:after="80" w:before="200"/>
       </w:pPr>
       <w:r>
         <w:rPr>
@@ -2107,16 +3267,91 @@
           <w:sz w:val="21"/>
           <w:szCs w:val="21"/>
         </w:rPr>
-        <w:t xml:space="preserve">18.  </w:t>
-      </w:r>
-      <w:r>
-        <w:rPr>
-          <w:rFonts w:ascii="Calibri" w:cs="Calibri" w:eastAsia="Calibri" w:hAnsi="Calibri"/>
-          <w:color w:val="2B2B2B"/>
-          <w:sz w:val="21"/>
-          <w:szCs w:val="21"/>
-        </w:rPr>
-        <w:t xml:space="preserve">¿Crustáceos, moluscos o los dos? ¿Depende del día?</w:t>
+        <w:t xml:space="preserve">20.  </w:t>
+      </w:r>
+      <w:r>
+        <w:rPr>
+          <w:rFonts w:ascii="Calibri" w:cs="Calibri" w:eastAsia="Calibri" w:hAnsi="Calibri"/>
+          <w:color w:val="2B2B2B"/>
+          <w:sz w:val="21"/>
+          <w:szCs w:val="21"/>
+        </w:rPr>
+        <w:t xml:space="preserve">¿Qué marisco puede llevar?</w:t>
+      </w:r>
+    </w:p>
+    <w:p>
+      <w:pPr>
+        <w:keepNext/>
+        <w:spacing w:after="50"/>
+        <w:ind w:left="420"/>
+      </w:pPr>
+      <w:r>
+        <w:rPr>
+          <w:rFonts w:ascii="Segoe UI Symbol" w:cs="Segoe UI Symbol" w:eastAsia="Segoe UI Symbol" w:hAnsi="Segoe UI Symbol"/>
+          <w:color w:val="2B2B2B"/>
+          <w:sz w:val="22"/>
+          <w:szCs w:val="22"/>
+        </w:rPr>
+        <w:t xml:space="preserve">☐  </w:t>
+      </w:r>
+      <w:r>
+        <w:rPr>
+          <w:rFonts w:ascii="Calibri" w:cs="Calibri" w:eastAsia="Calibri" w:hAnsi="Calibri"/>
+          <w:color w:val="2B2B2B"/>
+          <w:sz w:val="21"/>
+          <w:szCs w:val="21"/>
+        </w:rPr>
+        <w:t xml:space="preserve">Crustáceos (gamba, carabinero…)</w:t>
+      </w:r>
+    </w:p>
+    <w:p>
+      <w:pPr>
+        <w:keepNext/>
+        <w:spacing w:after="50"/>
+        <w:ind w:left="420"/>
+      </w:pPr>
+      <w:r>
+        <w:rPr>
+          <w:rFonts w:ascii="Segoe UI Symbol" w:cs="Segoe UI Symbol" w:eastAsia="Segoe UI Symbol" w:hAnsi="Segoe UI Symbol"/>
+          <w:color w:val="2B2B2B"/>
+          <w:sz w:val="22"/>
+          <w:szCs w:val="22"/>
+        </w:rPr>
+        <w:t xml:space="preserve">☐  </w:t>
+      </w:r>
+      <w:r>
+        <w:rPr>
+          <w:rFonts w:ascii="Calibri" w:cs="Calibri" w:eastAsia="Calibri" w:hAnsi="Calibri"/>
+          <w:color w:val="2B2B2B"/>
+          <w:sz w:val="21"/>
+          <w:szCs w:val="21"/>
+        </w:rPr>
+        <w:t xml:space="preserve">Moluscos (vieira, pulpo…)</w:t>
+      </w:r>
+    </w:p>
+    <w:p>
+      <w:pPr>
+        <w:keepNext/>
+        <w:spacing w:after="50"/>
+        <w:ind w:left="420"/>
+      </w:pPr>
+      <w:r>
+        <w:rPr>
+          <w:rFonts w:ascii="Segoe UI Symbol" w:cs="Segoe UI Symbol" w:eastAsia="Segoe UI Symbol" w:hAnsi="Segoe UI Symbol"/>
+          <w:color w:val="2B2B2B"/>
+          <w:sz w:val="22"/>
+          <w:szCs w:val="22"/>
+        </w:rPr>
+        <w:t xml:space="preserve">☐  </w:t>
+      </w:r>
+      <w:r>
+        <w:rPr>
+          <w:rFonts w:ascii="Calibri" w:cs="Calibri" w:eastAsia="Calibri" w:hAnsi="Calibri"/>
+          <w:color w:val="2B2B2B"/>
+          <w:sz w:val="21"/>
+          <w:szCs w:val="21"/>
+        </w:rPr>
+        <w:t xml:space="preserve">Depende del día</w:t>
       </w:r>
     </w:p>
     <w:p>
@@ -2124,37 +3359,51 @@
         <w:pBdr>
           <w:bottom w:val="single" w:color="B8B8B8" w:sz="4" w:space="6"/>
         </w:pBdr>
-        <w:spacing w:after="220"/>
-        <w:ind w:left="260"/>
-      </w:pPr>
-      <w:r>
-        <w:rPr>
-          <w:sz w:val="21"/>
-          <w:szCs w:val="21"/>
-        </w:rPr>
-        <w:t xml:space="preserve"/>
+        <w:spacing w:after="80" w:before="120"/>
+        <w:ind w:left="420"/>
+      </w:pPr>
+      <w:r>
+        <w:rPr>
+          <w:rFonts w:ascii="Calibri" w:cs="Calibri" w:eastAsia="Calibri" w:hAnsi="Calibri"/>
+          <w:color w:val="6B6B6B"/>
+          <w:sz w:val="19"/>
+          <w:szCs w:val="19"/>
+        </w:rPr>
+        <w:t xml:space="preserve">Cuáles suelen ser:</w:t>
       </w:r>
     </w:p>
     <w:p>
       <w:pPr>
         <w:pBdr>
-          <w:bottom w:val="single" w:color="B8B8B8" w:sz="4" w:space="6"/>
+          <w:bottom w:val="single" w:color="8A5A2B" w:sz="10" w:space="6"/>
         </w:pBdr>
-        <w:spacing w:after="80"/>
-        <w:ind w:left="260"/>
-      </w:pPr>
-      <w:r>
-        <w:rPr>
-          <w:sz w:val="21"/>
-          <w:szCs w:val="21"/>
-        </w:rPr>
-        <w:t xml:space="preserve"/>
-      </w:r>
-    </w:p>
-    <w:p>
-      <w:pPr>
-        <w:spacing w:after="140"/>
-      </w:pPr>
+        <w:spacing w:after="160" w:before="360"/>
+      </w:pPr>
+      <w:r>
+        <w:rPr>
+          <w:rFonts w:ascii="Calibri" w:cs="Calibri" w:eastAsia="Calibri" w:hAnsi="Calibri"/>
+          <w:b/>
+          <w:bCs/>
+          <w:color w:val="2B2B2B"/>
+          <w:sz w:val="26"/>
+          <w:szCs w:val="26"/>
+        </w:rPr>
+        <w:t xml:space="preserve">Bloque 3 · Menú degustación</w:t>
+      </w:r>
+    </w:p>
+    <w:p>
+      <w:pPr>
+        <w:spacing w:after="200" w:before="0" w:line="280"/>
+      </w:pPr>
+      <w:r>
+        <w:rPr>
+          <w:rFonts w:ascii="Calibri" w:cs="Calibri" w:eastAsia="Calibri" w:hAnsi="Calibri"/>
+          <w:color w:val="6B6B6B"/>
+          <w:sz w:val="20"/>
+          <w:szCs w:val="20"/>
+        </w:rPr>
+        <w:t xml:space="preserve">En el documento del menú no aparecen los alérgenos. Necesitamos los de cada pase.</w:t>
+      </w:r>
     </w:p>
     <w:tbl>
       <w:tblPr>
@@ -2185,219 +3434,7 @@
           </w:tcPr>
           <w:p>
             <w:pPr>
-              <w:spacing w:after="0"/>
-            </w:pPr>
-            <w:r>
-              <w:rPr>
-                <w:rFonts w:ascii="Calibri" w:cs="Calibri" w:eastAsia="Calibri" w:hAnsi="Calibri"/>
-                <w:b/>
-                <w:bCs/>
-                <w:color w:val="8A5A2B"/>
-                <w:sz w:val="24"/>
-                <w:szCs w:val="24"/>
-              </w:rPr>
-              <w:t xml:space="preserve">CARABINERO (FICHA 50)</w:t>
-            </w:r>
-          </w:p>
-        </w:tc>
-      </w:tr>
-    </w:tbl>
-    <w:p>
-      <w:pPr>
-        <w:spacing w:after="90" w:before="180"/>
-      </w:pPr>
-      <w:r>
-        <w:rPr>
-          <w:rFonts w:ascii="Calibri" w:cs="Calibri" w:eastAsia="Calibri" w:hAnsi="Calibri"/>
-          <w:b/>
-          <w:bCs/>
-          <w:color w:val="8A5A2B"/>
-          <w:sz w:val="21"/>
-          <w:szCs w:val="21"/>
-        </w:rPr>
-        <w:t xml:space="preserve">19.  </w:t>
-      </w:r>
-      <w:r>
-        <w:rPr>
-          <w:rFonts w:ascii="Calibri" w:cs="Calibri" w:eastAsia="Calibri" w:hAnsi="Calibri"/>
-          <w:color w:val="2B2B2B"/>
-          <w:sz w:val="21"/>
-          <w:szCs w:val="21"/>
-        </w:rPr>
-        <w:t xml:space="preserve">¿Crustáceos, moluscos o los dos?</w:t>
-      </w:r>
-    </w:p>
-    <w:p>
-      <w:pPr>
-        <w:pBdr>
-          <w:bottom w:val="single" w:color="B8B8B8" w:sz="4" w:space="6"/>
-        </w:pBdr>
-        <w:spacing w:after="80"/>
-        <w:ind w:left="260"/>
-      </w:pPr>
-      <w:r>
-        <w:rPr>
-          <w:sz w:val="21"/>
-          <w:szCs w:val="21"/>
-        </w:rPr>
-        <w:t xml:space="preserve"/>
-      </w:r>
-    </w:p>
-    <w:p>
-      <w:pPr>
-        <w:spacing w:after="140"/>
-      </w:pPr>
-    </w:p>
-    <w:tbl>
-      <w:tblPr>
-        <w:tblW w:type="dxa" w:w="9360"/>
-        <w:tblBorders>
-          <w:top w:val="none"/>
-          <w:left w:val="single" w:color="8A5A2B" w:sz="18"/>
-          <w:bottom w:val="none"/>
-          <w:right w:val="none"/>
-          <w:insideH w:val="none"/>
-          <w:insideV w:val="none"/>
-        </w:tblBorders>
-      </w:tblPr>
-      <w:tblGrid>
-        <w:gridCol w:w="9360"/>
-      </w:tblGrid>
-      <w:tr>
-        <w:tc>
-          <w:tcPr>
-            <w:tcW w:type="dxa" w:w="9360"/>
-            <w:shd w:fill="F7F2E7" w:val="clear"/>
-            <w:tcMar>
-              <w:top w:type="dxa" w:w="90"/>
-              <w:left w:type="dxa" w:w="160"/>
-              <w:bottom w:type="dxa" w:w="90"/>
-              <w:right w:type="dxa" w:w="160"/>
-            </w:tcMar>
-          </w:tcPr>
-          <w:p>
-            <w:pPr>
-              <w:spacing w:after="0"/>
-            </w:pPr>
-            <w:r>
-              <w:rPr>
-                <w:rFonts w:ascii="Calibri" w:cs="Calibri" w:eastAsia="Calibri" w:hAnsi="Calibri"/>
-                <w:b/>
-                <w:bCs/>
-                <w:color w:val="8A5A2B"/>
-                <w:sz w:val="24"/>
-                <w:szCs w:val="24"/>
-              </w:rPr>
-              <w:t xml:space="preserve">HOTATE BEURRE BLANC (PASE 3 DEL MENÚ, FICHA 72)</w:t>
-            </w:r>
-          </w:p>
-        </w:tc>
-      </w:tr>
-    </w:tbl>
-    <w:p>
-      <w:pPr>
-        <w:spacing w:after="90" w:before="180"/>
-      </w:pPr>
-      <w:r>
-        <w:rPr>
-          <w:rFonts w:ascii="Calibri" w:cs="Calibri" w:eastAsia="Calibri" w:hAnsi="Calibri"/>
-          <w:b/>
-          <w:bCs/>
-          <w:color w:val="8A5A2B"/>
-          <w:sz w:val="21"/>
-          <w:szCs w:val="21"/>
-        </w:rPr>
-        <w:t xml:space="preserve">20.  </w:t>
-      </w:r>
-      <w:r>
-        <w:rPr>
-          <w:rFonts w:ascii="Calibri" w:cs="Calibri" w:eastAsia="Calibri" w:hAnsi="Calibri"/>
-          <w:color w:val="2B2B2B"/>
-          <w:sz w:val="21"/>
-          <w:szCs w:val="21"/>
-        </w:rPr>
-        <w:t xml:space="preserve">¿Crustáceos, moluscos o los dos?</w:t>
-      </w:r>
-    </w:p>
-    <w:p>
-      <w:pPr>
-        <w:pBdr>
-          <w:bottom w:val="single" w:color="B8B8B8" w:sz="4" w:space="6"/>
-        </w:pBdr>
-        <w:spacing w:after="80"/>
-        <w:ind w:left="260"/>
-      </w:pPr>
-      <w:r>
-        <w:rPr>
-          <w:sz w:val="21"/>
-          <w:szCs w:val="21"/>
-        </w:rPr>
-        <w:t xml:space="preserve"/>
-      </w:r>
-    </w:p>
-    <w:p>
-      <w:pPr>
-        <w:pBdr>
-          <w:bottom w:val="single" w:color="8A5A2B" w:sz="10" w:space="6"/>
-        </w:pBdr>
-        <w:spacing w:after="160" w:before="360"/>
-      </w:pPr>
-      <w:r>
-        <w:rPr>
-          <w:rFonts w:ascii="Calibri" w:cs="Calibri" w:eastAsia="Calibri" w:hAnsi="Calibri"/>
-          <w:b/>
-          <w:bCs/>
-          <w:color w:val="2B2B2B"/>
-          <w:sz w:val="26"/>
-          <w:szCs w:val="26"/>
-        </w:rPr>
-        <w:t xml:space="preserve">Bloque 3 · Menú degustación</w:t>
-      </w:r>
-    </w:p>
-    <w:p>
-      <w:pPr>
-        <w:spacing w:after="200" w:before="0" w:line="280"/>
-      </w:pPr>
-      <w:r>
-        <w:rPr>
-          <w:rFonts w:ascii="Calibri" w:cs="Calibri" w:eastAsia="Calibri" w:hAnsi="Calibri"/>
-          <w:color w:val="6B6B6B"/>
-          <w:sz w:val="20"/>
-          <w:szCs w:val="20"/>
-        </w:rPr>
-        <w:t xml:space="preserve">El documento del menú no trae alérgenos. Algunos pases tienen ficha de bento en la guía y otros no.</w:t>
-      </w:r>
-    </w:p>
-    <w:tbl>
-      <w:tblPr>
-        <w:tblW w:type="dxa" w:w="9360"/>
-        <w:tblBorders>
-          <w:top w:val="none"/>
-          <w:left w:val="single" w:color="8A5A2B" w:sz="18"/>
-          <w:bottom w:val="none"/>
-          <w:right w:val="none"/>
-          <w:insideH w:val="none"/>
-          <w:insideV w:val="none"/>
-        </w:tblBorders>
-      </w:tblPr>
-      <w:tblGrid>
-        <w:gridCol w:w="9360"/>
-      </w:tblGrid>
-      <w:tr>
-        <w:tc>
-          <w:tcPr>
-            <w:tcW w:type="dxa" w:w="9360"/>
-            <w:shd w:fill="F7F2E7" w:val="clear"/>
-            <w:tcMar>
-              <w:top w:type="dxa" w:w="90"/>
-              <w:left w:type="dxa" w:w="160"/>
-              <w:bottom w:type="dxa" w:w="90"/>
-              <w:right w:type="dxa" w:w="160"/>
-            </w:tcMar>
-          </w:tcPr>
-          <w:p>
-            <w:pPr>
-              <w:spacing w:after="0"/>
+              <w:spacing w:after="40"/>
             </w:pPr>
             <w:r>
               <w:rPr>
@@ -2411,12 +3448,29 @@
               <w:t xml:space="preserve">EL MENÚ EN GENERAL</w:t>
             </w:r>
           </w:p>
+          <w:p>
+            <w:pPr>
+              <w:spacing w:after="0"/>
+            </w:pPr>
+            <w:r>
+              <w:rPr>
+                <w:rFonts w:ascii="Calibri" w:cs="Calibri" w:eastAsia="Calibri" w:hAnsi="Calibri"/>
+                <w:i/>
+                <w:iCs/>
+                <w:color w:val="6B6B6B"/>
+                <w:sz w:val="19"/>
+                <w:szCs w:val="19"/>
+              </w:rPr>
+              <w:t xml:space="preserve">El documento tiene 6 pases y ninguno es postre.</w:t>
+            </w:r>
+          </w:p>
         </w:tc>
       </w:tr>
     </w:tbl>
     <w:p>
       <w:pPr>
-        <w:spacing w:after="90" w:before="180"/>
+        <w:keepNext/>
+        <w:spacing w:after="80" w:before="200"/>
       </w:pPr>
       <w:r>
         <w:rPr>
@@ -2436,7 +3490,57 @@
           <w:sz w:val="21"/>
           <w:szCs w:val="21"/>
         </w:rPr>
-        <w:t xml:space="preserve">¿El menú tiene pase de POSTRE? Si lo tiene, ¿cuál es y qué alérgenos lleva?</w:t>
+        <w:t xml:space="preserve">¿El menú lleva postre?</w:t>
+      </w:r>
+    </w:p>
+    <w:p>
+      <w:pPr>
+        <w:keepNext/>
+        <w:spacing w:after="50"/>
+        <w:ind w:left="420"/>
+      </w:pPr>
+      <w:r>
+        <w:rPr>
+          <w:rFonts w:ascii="Segoe UI Symbol" w:cs="Segoe UI Symbol" w:eastAsia="Segoe UI Symbol" w:hAnsi="Segoe UI Symbol"/>
+          <w:color w:val="2B2B2B"/>
+          <w:sz w:val="22"/>
+          <w:szCs w:val="22"/>
+        </w:rPr>
+        <w:t xml:space="preserve">☐  </w:t>
+      </w:r>
+      <w:r>
+        <w:rPr>
+          <w:rFonts w:ascii="Calibri" w:cs="Calibri" w:eastAsia="Calibri" w:hAnsi="Calibri"/>
+          <w:color w:val="2B2B2B"/>
+          <w:sz w:val="21"/>
+          <w:szCs w:val="21"/>
+        </w:rPr>
+        <w:t xml:space="preserve">No, son solo esos 6 pases</w:t>
+      </w:r>
+    </w:p>
+    <w:p>
+      <w:pPr>
+        <w:keepNext/>
+        <w:spacing w:after="50"/>
+        <w:ind w:left="420"/>
+      </w:pPr>
+      <w:r>
+        <w:rPr>
+          <w:rFonts w:ascii="Segoe UI Symbol" w:cs="Segoe UI Symbol" w:eastAsia="Segoe UI Symbol" w:hAnsi="Segoe UI Symbol"/>
+          <w:color w:val="2B2B2B"/>
+          <w:sz w:val="22"/>
+          <w:szCs w:val="22"/>
+        </w:rPr>
+        <w:t xml:space="preserve">☐  </w:t>
+      </w:r>
+      <w:r>
+        <w:rPr>
+          <w:rFonts w:ascii="Calibri" w:cs="Calibri" w:eastAsia="Calibri" w:hAnsi="Calibri"/>
+          <w:color w:val="2B2B2B"/>
+          <w:sz w:val="21"/>
+          <w:szCs w:val="21"/>
+        </w:rPr>
+        <w:t xml:space="preserve">Sí, lleva postre</w:t>
       </w:r>
     </w:p>
     <w:p>
@@ -2444,15 +3548,17 @@
         <w:pBdr>
           <w:bottom w:val="single" w:color="B8B8B8" w:sz="4" w:space="6"/>
         </w:pBdr>
-        <w:spacing w:after="220"/>
-        <w:ind w:left="260"/>
-      </w:pPr>
-      <w:r>
-        <w:rPr>
-          <w:sz w:val="21"/>
-          <w:szCs w:val="21"/>
-        </w:rPr>
-        <w:t xml:space="preserve"/>
+        <w:spacing w:after="220" w:before="120"/>
+        <w:ind w:left="420"/>
+      </w:pPr>
+      <w:r>
+        <w:rPr>
+          <w:rFonts w:ascii="Calibri" w:cs="Calibri" w:eastAsia="Calibri" w:hAnsi="Calibri"/>
+          <w:color w:val="6B6B6B"/>
+          <w:sz w:val="19"/>
+          <w:szCs w:val="19"/>
+        </w:rPr>
+        <w:t xml:space="preserve">Qué postre es y qué alérgenos lleva:</w:t>
       </w:r>
     </w:p>
     <w:p>
@@ -2460,29 +3566,15 @@
         <w:pBdr>
           <w:bottom w:val="single" w:color="B8B8B8" w:sz="4" w:space="6"/>
         </w:pBdr>
-        <w:spacing w:after="220"/>
-        <w:ind w:left="260"/>
-      </w:pPr>
-      <w:r>
-        <w:rPr>
-          <w:sz w:val="21"/>
-          <w:szCs w:val="21"/>
-        </w:rPr>
-        <w:t xml:space="preserve"/>
-      </w:r>
-    </w:p>
-    <w:p>
-      <w:pPr>
-        <w:pBdr>
-          <w:bottom w:val="single" w:color="B8B8B8" w:sz="4" w:space="6"/>
-        </w:pBdr>
-        <w:spacing w:after="80"/>
-        <w:ind w:left="260"/>
-      </w:pPr>
-      <w:r>
-        <w:rPr>
-          <w:sz w:val="21"/>
-          <w:szCs w:val="21"/>
+        <w:spacing w:after="80" w:before="0"/>
+        <w:ind w:left="420"/>
+      </w:pPr>
+      <w:r>
+        <w:rPr>
+          <w:rFonts w:ascii="Calibri" w:cs="Calibri" w:eastAsia="Calibri" w:hAnsi="Calibri"/>
+          <w:color w:val="6B6B6B"/>
+          <w:sz w:val="19"/>
+          <w:szCs w:val="19"/>
         </w:rPr>
         <w:t xml:space="preserve"/>
       </w:r>
@@ -2548,7 +3640,7 @@
                 <w:sz w:val="19"/>
                 <w:szCs w:val="19"/>
               </w:rPr>
-              <w:t xml:space="preserve">Siete bocados: sashimi kunsei, haru sashimi, tuna tataki, amaebi o pescado blanco con gazpacho de melón, navajas, tuna tartar con patacón y cilindro de nori con wagyu.</w:t>
+              <w:t xml:space="preserve">Siete bocados: sashimi kunsei, haru sashimi, tuna tataki, amaebi (o pescado blanco) con gazpacho de melón, navajas, tuna tartar con patacón y cilindro de nori con wagyu.</w:t>
             </w:r>
           </w:p>
         </w:tc>
@@ -2556,7 +3648,8 @@
     </w:tbl>
     <w:p>
       <w:pPr>
-        <w:spacing w:after="40" w:before="180"/>
+        <w:keepNext/>
+        <w:spacing w:after="80" w:before="200"/>
       </w:pPr>
       <w:r>
         <w:rPr>
@@ -2576,12 +3669,183 @@
           <w:sz w:val="21"/>
           <w:szCs w:val="21"/>
         </w:rPr>
-        <w:t xml:space="preserve">¿Qué alérgenos lleva el pase completo?</w:t>
-      </w:r>
-    </w:p>
-    <w:p>
-      <w:pPr>
-        <w:spacing w:after="110"/>
+        <w:t xml:space="preserve">El AMAEBI es gamba (crustáceo). En el bocado de gazpacho de melón la guía solo apunta pescado. ¿Apuntamos también CRUSTÁCEOS?</w:t>
+      </w:r>
+    </w:p>
+    <w:p>
+      <w:pPr>
+        <w:keepNext/>
+        <w:spacing w:after="50"/>
+        <w:ind w:left="420"/>
+      </w:pPr>
+      <w:r>
+        <w:rPr>
+          <w:rFonts w:ascii="Segoe UI Symbol" w:cs="Segoe UI Symbol" w:eastAsia="Segoe UI Symbol" w:hAnsi="Segoe UI Symbol"/>
+          <w:color w:val="2B2B2B"/>
+          <w:sz w:val="22"/>
+          <w:szCs w:val="22"/>
+        </w:rPr>
+        <w:t xml:space="preserve">☐  </w:t>
+      </w:r>
+      <w:r>
+        <w:rPr>
+          <w:rFonts w:ascii="Calibri" w:cs="Calibri" w:eastAsia="Calibri" w:hAnsi="Calibri"/>
+          <w:color w:val="2B2B2B"/>
+          <w:sz w:val="21"/>
+          <w:szCs w:val="21"/>
+        </w:rPr>
+        <w:t xml:space="preserve">Sí</w:t>
+      </w:r>
+    </w:p>
+    <w:p>
+      <w:pPr>
+        <w:keepNext w:val="false"/>
+        <w:spacing w:after="50"/>
+        <w:ind w:left="420"/>
+      </w:pPr>
+      <w:r>
+        <w:rPr>
+          <w:rFonts w:ascii="Segoe UI Symbol" w:cs="Segoe UI Symbol" w:eastAsia="Segoe UI Symbol" w:hAnsi="Segoe UI Symbol"/>
+          <w:color w:val="2B2B2B"/>
+          <w:sz w:val="22"/>
+          <w:szCs w:val="22"/>
+        </w:rPr>
+        <w:t xml:space="preserve">☐  </w:t>
+      </w:r>
+      <w:r>
+        <w:rPr>
+          <w:rFonts w:ascii="Calibri" w:cs="Calibri" w:eastAsia="Calibri" w:hAnsi="Calibri"/>
+          <w:color w:val="2B2B2B"/>
+          <w:sz w:val="21"/>
+          <w:szCs w:val="21"/>
+        </w:rPr>
+        <w:t xml:space="preserve">No</w:t>
+      </w:r>
+    </w:p>
+    <w:p>
+      <w:pPr>
+        <w:keepNext/>
+        <w:spacing w:after="80" w:before="200"/>
+      </w:pPr>
+      <w:r>
+        <w:rPr>
+          <w:rFonts w:ascii="Calibri" w:cs="Calibri" w:eastAsia="Calibri" w:hAnsi="Calibri"/>
+          <w:b/>
+          <w:bCs/>
+          <w:color w:val="8A5A2B"/>
+          <w:sz w:val="21"/>
+          <w:szCs w:val="21"/>
+        </w:rPr>
+        <w:t xml:space="preserve">23.  </w:t>
+      </w:r>
+      <w:r>
+        <w:rPr>
+          <w:rFonts w:ascii="Calibri" w:cs="Calibri" w:eastAsia="Calibri" w:hAnsi="Calibri"/>
+          <w:color w:val="2B2B2B"/>
+          <w:sz w:val="21"/>
+          <w:szCs w:val="21"/>
+        </w:rPr>
+        <w:t xml:space="preserve">Las NAVAJAS son molusco. ¿Apuntamos MOLUSCOS en ese bocado?</w:t>
+      </w:r>
+    </w:p>
+    <w:p>
+      <w:pPr>
+        <w:keepNext/>
+        <w:spacing w:after="50"/>
+        <w:ind w:left="420"/>
+      </w:pPr>
+      <w:r>
+        <w:rPr>
+          <w:rFonts w:ascii="Segoe UI Symbol" w:cs="Segoe UI Symbol" w:eastAsia="Segoe UI Symbol" w:hAnsi="Segoe UI Symbol"/>
+          <w:color w:val="2B2B2B"/>
+          <w:sz w:val="22"/>
+          <w:szCs w:val="22"/>
+        </w:rPr>
+        <w:t xml:space="preserve">☐  </w:t>
+      </w:r>
+      <w:r>
+        <w:rPr>
+          <w:rFonts w:ascii="Calibri" w:cs="Calibri" w:eastAsia="Calibri" w:hAnsi="Calibri"/>
+          <w:color w:val="2B2B2B"/>
+          <w:sz w:val="21"/>
+          <w:szCs w:val="21"/>
+        </w:rPr>
+        <w:t xml:space="preserve">Sí, solo moluscos</w:t>
+      </w:r>
+    </w:p>
+    <w:p>
+      <w:pPr>
+        <w:keepNext/>
+        <w:spacing w:after="50"/>
+        <w:ind w:left="420"/>
+      </w:pPr>
+      <w:r>
+        <w:rPr>
+          <w:rFonts w:ascii="Segoe UI Symbol" w:cs="Segoe UI Symbol" w:eastAsia="Segoe UI Symbol" w:hAnsi="Segoe UI Symbol"/>
+          <w:color w:val="2B2B2B"/>
+          <w:sz w:val="22"/>
+          <w:szCs w:val="22"/>
+        </w:rPr>
+        <w:t xml:space="preserve">☐  </w:t>
+      </w:r>
+      <w:r>
+        <w:rPr>
+          <w:rFonts w:ascii="Calibri" w:cs="Calibri" w:eastAsia="Calibri" w:hAnsi="Calibri"/>
+          <w:color w:val="2B2B2B"/>
+          <w:sz w:val="21"/>
+          <w:szCs w:val="21"/>
+        </w:rPr>
+        <w:t xml:space="preserve">Moluscos y algo más</w:t>
+      </w:r>
+    </w:p>
+    <w:p>
+      <w:pPr>
+        <w:pBdr>
+          <w:bottom w:val="single" w:color="B8B8B8" w:sz="4" w:space="6"/>
+        </w:pBdr>
+        <w:spacing w:after="80" w:before="120"/>
+        <w:ind w:left="420"/>
+      </w:pPr>
+      <w:r>
+        <w:rPr>
+          <w:rFonts w:ascii="Calibri" w:cs="Calibri" w:eastAsia="Calibri" w:hAnsi="Calibri"/>
+          <w:color w:val="6B6B6B"/>
+          <w:sz w:val="19"/>
+          <w:szCs w:val="19"/>
+        </w:rPr>
+        <w:t xml:space="preserve">Qué más:</w:t>
+      </w:r>
+    </w:p>
+    <w:p>
+      <w:pPr>
+        <w:keepNext/>
+        <w:spacing w:after="40" w:before="200"/>
+      </w:pPr>
+      <w:r>
+        <w:rPr>
+          <w:rFonts w:ascii="Calibri" w:cs="Calibri" w:eastAsia="Calibri" w:hAnsi="Calibri"/>
+          <w:b/>
+          <w:bCs/>
+          <w:color w:val="8A5A2B"/>
+          <w:sz w:val="21"/>
+          <w:szCs w:val="21"/>
+        </w:rPr>
+        <w:t xml:space="preserve">24.  </w:t>
+      </w:r>
+      <w:r>
+        <w:rPr>
+          <w:rFonts w:ascii="Calibri" w:cs="Calibri" w:eastAsia="Calibri" w:hAnsi="Calibri"/>
+          <w:color w:val="2B2B2B"/>
+          <w:sz w:val="21"/>
+          <w:szCs w:val="21"/>
+        </w:rPr>
+        <w:t xml:space="preserve">Juntando los siete bocados, ¿qué alérgenos lleva el pase completo?</w:t>
+      </w:r>
+    </w:p>
+    <w:p>
+      <w:pPr>
+        <w:keepNext/>
+        <w:spacing w:after="90"/>
         <w:ind w:left="260"/>
       </w:pPr>
       <w:r>
@@ -2593,7 +3857,7 @@
           <w:sz w:val="19"/>
           <w:szCs w:val="19"/>
         </w:rPr>
-        <w:t xml:space="preserve">Las fichas de bento de la guía dicen: Navajas — marisco, soja, gluten. Bocado de atún, mojo y plátano — gluten, soja, pescado, frutos secos, huevo, lácteos. Bocado de nori y wagyu — huevo, pescado, sésamo, soja, gluten, mostaza. Gazpacho de melón — pescado.</w:t>
+        <w:t xml:space="preserve">Según las fichas de bento de la guía: navajas — marisco, soja y gluten; bocado de atún, mojo y plátano — gluten, soja, pescado, frutos secos, huevo y lácteos; bocado de nori y wagyu — huevo, pescado, sésamo, soja, gluten y mostaza; gazpacho de melón — pescado. Faltan los del sashimi kunsei, el haru sashimi y el tuna tataki.</w:t>
       </w:r>
     </w:p>
     <w:p>
@@ -2601,15 +3865,17 @@
         <w:pBdr>
           <w:bottom w:val="single" w:color="B8B8B8" w:sz="4" w:space="6"/>
         </w:pBdr>
-        <w:spacing w:after="220"/>
-        <w:ind w:left="260"/>
-      </w:pPr>
-      <w:r>
-        <w:rPr>
-          <w:sz w:val="21"/>
-          <w:szCs w:val="21"/>
-        </w:rPr>
-        <w:t xml:space="preserve"/>
+        <w:spacing w:after="220" w:before="120"/>
+        <w:ind w:left="420"/>
+      </w:pPr>
+      <w:r>
+        <w:rPr>
+          <w:rFonts w:ascii="Calibri" w:cs="Calibri" w:eastAsia="Calibri" w:hAnsi="Calibri"/>
+          <w:color w:val="6B6B6B"/>
+          <w:sz w:val="19"/>
+          <w:szCs w:val="19"/>
+        </w:rPr>
+        <w:t xml:space="preserve">Alérgenos del pase completo:</w:t>
       </w:r>
     </w:p>
     <w:p>
@@ -2617,13 +3883,15 @@
         <w:pBdr>
           <w:bottom w:val="single" w:color="B8B8B8" w:sz="4" w:space="6"/>
         </w:pBdr>
-        <w:spacing w:after="220"/>
-        <w:ind w:left="260"/>
-      </w:pPr>
-      <w:r>
-        <w:rPr>
-          <w:sz w:val="21"/>
-          <w:szCs w:val="21"/>
+        <w:spacing w:after="220" w:before="0"/>
+        <w:ind w:left="420"/>
+      </w:pPr>
+      <w:r>
+        <w:rPr>
+          <w:rFonts w:ascii="Calibri" w:cs="Calibri" w:eastAsia="Calibri" w:hAnsi="Calibri"/>
+          <w:color w:val="6B6B6B"/>
+          <w:sz w:val="19"/>
+          <w:szCs w:val="19"/>
         </w:rPr>
         <w:t xml:space="preserve"/>
       </w:r>
@@ -2633,128 +3901,15 @@
         <w:pBdr>
           <w:bottom w:val="single" w:color="B8B8B8" w:sz="4" w:space="6"/>
         </w:pBdr>
-        <w:spacing w:after="80"/>
-        <w:ind w:left="260"/>
-      </w:pPr>
-      <w:r>
-        <w:rPr>
-          <w:sz w:val="21"/>
-          <w:szCs w:val="21"/>
-        </w:rPr>
-        <w:t xml:space="preserve"/>
-      </w:r>
-    </w:p>
-    <w:p>
-      <w:pPr>
-        <w:spacing w:after="40" w:before="180"/>
-      </w:pPr>
-      <w:r>
-        <w:rPr>
-          <w:rFonts w:ascii="Calibri" w:cs="Calibri" w:eastAsia="Calibri" w:hAnsi="Calibri"/>
-          <w:b/>
-          <w:bCs/>
-          <w:color w:val="8A5A2B"/>
-          <w:sz w:val="21"/>
-          <w:szCs w:val="21"/>
-        </w:rPr>
-        <w:t xml:space="preserve">23.  </w:t>
-      </w:r>
-      <w:r>
-        <w:rPr>
-          <w:rFonts w:ascii="Calibri" w:cs="Calibri" w:eastAsia="Calibri" w:hAnsi="Calibri"/>
-          <w:color w:val="2B2B2B"/>
-          <w:sz w:val="21"/>
-          <w:szCs w:val="21"/>
-        </w:rPr>
-        <w:t xml:space="preserve">El AMAEBI es una gamba. ¿Hay que declarar CRUSTÁCEOS en el bocado de gazpacho de melón?</w:t>
-      </w:r>
-    </w:p>
-    <w:p>
-      <w:pPr>
-        <w:spacing w:after="110"/>
-        <w:ind w:left="260"/>
-      </w:pPr>
-      <w:r>
-        <w:rPr>
-          <w:rFonts w:ascii="Calibri" w:cs="Calibri" w:eastAsia="Calibri" w:hAnsi="Calibri"/>
-          <w:i/>
-          <w:iCs/>
+        <w:spacing w:after="80" w:before="0"/>
+        <w:ind w:left="420"/>
+      </w:pPr>
+      <w:r>
+        <w:rPr>
+          <w:rFonts w:ascii="Calibri" w:cs="Calibri" w:eastAsia="Calibri" w:hAnsi="Calibri"/>
           <w:color w:val="6B6B6B"/>
           <w:sz w:val="19"/>
           <w:szCs w:val="19"/>
-        </w:rPr>
-        <w:t xml:space="preserve">La ficha del gazpacho solo declara pescado.</w:t>
-      </w:r>
-    </w:p>
-    <w:p>
-      <w:pPr>
-        <w:pBdr>
-          <w:bottom w:val="single" w:color="B8B8B8" w:sz="4" w:space="6"/>
-        </w:pBdr>
-        <w:spacing w:after="220"/>
-        <w:ind w:left="260"/>
-      </w:pPr>
-      <w:r>
-        <w:rPr>
-          <w:sz w:val="21"/>
-          <w:szCs w:val="21"/>
-        </w:rPr>
-        <w:t xml:space="preserve"/>
-      </w:r>
-    </w:p>
-    <w:p>
-      <w:pPr>
-        <w:pBdr>
-          <w:bottom w:val="single" w:color="B8B8B8" w:sz="4" w:space="6"/>
-        </w:pBdr>
-        <w:spacing w:after="80"/>
-        <w:ind w:left="260"/>
-      </w:pPr>
-      <w:r>
-        <w:rPr>
-          <w:sz w:val="21"/>
-          <w:szCs w:val="21"/>
-        </w:rPr>
-        <w:t xml:space="preserve"/>
-      </w:r>
-    </w:p>
-    <w:p>
-      <w:pPr>
-        <w:spacing w:after="90" w:before="180"/>
-      </w:pPr>
-      <w:r>
-        <w:rPr>
-          <w:rFonts w:ascii="Calibri" w:cs="Calibri" w:eastAsia="Calibri" w:hAnsi="Calibri"/>
-          <w:b/>
-          <w:bCs/>
-          <w:color w:val="8A5A2B"/>
-          <w:sz w:val="21"/>
-          <w:szCs w:val="21"/>
-        </w:rPr>
-        <w:t xml:space="preserve">24.  </w:t>
-      </w:r>
-      <w:r>
-        <w:rPr>
-          <w:rFonts w:ascii="Calibri" w:cs="Calibri" w:eastAsia="Calibri" w:hAnsi="Calibri"/>
-          <w:color w:val="2B2B2B"/>
-          <w:sz w:val="21"/>
-          <w:szCs w:val="21"/>
-        </w:rPr>
-        <w:t xml:space="preserve">Las NAVAJAS son un molusco. ¿Declaramos MOLUSCOS (y no crustáceos) en ese bocado?</w:t>
-      </w:r>
-    </w:p>
-    <w:p>
-      <w:pPr>
-        <w:pBdr>
-          <w:bottom w:val="single" w:color="B8B8B8" w:sz="4" w:space="6"/>
-        </w:pBdr>
-        <w:spacing w:after="80"/>
-        <w:ind w:left="260"/>
-      </w:pPr>
-      <w:r>
-        <w:rPr>
-          <w:sz w:val="21"/>
-          <w:szCs w:val="21"/>
         </w:rPr>
         <w:t xml:space="preserve"/>
       </w:r>
@@ -2820,7 +3975,7 @@
                 <w:sz w:val="19"/>
                 <w:szCs w:val="19"/>
               </w:rPr>
-              <w:t xml:space="preserve">La ficha de bento declara soja, frutos secos, sésamo, lácteos y huevo.</w:t>
+              <w:t xml:space="preserve">Según la ficha de bento lleva soja, frutos secos, sésamo, lácteos y huevo.</w:t>
             </w:r>
           </w:p>
         </w:tc>
@@ -2828,7 +3983,8 @@
     </w:tbl>
     <w:p>
       <w:pPr>
-        <w:spacing w:after="40" w:before="180"/>
+        <w:keepNext/>
+        <w:spacing w:after="80" w:before="200"/>
       </w:pPr>
       <w:r>
         <w:rPr>
@@ -2848,56 +4004,75 @@
           <w:sz w:val="21"/>
           <w:szCs w:val="21"/>
         </w:rPr>
-        <w:t xml:space="preserve">¿De dónde vienen los LÁCTEOS?</w:t>
-      </w:r>
-    </w:p>
-    <w:p>
-      <w:pPr>
-        <w:spacing w:after="110"/>
-        <w:ind w:left="260"/>
-      </w:pPr>
-      <w:r>
-        <w:rPr>
-          <w:rFonts w:ascii="Calibri" w:cs="Calibri" w:eastAsia="Calibri" w:hAnsi="Calibri"/>
-          <w:i/>
-          <w:iCs/>
+        <w:t xml:space="preserve">La receta (puerro, salsa de miso con cebolla roja, tomate seco, miel de palma y yema, piñones, ito togarashi y layu) no tiene nada lácteo. ¿Lleva LÁCTEOS?</w:t>
+      </w:r>
+    </w:p>
+    <w:p>
+      <w:pPr>
+        <w:keepNext/>
+        <w:spacing w:after="50"/>
+        <w:ind w:left="420"/>
+      </w:pPr>
+      <w:r>
+        <w:rPr>
+          <w:rFonts w:ascii="Segoe UI Symbol" w:cs="Segoe UI Symbol" w:eastAsia="Segoe UI Symbol" w:hAnsi="Segoe UI Symbol"/>
+          <w:color w:val="2B2B2B"/>
+          <w:sz w:val="22"/>
+          <w:szCs w:val="22"/>
+        </w:rPr>
+        <w:t xml:space="preserve">☐  </w:t>
+      </w:r>
+      <w:r>
+        <w:rPr>
+          <w:rFonts w:ascii="Calibri" w:cs="Calibri" w:eastAsia="Calibri" w:hAnsi="Calibri"/>
+          <w:color w:val="2B2B2B"/>
+          <w:sz w:val="21"/>
+          <w:szCs w:val="21"/>
+        </w:rPr>
+        <w:t xml:space="preserve">No lleva lácteos (lo quitamos)</w:t>
+      </w:r>
+    </w:p>
+    <w:p>
+      <w:pPr>
+        <w:keepNext/>
+        <w:spacing w:after="50"/>
+        <w:ind w:left="420"/>
+      </w:pPr>
+      <w:r>
+        <w:rPr>
+          <w:rFonts w:ascii="Segoe UI Symbol" w:cs="Segoe UI Symbol" w:eastAsia="Segoe UI Symbol" w:hAnsi="Segoe UI Symbol"/>
+          <w:color w:val="2B2B2B"/>
+          <w:sz w:val="22"/>
+          <w:szCs w:val="22"/>
+        </w:rPr>
+        <w:t xml:space="preserve">☐  </w:t>
+      </w:r>
+      <w:r>
+        <w:rPr>
+          <w:rFonts w:ascii="Calibri" w:cs="Calibri" w:eastAsia="Calibri" w:hAnsi="Calibri"/>
+          <w:color w:val="2B2B2B"/>
+          <w:sz w:val="21"/>
+          <w:szCs w:val="21"/>
+        </w:rPr>
+        <w:t xml:space="preserve">Sí lleva lácteos</w:t>
+      </w:r>
+    </w:p>
+    <w:p>
+      <w:pPr>
+        <w:pBdr>
+          <w:bottom w:val="single" w:color="B8B8B8" w:sz="4" w:space="6"/>
+        </w:pBdr>
+        <w:spacing w:after="80" w:before="120"/>
+        <w:ind w:left="420"/>
+      </w:pPr>
+      <w:r>
+        <w:rPr>
+          <w:rFonts w:ascii="Calibri" w:cs="Calibri" w:eastAsia="Calibri" w:hAnsi="Calibri"/>
           <w:color w:val="6B6B6B"/>
           <w:sz w:val="19"/>
           <w:szCs w:val="19"/>
         </w:rPr>
-        <w:t xml:space="preserve">La receta del menú (puerro, salsa de miso con cebolla roja, tomate seco, miel de palma y yema, piñones, ito togarashi y layu) no menciona ninguno.</w:t>
-      </w:r>
-    </w:p>
-    <w:p>
-      <w:pPr>
-        <w:pBdr>
-          <w:bottom w:val="single" w:color="B8B8B8" w:sz="4" w:space="6"/>
-        </w:pBdr>
-        <w:spacing w:after="220"/>
-        <w:ind w:left="260"/>
-      </w:pPr>
-      <w:r>
-        <w:rPr>
-          <w:sz w:val="21"/>
-          <w:szCs w:val="21"/>
-        </w:rPr>
-        <w:t xml:space="preserve"/>
-      </w:r>
-    </w:p>
-    <w:p>
-      <w:pPr>
-        <w:pBdr>
-          <w:bottom w:val="single" w:color="B8B8B8" w:sz="4" w:space="6"/>
-        </w:pBdr>
-        <w:spacing w:after="80"/>
-        <w:ind w:left="260"/>
-      </w:pPr>
-      <w:r>
-        <w:rPr>
-          <w:sz w:val="21"/>
-          <w:szCs w:val="21"/>
-        </w:rPr>
-        <w:t xml:space="preserve"/>
+        <w:t xml:space="preserve">En qué ingrediente:</w:t>
       </w:r>
     </w:p>
     <w:p>
@@ -2953,7 +4128,8 @@
     </w:tbl>
     <w:p>
       <w:pPr>
-        <w:spacing w:after="90" w:before="180"/>
+        <w:keepNext/>
+        <w:spacing w:after="80" w:before="200"/>
       </w:pPr>
       <w:r>
         <w:rPr>
@@ -2973,7 +4149,57 @@
           <w:sz w:val="21"/>
           <w:szCs w:val="21"/>
         </w:rPr>
-        <w:t xml:space="preserve">¿Qué alérgenos lleva? ¿Son los mismos que el AB sushi de carta (pescado, marisco, soja y gluten)?</w:t>
+        <w:t xml:space="preserve">¿Lleva los mismos alérgenos que el AB sushi de carta (pescado, marisco, soja y gluten)?</w:t>
+      </w:r>
+    </w:p>
+    <w:p>
+      <w:pPr>
+        <w:keepNext/>
+        <w:spacing w:after="50"/>
+        <w:ind w:left="420"/>
+      </w:pPr>
+      <w:r>
+        <w:rPr>
+          <w:rFonts w:ascii="Segoe UI Symbol" w:cs="Segoe UI Symbol" w:eastAsia="Segoe UI Symbol" w:hAnsi="Segoe UI Symbol"/>
+          <w:color w:val="2B2B2B"/>
+          <w:sz w:val="22"/>
+          <w:szCs w:val="22"/>
+        </w:rPr>
+        <w:t xml:space="preserve">☐  </w:t>
+      </w:r>
+      <w:r>
+        <w:rPr>
+          <w:rFonts w:ascii="Calibri" w:cs="Calibri" w:eastAsia="Calibri" w:hAnsi="Calibri"/>
+          <w:color w:val="2B2B2B"/>
+          <w:sz w:val="21"/>
+          <w:szCs w:val="21"/>
+        </w:rPr>
+        <w:t xml:space="preserve">Sí, los mismos</w:t>
+      </w:r>
+    </w:p>
+    <w:p>
+      <w:pPr>
+        <w:keepNext/>
+        <w:spacing w:after="50"/>
+        <w:ind w:left="420"/>
+      </w:pPr>
+      <w:r>
+        <w:rPr>
+          <w:rFonts w:ascii="Segoe UI Symbol" w:cs="Segoe UI Symbol" w:eastAsia="Segoe UI Symbol" w:hAnsi="Segoe UI Symbol"/>
+          <w:color w:val="2B2B2B"/>
+          <w:sz w:val="22"/>
+          <w:szCs w:val="22"/>
+        </w:rPr>
+        <w:t xml:space="preserve">☐  </w:t>
+      </w:r>
+      <w:r>
+        <w:rPr>
+          <w:rFonts w:ascii="Calibri" w:cs="Calibri" w:eastAsia="Calibri" w:hAnsi="Calibri"/>
+          <w:color w:val="2B2B2B"/>
+          <w:sz w:val="21"/>
+          <w:szCs w:val="21"/>
+        </w:rPr>
+        <w:t xml:space="preserve">No</w:t>
       </w:r>
     </w:p>
     <w:p>
@@ -2981,31 +4207,17 @@
         <w:pBdr>
           <w:bottom w:val="single" w:color="B8B8B8" w:sz="4" w:space="6"/>
         </w:pBdr>
-        <w:spacing w:after="220"/>
-        <w:ind w:left="260"/>
-      </w:pPr>
-      <w:r>
-        <w:rPr>
-          <w:sz w:val="21"/>
-          <w:szCs w:val="21"/>
-        </w:rPr>
-        <w:t xml:space="preserve"/>
-      </w:r>
-    </w:p>
-    <w:p>
-      <w:pPr>
-        <w:pBdr>
-          <w:bottom w:val="single" w:color="B8B8B8" w:sz="4" w:space="6"/>
-        </w:pBdr>
-        <w:spacing w:after="80"/>
-        <w:ind w:left="260"/>
-      </w:pPr>
-      <w:r>
-        <w:rPr>
-          <w:sz w:val="21"/>
-          <w:szCs w:val="21"/>
-        </w:rPr>
-        <w:t xml:space="preserve"/>
+        <w:spacing w:after="80" w:before="120"/>
+        <w:ind w:left="420"/>
+      </w:pPr>
+      <w:r>
+        <w:rPr>
+          <w:rFonts w:ascii="Calibri" w:cs="Calibri" w:eastAsia="Calibri" w:hAnsi="Calibri"/>
+          <w:color w:val="6B6B6B"/>
+          <w:sz w:val="19"/>
+          <w:szCs w:val="19"/>
+        </w:rPr>
+        <w:t xml:space="preserve">Si no, cuáles:</w:t>
       </w:r>
     </w:p>
     <w:p>
@@ -3077,7 +4289,8 @@
     </w:tbl>
     <w:p>
       <w:pPr>
-        <w:spacing w:after="40" w:before="180"/>
+        <w:keepNext/>
+        <w:spacing w:after="40" w:before="200"/>
       </w:pPr>
       <w:r>
         <w:rPr>
@@ -3102,7 +4315,8 @@
     </w:p>
     <w:p>
       <w:pPr>
-        <w:spacing w:after="110"/>
+        <w:keepNext/>
+        <w:spacing w:after="90"/>
         <w:ind w:left="260"/>
       </w:pPr>
       <w:r>
@@ -3114,7 +4328,157 @@
           <w:sz w:val="19"/>
           <w:szCs w:val="19"/>
         </w:rPr>
-        <w:t xml:space="preserve">En la guía hay una ficha «Robata yakiniku» (pescado local, ciruela de Tenerife, pak choi) que declara pescado, soja y sésamo, pero la receta no es la misma.</w:t>
+        <w:t xml:space="preserve">En la guía hay una ficha parecida, «Robata yakiniku», con pescado, soja y sésamo, pero la receta no es la misma.</w:t>
+      </w:r>
+    </w:p>
+    <w:p>
+      <w:pPr>
+        <w:keepNext/>
+        <w:spacing w:after="50"/>
+        <w:ind w:left="420"/>
+      </w:pPr>
+      <w:r>
+        <w:rPr>
+          <w:rFonts w:ascii="Segoe UI Symbol" w:cs="Segoe UI Symbol" w:eastAsia="Segoe UI Symbol" w:hAnsi="Segoe UI Symbol"/>
+          <w:color w:val="2B2B2B"/>
+          <w:sz w:val="22"/>
+          <w:szCs w:val="22"/>
+        </w:rPr>
+        <w:t xml:space="preserve">☐  </w:t>
+      </w:r>
+      <w:r>
+        <w:rPr>
+          <w:rFonts w:ascii="Calibri" w:cs="Calibri" w:eastAsia="Calibri" w:hAnsi="Calibri"/>
+          <w:color w:val="2B2B2B"/>
+          <w:sz w:val="21"/>
+          <w:szCs w:val="21"/>
+        </w:rPr>
+        <w:t xml:space="preserve">Pescado</w:t>
+      </w:r>
+    </w:p>
+    <w:p>
+      <w:pPr>
+        <w:keepNext/>
+        <w:spacing w:after="50"/>
+        <w:ind w:left="420"/>
+      </w:pPr>
+      <w:r>
+        <w:rPr>
+          <w:rFonts w:ascii="Segoe UI Symbol" w:cs="Segoe UI Symbol" w:eastAsia="Segoe UI Symbol" w:hAnsi="Segoe UI Symbol"/>
+          <w:color w:val="2B2B2B"/>
+          <w:sz w:val="22"/>
+          <w:szCs w:val="22"/>
+        </w:rPr>
+        <w:t xml:space="preserve">☐  </w:t>
+      </w:r>
+      <w:r>
+        <w:rPr>
+          <w:rFonts w:ascii="Calibri" w:cs="Calibri" w:eastAsia="Calibri" w:hAnsi="Calibri"/>
+          <w:color w:val="2B2B2B"/>
+          <w:sz w:val="21"/>
+          <w:szCs w:val="21"/>
+        </w:rPr>
+        <w:t xml:space="preserve">Soja</w:t>
+      </w:r>
+    </w:p>
+    <w:p>
+      <w:pPr>
+        <w:keepNext/>
+        <w:spacing w:after="50"/>
+        <w:ind w:left="420"/>
+      </w:pPr>
+      <w:r>
+        <w:rPr>
+          <w:rFonts w:ascii="Segoe UI Symbol" w:cs="Segoe UI Symbol" w:eastAsia="Segoe UI Symbol" w:hAnsi="Segoe UI Symbol"/>
+          <w:color w:val="2B2B2B"/>
+          <w:sz w:val="22"/>
+          <w:szCs w:val="22"/>
+        </w:rPr>
+        <w:t xml:space="preserve">☐  </w:t>
+      </w:r>
+      <w:r>
+        <w:rPr>
+          <w:rFonts w:ascii="Calibri" w:cs="Calibri" w:eastAsia="Calibri" w:hAnsi="Calibri"/>
+          <w:color w:val="2B2B2B"/>
+          <w:sz w:val="21"/>
+          <w:szCs w:val="21"/>
+        </w:rPr>
+        <w:t xml:space="preserve">Sésamo</w:t>
+      </w:r>
+    </w:p>
+    <w:p>
+      <w:pPr>
+        <w:keepNext/>
+        <w:spacing w:after="50"/>
+        <w:ind w:left="420"/>
+      </w:pPr>
+      <w:r>
+        <w:rPr>
+          <w:rFonts w:ascii="Segoe UI Symbol" w:cs="Segoe UI Symbol" w:eastAsia="Segoe UI Symbol" w:hAnsi="Segoe UI Symbol"/>
+          <w:color w:val="2B2B2B"/>
+          <w:sz w:val="22"/>
+          <w:szCs w:val="22"/>
+        </w:rPr>
+        <w:t xml:space="preserve">☐  </w:t>
+      </w:r>
+      <w:r>
+        <w:rPr>
+          <w:rFonts w:ascii="Calibri" w:cs="Calibri" w:eastAsia="Calibri" w:hAnsi="Calibri"/>
+          <w:color w:val="2B2B2B"/>
+          <w:sz w:val="21"/>
+          <w:szCs w:val="21"/>
+        </w:rPr>
+        <w:t xml:space="preserve">Gluten</w:t>
+      </w:r>
+    </w:p>
+    <w:p>
+      <w:pPr>
+        <w:keepNext/>
+        <w:spacing w:after="50"/>
+        <w:ind w:left="420"/>
+      </w:pPr>
+      <w:r>
+        <w:rPr>
+          <w:rFonts w:ascii="Segoe UI Symbol" w:cs="Segoe UI Symbol" w:eastAsia="Segoe UI Symbol" w:hAnsi="Segoe UI Symbol"/>
+          <w:color w:val="2B2B2B"/>
+          <w:sz w:val="22"/>
+          <w:szCs w:val="22"/>
+        </w:rPr>
+        <w:t xml:space="preserve">☐  </w:t>
+      </w:r>
+      <w:r>
+        <w:rPr>
+          <w:rFonts w:ascii="Calibri" w:cs="Calibri" w:eastAsia="Calibri" w:hAnsi="Calibri"/>
+          <w:color w:val="2B2B2B"/>
+          <w:sz w:val="21"/>
+          <w:szCs w:val="21"/>
+        </w:rPr>
+        <w:t xml:space="preserve">Sulfitos</w:t>
+      </w:r>
+    </w:p>
+    <w:p>
+      <w:pPr>
+        <w:keepNext/>
+        <w:spacing w:after="50"/>
+        <w:ind w:left="420"/>
+      </w:pPr>
+      <w:r>
+        <w:rPr>
+          <w:rFonts w:ascii="Segoe UI Symbol" w:cs="Segoe UI Symbol" w:eastAsia="Segoe UI Symbol" w:hAnsi="Segoe UI Symbol"/>
+          <w:color w:val="2B2B2B"/>
+          <w:sz w:val="22"/>
+          <w:szCs w:val="22"/>
+        </w:rPr>
+        <w:t xml:space="preserve">☐  </w:t>
+      </w:r>
+      <w:r>
+        <w:rPr>
+          <w:rFonts w:ascii="Calibri" w:cs="Calibri" w:eastAsia="Calibri" w:hAnsi="Calibri"/>
+          <w:color w:val="2B2B2B"/>
+          <w:sz w:val="21"/>
+          <w:szCs w:val="21"/>
+        </w:rPr>
+        <w:t xml:space="preserve">Lácteos</w:t>
       </w:r>
     </w:p>
     <w:p>
@@ -3122,52 +4486,23 @@
         <w:pBdr>
           <w:bottom w:val="single" w:color="B8B8B8" w:sz="4" w:space="6"/>
         </w:pBdr>
-        <w:spacing w:after="220"/>
-        <w:ind w:left="260"/>
-      </w:pPr>
-      <w:r>
-        <w:rPr>
-          <w:sz w:val="21"/>
-          <w:szCs w:val="21"/>
-        </w:rPr>
-        <w:t xml:space="preserve"/>
-      </w:r>
-    </w:p>
-    <w:p>
-      <w:pPr>
-        <w:pBdr>
-          <w:bottom w:val="single" w:color="B8B8B8" w:sz="4" w:space="6"/>
-        </w:pBdr>
-        <w:spacing w:after="220"/>
-        <w:ind w:left="260"/>
-      </w:pPr>
-      <w:r>
-        <w:rPr>
-          <w:sz w:val="21"/>
-          <w:szCs w:val="21"/>
-        </w:rPr>
-        <w:t xml:space="preserve"/>
-      </w:r>
-    </w:p>
-    <w:p>
-      <w:pPr>
-        <w:pBdr>
-          <w:bottom w:val="single" w:color="B8B8B8" w:sz="4" w:space="6"/>
-        </w:pBdr>
-        <w:spacing w:after="80"/>
-        <w:ind w:left="260"/>
-      </w:pPr>
-      <w:r>
-        <w:rPr>
-          <w:sz w:val="21"/>
-          <w:szCs w:val="21"/>
-        </w:rPr>
-        <w:t xml:space="preserve"/>
-      </w:r>
-    </w:p>
-    <w:p>
-      <w:pPr>
-        <w:spacing w:after="90" w:before="180"/>
+        <w:spacing w:after="80" w:before="120"/>
+        <w:ind w:left="420"/>
+      </w:pPr>
+      <w:r>
+        <w:rPr>
+          <w:rFonts w:ascii="Calibri" w:cs="Calibri" w:eastAsia="Calibri" w:hAnsi="Calibri"/>
+          <w:color w:val="6B6B6B"/>
+          <w:sz w:val="19"/>
+          <w:szCs w:val="19"/>
+        </w:rPr>
+        <w:t xml:space="preserve">Otros:</w:t>
+      </w:r>
+    </w:p>
+    <w:p>
+      <w:pPr>
+        <w:keepNext/>
+        <w:spacing w:after="80" w:before="200"/>
       </w:pPr>
       <w:r>
         <w:rPr>
@@ -3187,23 +4522,57 @@
           <w:sz w:val="21"/>
           <w:szCs w:val="21"/>
         </w:rPr>
-        <w:t xml:space="preserve">¿El aliño lab (thai) lleva FISH SAUCE?</w:t>
-      </w:r>
-    </w:p>
-    <w:p>
-      <w:pPr>
-        <w:pBdr>
-          <w:bottom w:val="single" w:color="B8B8B8" w:sz="4" w:space="6"/>
-        </w:pBdr>
-        <w:spacing w:after="80"/>
-        <w:ind w:left="260"/>
-      </w:pPr>
-      <w:r>
-        <w:rPr>
-          <w:sz w:val="21"/>
-          <w:szCs w:val="21"/>
-        </w:rPr>
-        <w:t xml:space="preserve"/>
+        <w:t xml:space="preserve">El aliño lab (thai), ¿lleva salsa de pescado (fish sauce)?</w:t>
+      </w:r>
+    </w:p>
+    <w:p>
+      <w:pPr>
+        <w:keepNext/>
+        <w:spacing w:after="50"/>
+        <w:ind w:left="420"/>
+      </w:pPr>
+      <w:r>
+        <w:rPr>
+          <w:rFonts w:ascii="Segoe UI Symbol" w:cs="Segoe UI Symbol" w:eastAsia="Segoe UI Symbol" w:hAnsi="Segoe UI Symbol"/>
+          <w:color w:val="2B2B2B"/>
+          <w:sz w:val="22"/>
+          <w:szCs w:val="22"/>
+        </w:rPr>
+        <w:t xml:space="preserve">☐  </w:t>
+      </w:r>
+      <w:r>
+        <w:rPr>
+          <w:rFonts w:ascii="Calibri" w:cs="Calibri" w:eastAsia="Calibri" w:hAnsi="Calibri"/>
+          <w:color w:val="2B2B2B"/>
+          <w:sz w:val="21"/>
+          <w:szCs w:val="21"/>
+        </w:rPr>
+        <w:t xml:space="preserve">Sí</w:t>
+      </w:r>
+    </w:p>
+    <w:p>
+      <w:pPr>
+        <w:keepNext w:val="false"/>
+        <w:spacing w:after="50"/>
+        <w:ind w:left="420"/>
+      </w:pPr>
+      <w:r>
+        <w:rPr>
+          <w:rFonts w:ascii="Segoe UI Symbol" w:cs="Segoe UI Symbol" w:eastAsia="Segoe UI Symbol" w:hAnsi="Segoe UI Symbol"/>
+          <w:color w:val="2B2B2B"/>
+          <w:sz w:val="22"/>
+          <w:szCs w:val="22"/>
+        </w:rPr>
+        <w:t xml:space="preserve">☐  </w:t>
+      </w:r>
+      <w:r>
+        <w:rPr>
+          <w:rFonts w:ascii="Calibri" w:cs="Calibri" w:eastAsia="Calibri" w:hAnsi="Calibri"/>
+          <w:color w:val="2B2B2B"/>
+          <w:sz w:val="21"/>
+          <w:szCs w:val="21"/>
+        </w:rPr>
+        <w:t xml:space="preserve">No</w:t>
       </w:r>
     </w:p>
     <w:p>
@@ -3240,7 +4609,7 @@
           </w:tcPr>
           <w:p>
             <w:pPr>
-              <w:spacing w:after="0"/>
+              <w:spacing w:after="40"/>
             </w:pPr>
             <w:r>
               <w:rPr>
@@ -3254,12 +4623,29 @@
               <w:t xml:space="preserve">6 · POKURIBU (FICHA 75)</w:t>
             </w:r>
           </w:p>
+          <w:p>
+            <w:pPr>
+              <w:spacing w:after="0"/>
+            </w:pPr>
+            <w:r>
+              <w:rPr>
+                <w:rFonts w:ascii="Calibri" w:cs="Calibri" w:eastAsia="Calibri" w:hAnsi="Calibri"/>
+                <w:i/>
+                <w:iCs/>
+                <w:color w:val="6B6B6B"/>
+                <w:sz w:val="19"/>
+                <w:szCs w:val="19"/>
+              </w:rPr>
+              <w:t xml:space="preserve">Según la ficha de carta lleva lactosa, apio, soja, pescado y sulfitos.</w:t>
+            </w:r>
+          </w:p>
         </w:tc>
       </w:tr>
     </w:tbl>
     <w:p>
       <w:pPr>
-        <w:spacing w:after="90" w:before="180"/>
+        <w:keepNext/>
+        <w:spacing w:after="80" w:before="200"/>
       </w:pPr>
       <w:r>
         <w:rPr>
@@ -3279,7 +4665,57 @@
           <w:sz w:val="21"/>
           <w:szCs w:val="21"/>
         </w:rPr>
-        <w:t xml:space="preserve">La carta habla de PURÉ de millo, coco y miso, y el menú de ESPUMA. ¿Llevan los mismos alérgenos (lactosa, apio, soja, pescado y sulfitos)?</w:t>
+        <w:t xml:space="preserve">En carta el millo va en PURÉ y en el menú en ESPUMA. ¿Llevan los mismos alérgenos?</w:t>
+      </w:r>
+    </w:p>
+    <w:p>
+      <w:pPr>
+        <w:keepNext/>
+        <w:spacing w:after="50"/>
+        <w:ind w:left="420"/>
+      </w:pPr>
+      <w:r>
+        <w:rPr>
+          <w:rFonts w:ascii="Segoe UI Symbol" w:cs="Segoe UI Symbol" w:eastAsia="Segoe UI Symbol" w:hAnsi="Segoe UI Symbol"/>
+          <w:color w:val="2B2B2B"/>
+          <w:sz w:val="22"/>
+          <w:szCs w:val="22"/>
+        </w:rPr>
+        <w:t xml:space="preserve">☐  </w:t>
+      </w:r>
+      <w:r>
+        <w:rPr>
+          <w:rFonts w:ascii="Calibri" w:cs="Calibri" w:eastAsia="Calibri" w:hAnsi="Calibri"/>
+          <w:color w:val="2B2B2B"/>
+          <w:sz w:val="21"/>
+          <w:szCs w:val="21"/>
+        </w:rPr>
+        <w:t xml:space="preserve">Sí, los mismos</w:t>
+      </w:r>
+    </w:p>
+    <w:p>
+      <w:pPr>
+        <w:keepNext/>
+        <w:spacing w:after="50"/>
+        <w:ind w:left="420"/>
+      </w:pPr>
+      <w:r>
+        <w:rPr>
+          <w:rFonts w:ascii="Segoe UI Symbol" w:cs="Segoe UI Symbol" w:eastAsia="Segoe UI Symbol" w:hAnsi="Segoe UI Symbol"/>
+          <w:color w:val="2B2B2B"/>
+          <w:sz w:val="22"/>
+          <w:szCs w:val="22"/>
+        </w:rPr>
+        <w:t xml:space="preserve">☐  </w:t>
+      </w:r>
+      <w:r>
+        <w:rPr>
+          <w:rFonts w:ascii="Calibri" w:cs="Calibri" w:eastAsia="Calibri" w:hAnsi="Calibri"/>
+          <w:color w:val="2B2B2B"/>
+          <w:sz w:val="21"/>
+          <w:szCs w:val="21"/>
+        </w:rPr>
+        <w:t xml:space="preserve">No</w:t>
       </w:r>
     </w:p>
     <w:p>
@@ -3287,31 +4723,17 @@
         <w:pBdr>
           <w:bottom w:val="single" w:color="B8B8B8" w:sz="4" w:space="6"/>
         </w:pBdr>
-        <w:spacing w:after="220"/>
-        <w:ind w:left="260"/>
-      </w:pPr>
-      <w:r>
-        <w:rPr>
-          <w:sz w:val="21"/>
-          <w:szCs w:val="21"/>
-        </w:rPr>
-        <w:t xml:space="preserve"/>
-      </w:r>
-    </w:p>
-    <w:p>
-      <w:pPr>
-        <w:pBdr>
-          <w:bottom w:val="single" w:color="B8B8B8" w:sz="4" w:space="6"/>
-        </w:pBdr>
-        <w:spacing w:after="80"/>
-        <w:ind w:left="260"/>
-      </w:pPr>
-      <w:r>
-        <w:rPr>
-          <w:sz w:val="21"/>
-          <w:szCs w:val="21"/>
-        </w:rPr>
-        <w:t xml:space="preserve"/>
+        <w:spacing w:after="80" w:before="120"/>
+        <w:ind w:left="420"/>
+      </w:pPr>
+      <w:r>
+        <w:rPr>
+          <w:rFonts w:ascii="Calibri" w:cs="Calibri" w:eastAsia="Calibri" w:hAnsi="Calibri"/>
+          <w:color w:val="6B6B6B"/>
+          <w:sz w:val="19"/>
+          <w:szCs w:val="19"/>
+        </w:rPr>
+        <w:t xml:space="preserve">Si no, cuáles:</w:t>
       </w:r>
     </w:p>
     <w:p>
@@ -3375,7 +4797,7 @@
                 <w:sz w:val="19"/>
                 <w:szCs w:val="19"/>
               </w:rPr>
-              <w:t xml:space="preserve">La guía dice «todos los alérgenos» y que no es adaptable si hay alergias.</w:t>
+              <w:t xml:space="preserve">La guía dice «todos los alérgenos» y que no se adapta si hay alergias.</w:t>
             </w:r>
           </w:p>
         </w:tc>
@@ -3383,7 +4805,8 @@
     </w:tbl>
     <w:p>
       <w:pPr>
-        <w:spacing w:after="90" w:before="180"/>
+        <w:keepNext/>
+        <w:spacing w:after="80" w:before="200"/>
       </w:pPr>
       <w:r>
         <w:rPr>
@@ -3403,7 +4826,57 @@
           <w:sz w:val="21"/>
           <w:szCs w:val="21"/>
         </w:rPr>
-        <w:t xml:space="preserve">¿Qué alérgenos lleva cada una de las preparaciones? ¿O lo dejamos como «no apto para clientes con alergias»?</w:t>
+        <w:t xml:space="preserve">¿Cómo lo enseñamos al camarero?</w:t>
+      </w:r>
+    </w:p>
+    <w:p>
+      <w:pPr>
+        <w:keepNext/>
+        <w:spacing w:after="50"/>
+        <w:ind w:left="420"/>
+      </w:pPr>
+      <w:r>
+        <w:rPr>
+          <w:rFonts w:ascii="Segoe UI Symbol" w:cs="Segoe UI Symbol" w:eastAsia="Segoe UI Symbol" w:hAnsi="Segoe UI Symbol"/>
+          <w:color w:val="2B2B2B"/>
+          <w:sz w:val="22"/>
+          <w:szCs w:val="22"/>
+        </w:rPr>
+        <w:t xml:space="preserve">☐  </w:t>
+      </w:r>
+      <w:r>
+        <w:rPr>
+          <w:rFonts w:ascii="Calibri" w:cs="Calibri" w:eastAsia="Calibri" w:hAnsi="Calibri"/>
+          <w:color w:val="2B2B2B"/>
+          <w:sz w:val="21"/>
+          <w:szCs w:val="21"/>
+        </w:rPr>
+        <w:t xml:space="preserve">Como «no apto para clientes con cualquier alergia»</w:t>
+      </w:r>
+    </w:p>
+    <w:p>
+      <w:pPr>
+        <w:keepNext/>
+        <w:spacing w:after="50"/>
+        <w:ind w:left="420"/>
+      </w:pPr>
+      <w:r>
+        <w:rPr>
+          <w:rFonts w:ascii="Segoe UI Symbol" w:cs="Segoe UI Symbol" w:eastAsia="Segoe UI Symbol" w:hAnsi="Segoe UI Symbol"/>
+          <w:color w:val="2B2B2B"/>
+          <w:sz w:val="22"/>
+          <w:szCs w:val="22"/>
+        </w:rPr>
+        <w:t xml:space="preserve">☐  </w:t>
+      </w:r>
+      <w:r>
+        <w:rPr>
+          <w:rFonts w:ascii="Calibri" w:cs="Calibri" w:eastAsia="Calibri" w:hAnsi="Calibri"/>
+          <w:color w:val="2B2B2B"/>
+          <w:sz w:val="21"/>
+          <w:szCs w:val="21"/>
+        </w:rPr>
+        <w:t xml:space="preserve">Con los alérgenos de cada preparación (los escribo debajo)</w:t>
       </w:r>
     </w:p>
     <w:p>
@@ -3411,15 +4884,17 @@
         <w:pBdr>
           <w:bottom w:val="single" w:color="B8B8B8" w:sz="4" w:space="6"/>
         </w:pBdr>
-        <w:spacing w:after="220"/>
-        <w:ind w:left="260"/>
-      </w:pPr>
-      <w:r>
-        <w:rPr>
-          <w:sz w:val="21"/>
-          <w:szCs w:val="21"/>
-        </w:rPr>
-        <w:t xml:space="preserve"/>
+        <w:spacing w:after="220" w:before="120"/>
+        <w:ind w:left="420"/>
+      </w:pPr>
+      <w:r>
+        <w:rPr>
+          <w:rFonts w:ascii="Calibri" w:cs="Calibri" w:eastAsia="Calibri" w:hAnsi="Calibri"/>
+          <w:color w:val="6B6B6B"/>
+          <w:sz w:val="19"/>
+          <w:szCs w:val="19"/>
+        </w:rPr>
+        <w:t xml:space="preserve">Alérgenos:</w:t>
       </w:r>
     </w:p>
     <w:p>
@@ -3427,29 +4902,15 @@
         <w:pBdr>
           <w:bottom w:val="single" w:color="B8B8B8" w:sz="4" w:space="6"/>
         </w:pBdr>
-        <w:spacing w:after="220"/>
-        <w:ind w:left="260"/>
-      </w:pPr>
-      <w:r>
-        <w:rPr>
-          <w:sz w:val="21"/>
-          <w:szCs w:val="21"/>
-        </w:rPr>
-        <w:t xml:space="preserve"/>
-      </w:r>
-    </w:p>
-    <w:p>
-      <w:pPr>
-        <w:pBdr>
-          <w:bottom w:val="single" w:color="B8B8B8" w:sz="4" w:space="6"/>
-        </w:pBdr>
-        <w:spacing w:after="80"/>
-        <w:ind w:left="260"/>
-      </w:pPr>
-      <w:r>
-        <w:rPr>
-          <w:sz w:val="21"/>
-          <w:szCs w:val="21"/>
+        <w:spacing w:after="80" w:before="0"/>
+        <w:ind w:left="420"/>
+      </w:pPr>
+      <w:r>
+        <w:rPr>
+          <w:rFonts w:ascii="Calibri" w:cs="Calibri" w:eastAsia="Calibri" w:hAnsi="Calibri"/>
+          <w:color w:val="6B6B6B"/>
+          <w:sz w:val="19"/>
+          <w:szCs w:val="19"/>
         </w:rPr>
         <w:t xml:space="preserve"/>
       </w:r>
@@ -3471,6 +4932,20 @@
           <w:szCs w:val="26"/>
         </w:rPr>
         <w:t xml:space="preserve">Bloque 4 · Adaptaciones</w:t>
+      </w:r>
+    </w:p>
+    <w:p>
+      <w:pPr>
+        <w:spacing w:after="200" w:before="0" w:line="280"/>
+      </w:pPr>
+      <w:r>
+        <w:rPr>
+          <w:rFonts w:ascii="Calibri" w:cs="Calibri" w:eastAsia="Calibri" w:hAnsi="Calibri"/>
+          <w:color w:val="6B6B6B"/>
+          <w:sz w:val="20"/>
+          <w:szCs w:val="20"/>
+        </w:rPr>
+        <w:t xml:space="preserve">Lo que el camarero puede ofrecer cuando el cliente pide un plato sin algo.</w:t>
       </w:r>
     </w:p>
     <w:tbl>
@@ -3529,7 +5004,7 @@
                 <w:sz w:val="19"/>
                 <w:szCs w:val="19"/>
               </w:rPr>
-              <w:t xml:space="preserve">En la guía las columnas de adaptación están descolocadas.</w:t>
+              <w:t xml:space="preserve">En la guía estas columnas están descolocadas.</w:t>
             </w:r>
           </w:p>
         </w:tc>
@@ -3537,7 +5012,8 @@
     </w:tbl>
     <w:p>
       <w:pPr>
-        <w:spacing w:after="90" w:before="180"/>
+        <w:keepNext/>
+        <w:spacing w:after="80" w:before="200"/>
       </w:pPr>
       <w:r>
         <w:rPr>
@@ -3557,7 +5033,82 @@
           <w:sz w:val="21"/>
           <w:szCs w:val="21"/>
         </w:rPr>
-        <w:t xml:space="preserve">¿Se puede adaptar a SIN GLUTEN? ¿Cómo?</w:t>
+        <w:t xml:space="preserve">¿Se puede hacer SIN GLUTEN?</w:t>
+      </w:r>
+    </w:p>
+    <w:p>
+      <w:pPr>
+        <w:keepNext/>
+        <w:spacing w:after="50"/>
+        <w:ind w:left="420"/>
+      </w:pPr>
+      <w:r>
+        <w:rPr>
+          <w:rFonts w:ascii="Segoe UI Symbol" w:cs="Segoe UI Symbol" w:eastAsia="Segoe UI Symbol" w:hAnsi="Segoe UI Symbol"/>
+          <w:color w:val="2B2B2B"/>
+          <w:sz w:val="22"/>
+          <w:szCs w:val="22"/>
+        </w:rPr>
+        <w:t xml:space="preserve">☐  </w:t>
+      </w:r>
+      <w:r>
+        <w:rPr>
+          <w:rFonts w:ascii="Calibri" w:cs="Calibri" w:eastAsia="Calibri" w:hAnsi="Calibri"/>
+          <w:color w:val="2B2B2B"/>
+          <w:sz w:val="21"/>
+          <w:szCs w:val="21"/>
+        </w:rPr>
+        <w:t xml:space="preserve">Sí, ya lo es</w:t>
+      </w:r>
+    </w:p>
+    <w:p>
+      <w:pPr>
+        <w:keepNext/>
+        <w:spacing w:after="50"/>
+        <w:ind w:left="420"/>
+      </w:pPr>
+      <w:r>
+        <w:rPr>
+          <w:rFonts w:ascii="Segoe UI Symbol" w:cs="Segoe UI Symbol" w:eastAsia="Segoe UI Symbol" w:hAnsi="Segoe UI Symbol"/>
+          <w:color w:val="2B2B2B"/>
+          <w:sz w:val="22"/>
+          <w:szCs w:val="22"/>
+        </w:rPr>
+        <w:t xml:space="preserve">☐  </w:t>
+      </w:r>
+      <w:r>
+        <w:rPr>
+          <w:rFonts w:ascii="Calibri" w:cs="Calibri" w:eastAsia="Calibri" w:hAnsi="Calibri"/>
+          <w:color w:val="2B2B2B"/>
+          <w:sz w:val="21"/>
+          <w:szCs w:val="21"/>
+        </w:rPr>
+        <w:t xml:space="preserve">Sí, cambiando algo</w:t>
+      </w:r>
+    </w:p>
+    <w:p>
+      <w:pPr>
+        <w:keepNext/>
+        <w:spacing w:after="50"/>
+        <w:ind w:left="420"/>
+      </w:pPr>
+      <w:r>
+        <w:rPr>
+          <w:rFonts w:ascii="Segoe UI Symbol" w:cs="Segoe UI Symbol" w:eastAsia="Segoe UI Symbol" w:hAnsi="Segoe UI Symbol"/>
+          <w:color w:val="2B2B2B"/>
+          <w:sz w:val="22"/>
+          <w:szCs w:val="22"/>
+        </w:rPr>
+        <w:t xml:space="preserve">☐  </w:t>
+      </w:r>
+      <w:r>
+        <w:rPr>
+          <w:rFonts w:ascii="Calibri" w:cs="Calibri" w:eastAsia="Calibri" w:hAnsi="Calibri"/>
+          <w:color w:val="2B2B2B"/>
+          <w:sz w:val="21"/>
+          <w:szCs w:val="21"/>
+        </w:rPr>
+        <w:t xml:space="preserve">No</w:t>
       </w:r>
     </w:p>
     <w:p>
@@ -3565,20 +5116,23 @@
         <w:pBdr>
           <w:bottom w:val="single" w:color="B8B8B8" w:sz="4" w:space="6"/>
         </w:pBdr>
-        <w:spacing w:after="80"/>
-        <w:ind w:left="260"/>
-      </w:pPr>
-      <w:r>
-        <w:rPr>
-          <w:sz w:val="21"/>
-          <w:szCs w:val="21"/>
-        </w:rPr>
-        <w:t xml:space="preserve"/>
-      </w:r>
-    </w:p>
-    <w:p>
-      <w:pPr>
-        <w:spacing w:after="90" w:before="180"/>
+        <w:spacing w:after="80" w:before="120"/>
+        <w:ind w:left="420"/>
+      </w:pPr>
+      <w:r>
+        <w:rPr>
+          <w:rFonts w:ascii="Calibri" w:cs="Calibri" w:eastAsia="Calibri" w:hAnsi="Calibri"/>
+          <w:color w:val="6B6B6B"/>
+          <w:sz w:val="19"/>
+          <w:szCs w:val="19"/>
+        </w:rPr>
+        <w:t xml:space="preserve">Qué se cambia:</w:t>
+      </w:r>
+    </w:p>
+    <w:p>
+      <w:pPr>
+        <w:keepNext/>
+        <w:spacing w:after="80" w:before="200"/>
       </w:pPr>
       <w:r>
         <w:rPr>
@@ -3598,7 +5152,82 @@
           <w:sz w:val="21"/>
           <w:szCs w:val="21"/>
         </w:rPr>
-        <w:t xml:space="preserve">¿Se puede adaptar a SIN LACTOSA?</w:t>
+        <w:t xml:space="preserve">¿Se puede hacer SIN LACTOSA?</w:t>
+      </w:r>
+    </w:p>
+    <w:p>
+      <w:pPr>
+        <w:keepNext/>
+        <w:spacing w:after="50"/>
+        <w:ind w:left="420"/>
+      </w:pPr>
+      <w:r>
+        <w:rPr>
+          <w:rFonts w:ascii="Segoe UI Symbol" w:cs="Segoe UI Symbol" w:eastAsia="Segoe UI Symbol" w:hAnsi="Segoe UI Symbol"/>
+          <w:color w:val="2B2B2B"/>
+          <w:sz w:val="22"/>
+          <w:szCs w:val="22"/>
+        </w:rPr>
+        <w:t xml:space="preserve">☐  </w:t>
+      </w:r>
+      <w:r>
+        <w:rPr>
+          <w:rFonts w:ascii="Calibri" w:cs="Calibri" w:eastAsia="Calibri" w:hAnsi="Calibri"/>
+          <w:color w:val="2B2B2B"/>
+          <w:sz w:val="21"/>
+          <w:szCs w:val="21"/>
+        </w:rPr>
+        <w:t xml:space="preserve">Sí, ya lo es</w:t>
+      </w:r>
+    </w:p>
+    <w:p>
+      <w:pPr>
+        <w:keepNext/>
+        <w:spacing w:after="50"/>
+        <w:ind w:left="420"/>
+      </w:pPr>
+      <w:r>
+        <w:rPr>
+          <w:rFonts w:ascii="Segoe UI Symbol" w:cs="Segoe UI Symbol" w:eastAsia="Segoe UI Symbol" w:hAnsi="Segoe UI Symbol"/>
+          <w:color w:val="2B2B2B"/>
+          <w:sz w:val="22"/>
+          <w:szCs w:val="22"/>
+        </w:rPr>
+        <w:t xml:space="preserve">☐  </w:t>
+      </w:r>
+      <w:r>
+        <w:rPr>
+          <w:rFonts w:ascii="Calibri" w:cs="Calibri" w:eastAsia="Calibri" w:hAnsi="Calibri"/>
+          <w:color w:val="2B2B2B"/>
+          <w:sz w:val="21"/>
+          <w:szCs w:val="21"/>
+        </w:rPr>
+        <w:t xml:space="preserve">Sí, cambiando algo</w:t>
+      </w:r>
+    </w:p>
+    <w:p>
+      <w:pPr>
+        <w:keepNext/>
+        <w:spacing w:after="50"/>
+        <w:ind w:left="420"/>
+      </w:pPr>
+      <w:r>
+        <w:rPr>
+          <w:rFonts w:ascii="Segoe UI Symbol" w:cs="Segoe UI Symbol" w:eastAsia="Segoe UI Symbol" w:hAnsi="Segoe UI Symbol"/>
+          <w:color w:val="2B2B2B"/>
+          <w:sz w:val="22"/>
+          <w:szCs w:val="22"/>
+        </w:rPr>
+        <w:t xml:space="preserve">☐  </w:t>
+      </w:r>
+      <w:r>
+        <w:rPr>
+          <w:rFonts w:ascii="Calibri" w:cs="Calibri" w:eastAsia="Calibri" w:hAnsi="Calibri"/>
+          <w:color w:val="2B2B2B"/>
+          <w:sz w:val="21"/>
+          <w:szCs w:val="21"/>
+        </w:rPr>
+        <w:t xml:space="preserve">No</w:t>
       </w:r>
     </w:p>
     <w:p>
@@ -3606,20 +5235,23 @@
         <w:pBdr>
           <w:bottom w:val="single" w:color="B8B8B8" w:sz="4" w:space="6"/>
         </w:pBdr>
-        <w:spacing w:after="80"/>
-        <w:ind w:left="260"/>
-      </w:pPr>
-      <w:r>
-        <w:rPr>
-          <w:sz w:val="21"/>
-          <w:szCs w:val="21"/>
-        </w:rPr>
-        <w:t xml:space="preserve"/>
-      </w:r>
-    </w:p>
-    <w:p>
-      <w:pPr>
-        <w:spacing w:after="90" w:before="180"/>
+        <w:spacing w:after="80" w:before="120"/>
+        <w:ind w:left="420"/>
+      </w:pPr>
+      <w:r>
+        <w:rPr>
+          <w:rFonts w:ascii="Calibri" w:cs="Calibri" w:eastAsia="Calibri" w:hAnsi="Calibri"/>
+          <w:color w:val="6B6B6B"/>
+          <w:sz w:val="19"/>
+          <w:szCs w:val="19"/>
+        </w:rPr>
+        <w:t xml:space="preserve">Qué se cambia:</w:t>
+      </w:r>
+    </w:p>
+    <w:p>
+      <w:pPr>
+        <w:keepNext/>
+        <w:spacing w:after="80" w:before="200"/>
       </w:pPr>
       <w:r>
         <w:rPr>
@@ -3639,7 +5271,82 @@
           <w:sz w:val="21"/>
           <w:szCs w:val="21"/>
         </w:rPr>
-        <w:t xml:space="preserve">¿Se puede hacer VEGANO? ¿Es con den miso de tofu?</w:t>
+        <w:t xml:space="preserve">¿Se puede hacer VEGANO?</w:t>
+      </w:r>
+    </w:p>
+    <w:p>
+      <w:pPr>
+        <w:keepNext/>
+        <w:spacing w:after="50"/>
+        <w:ind w:left="420"/>
+      </w:pPr>
+      <w:r>
+        <w:rPr>
+          <w:rFonts w:ascii="Segoe UI Symbol" w:cs="Segoe UI Symbol" w:eastAsia="Segoe UI Symbol" w:hAnsi="Segoe UI Symbol"/>
+          <w:color w:val="2B2B2B"/>
+          <w:sz w:val="22"/>
+          <w:szCs w:val="22"/>
+        </w:rPr>
+        <w:t xml:space="preserve">☐  </w:t>
+      </w:r>
+      <w:r>
+        <w:rPr>
+          <w:rFonts w:ascii="Calibri" w:cs="Calibri" w:eastAsia="Calibri" w:hAnsi="Calibri"/>
+          <w:color w:val="2B2B2B"/>
+          <w:sz w:val="21"/>
+          <w:szCs w:val="21"/>
+        </w:rPr>
+        <w:t xml:space="preserve">Sí, ya lo es</w:t>
+      </w:r>
+    </w:p>
+    <w:p>
+      <w:pPr>
+        <w:keepNext/>
+        <w:spacing w:after="50"/>
+        <w:ind w:left="420"/>
+      </w:pPr>
+      <w:r>
+        <w:rPr>
+          <w:rFonts w:ascii="Segoe UI Symbol" w:cs="Segoe UI Symbol" w:eastAsia="Segoe UI Symbol" w:hAnsi="Segoe UI Symbol"/>
+          <w:color w:val="2B2B2B"/>
+          <w:sz w:val="22"/>
+          <w:szCs w:val="22"/>
+        </w:rPr>
+        <w:t xml:space="preserve">☐  </w:t>
+      </w:r>
+      <w:r>
+        <w:rPr>
+          <w:rFonts w:ascii="Calibri" w:cs="Calibri" w:eastAsia="Calibri" w:hAnsi="Calibri"/>
+          <w:color w:val="2B2B2B"/>
+          <w:sz w:val="21"/>
+          <w:szCs w:val="21"/>
+        </w:rPr>
+        <w:t xml:space="preserve">Sí, con den miso de tofu</w:t>
+      </w:r>
+    </w:p>
+    <w:p>
+      <w:pPr>
+        <w:keepNext/>
+        <w:spacing w:after="50"/>
+        <w:ind w:left="420"/>
+      </w:pPr>
+      <w:r>
+        <w:rPr>
+          <w:rFonts w:ascii="Segoe UI Symbol" w:cs="Segoe UI Symbol" w:eastAsia="Segoe UI Symbol" w:hAnsi="Segoe UI Symbol"/>
+          <w:color w:val="2B2B2B"/>
+          <w:sz w:val="22"/>
+          <w:szCs w:val="22"/>
+        </w:rPr>
+        <w:t xml:space="preserve">☐  </w:t>
+      </w:r>
+      <w:r>
+        <w:rPr>
+          <w:rFonts w:ascii="Calibri" w:cs="Calibri" w:eastAsia="Calibri" w:hAnsi="Calibri"/>
+          <w:color w:val="2B2B2B"/>
+          <w:sz w:val="21"/>
+          <w:szCs w:val="21"/>
+        </w:rPr>
+        <w:t xml:space="preserve">No</w:t>
       </w:r>
     </w:p>
     <w:p>
@@ -3647,15 +5354,17 @@
         <w:pBdr>
           <w:bottom w:val="single" w:color="B8B8B8" w:sz="4" w:space="6"/>
         </w:pBdr>
-        <w:spacing w:after="80"/>
-        <w:ind w:left="260"/>
-      </w:pPr>
-      <w:r>
-        <w:rPr>
-          <w:sz w:val="21"/>
-          <w:szCs w:val="21"/>
-        </w:rPr>
-        <w:t xml:space="preserve"/>
+        <w:spacing w:after="80" w:before="120"/>
+        <w:ind w:left="420"/>
+      </w:pPr>
+      <w:r>
+        <w:rPr>
+          <w:rFonts w:ascii="Calibri" w:cs="Calibri" w:eastAsia="Calibri" w:hAnsi="Calibri"/>
+          <w:color w:val="6B6B6B"/>
+          <w:sz w:val="19"/>
+          <w:szCs w:val="19"/>
+        </w:rPr>
+        <w:t xml:space="preserve">Otro cambio:</w:t>
       </w:r>
     </w:p>
     <w:p>
@@ -3692,7 +5401,7 @@
           </w:tcPr>
           <w:p>
             <w:pPr>
-              <w:spacing w:after="40"/>
+              <w:spacing w:after="0"/>
             </w:pPr>
             <w:r>
               <w:rPr>
@@ -3706,28 +5415,13 @@
               <w:t xml:space="preserve">AB SUSHI VEGETARIANO (FICHA 42)</w:t>
             </w:r>
           </w:p>
-          <w:p>
-            <w:pPr>
-              <w:spacing w:after="0"/>
-            </w:pPr>
-            <w:r>
-              <w:rPr>
-                <w:rFonts w:ascii="Calibri" w:cs="Calibri" w:eastAsia="Calibri" w:hAnsi="Calibri"/>
-                <w:i/>
-                <w:iCs/>
-                <w:color w:val="6B6B6B"/>
-                <w:sz w:val="19"/>
-                <w:szCs w:val="19"/>
-              </w:rPr>
-              <w:t xml:space="preserve">Las columnas de sin gluten y sin lactosa están vacías.</w:t>
-            </w:r>
-          </w:p>
         </w:tc>
       </w:tr>
     </w:tbl>
     <w:p>
       <w:pPr>
-        <w:spacing w:after="90" w:before="180"/>
+        <w:keepNext/>
+        <w:spacing w:after="80" w:before="200"/>
       </w:pPr>
       <w:r>
         <w:rPr>
@@ -3747,7 +5441,82 @@
           <w:sz w:val="21"/>
           <w:szCs w:val="21"/>
         </w:rPr>
-        <w:t xml:space="preserve">¿Se puede adaptar a SIN GLUTEN? ¿Es sin lactosa?</w:t>
+        <w:t xml:space="preserve">¿Se puede hacer SIN GLUTEN?</w:t>
+      </w:r>
+    </w:p>
+    <w:p>
+      <w:pPr>
+        <w:keepNext/>
+        <w:spacing w:after="50"/>
+        <w:ind w:left="420"/>
+      </w:pPr>
+      <w:r>
+        <w:rPr>
+          <w:rFonts w:ascii="Segoe UI Symbol" w:cs="Segoe UI Symbol" w:eastAsia="Segoe UI Symbol" w:hAnsi="Segoe UI Symbol"/>
+          <w:color w:val="2B2B2B"/>
+          <w:sz w:val="22"/>
+          <w:szCs w:val="22"/>
+        </w:rPr>
+        <w:t xml:space="preserve">☐  </w:t>
+      </w:r>
+      <w:r>
+        <w:rPr>
+          <w:rFonts w:ascii="Calibri" w:cs="Calibri" w:eastAsia="Calibri" w:hAnsi="Calibri"/>
+          <w:color w:val="2B2B2B"/>
+          <w:sz w:val="21"/>
+          <w:szCs w:val="21"/>
+        </w:rPr>
+        <w:t xml:space="preserve">Sí, ya lo es</w:t>
+      </w:r>
+    </w:p>
+    <w:p>
+      <w:pPr>
+        <w:keepNext/>
+        <w:spacing w:after="50"/>
+        <w:ind w:left="420"/>
+      </w:pPr>
+      <w:r>
+        <w:rPr>
+          <w:rFonts w:ascii="Segoe UI Symbol" w:cs="Segoe UI Symbol" w:eastAsia="Segoe UI Symbol" w:hAnsi="Segoe UI Symbol"/>
+          <w:color w:val="2B2B2B"/>
+          <w:sz w:val="22"/>
+          <w:szCs w:val="22"/>
+        </w:rPr>
+        <w:t xml:space="preserve">☐  </w:t>
+      </w:r>
+      <w:r>
+        <w:rPr>
+          <w:rFonts w:ascii="Calibri" w:cs="Calibri" w:eastAsia="Calibri" w:hAnsi="Calibri"/>
+          <w:color w:val="2B2B2B"/>
+          <w:sz w:val="21"/>
+          <w:szCs w:val="21"/>
+        </w:rPr>
+        <w:t xml:space="preserve">Sí, cambiando la soja por soja sin gluten</w:t>
+      </w:r>
+    </w:p>
+    <w:p>
+      <w:pPr>
+        <w:keepNext/>
+        <w:spacing w:after="50"/>
+        <w:ind w:left="420"/>
+      </w:pPr>
+      <w:r>
+        <w:rPr>
+          <w:rFonts w:ascii="Segoe UI Symbol" w:cs="Segoe UI Symbol" w:eastAsia="Segoe UI Symbol" w:hAnsi="Segoe UI Symbol"/>
+          <w:color w:val="2B2B2B"/>
+          <w:sz w:val="22"/>
+          <w:szCs w:val="22"/>
+        </w:rPr>
+        <w:t xml:space="preserve">☐  </w:t>
+      </w:r>
+      <w:r>
+        <w:rPr>
+          <w:rFonts w:ascii="Calibri" w:cs="Calibri" w:eastAsia="Calibri" w:hAnsi="Calibri"/>
+          <w:color w:val="2B2B2B"/>
+          <w:sz w:val="21"/>
+          <w:szCs w:val="21"/>
+        </w:rPr>
+        <w:t xml:space="preserve">No</w:t>
       </w:r>
     </w:p>
     <w:p>
@@ -3755,31 +5524,93 @@
         <w:pBdr>
           <w:bottom w:val="single" w:color="B8B8B8" w:sz="4" w:space="6"/>
         </w:pBdr>
-        <w:spacing w:after="220"/>
-        <w:ind w:left="260"/>
-      </w:pPr>
-      <w:r>
-        <w:rPr>
-          <w:sz w:val="21"/>
-          <w:szCs w:val="21"/>
-        </w:rPr>
-        <w:t xml:space="preserve"/>
-      </w:r>
-    </w:p>
-    <w:p>
-      <w:pPr>
-        <w:pBdr>
-          <w:bottom w:val="single" w:color="B8B8B8" w:sz="4" w:space="6"/>
-        </w:pBdr>
-        <w:spacing w:after="80"/>
-        <w:ind w:left="260"/>
-      </w:pPr>
-      <w:r>
-        <w:rPr>
-          <w:sz w:val="21"/>
-          <w:szCs w:val="21"/>
-        </w:rPr>
-        <w:t xml:space="preserve"/>
+        <w:spacing w:after="80" w:before="120"/>
+        <w:ind w:left="420"/>
+      </w:pPr>
+      <w:r>
+        <w:rPr>
+          <w:rFonts w:ascii="Calibri" w:cs="Calibri" w:eastAsia="Calibri" w:hAnsi="Calibri"/>
+          <w:color w:val="6B6B6B"/>
+          <w:sz w:val="19"/>
+          <w:szCs w:val="19"/>
+        </w:rPr>
+        <w:t xml:space="preserve">Otro cambio:</w:t>
+      </w:r>
+    </w:p>
+    <w:p>
+      <w:pPr>
+        <w:keepNext/>
+        <w:spacing w:after="80" w:before="200"/>
+      </w:pPr>
+      <w:r>
+        <w:rPr>
+          <w:rFonts w:ascii="Calibri" w:cs="Calibri" w:eastAsia="Calibri" w:hAnsi="Calibri"/>
+          <w:b/>
+          <w:bCs/>
+          <w:color w:val="8A5A2B"/>
+          <w:sz w:val="21"/>
+          <w:szCs w:val="21"/>
+        </w:rPr>
+        <w:t xml:space="preserve">35.  </w:t>
+      </w:r>
+      <w:r>
+        <w:rPr>
+          <w:rFonts w:ascii="Calibri" w:cs="Calibri" w:eastAsia="Calibri" w:hAnsi="Calibri"/>
+          <w:color w:val="2B2B2B"/>
+          <w:sz w:val="21"/>
+          <w:szCs w:val="21"/>
+        </w:rPr>
+        <w:t xml:space="preserve">¿Lleva LACTOSA?</w:t>
+      </w:r>
+    </w:p>
+    <w:p>
+      <w:pPr>
+        <w:keepNext/>
+        <w:spacing w:after="50"/>
+        <w:ind w:left="420"/>
+      </w:pPr>
+      <w:r>
+        <w:rPr>
+          <w:rFonts w:ascii="Segoe UI Symbol" w:cs="Segoe UI Symbol" w:eastAsia="Segoe UI Symbol" w:hAnsi="Segoe UI Symbol"/>
+          <w:color w:val="2B2B2B"/>
+          <w:sz w:val="22"/>
+          <w:szCs w:val="22"/>
+        </w:rPr>
+        <w:t xml:space="preserve">☐  </w:t>
+      </w:r>
+      <w:r>
+        <w:rPr>
+          <w:rFonts w:ascii="Calibri" w:cs="Calibri" w:eastAsia="Calibri" w:hAnsi="Calibri"/>
+          <w:color w:val="2B2B2B"/>
+          <w:sz w:val="21"/>
+          <w:szCs w:val="21"/>
+        </w:rPr>
+        <w:t xml:space="preserve">Sí</w:t>
+      </w:r>
+    </w:p>
+    <w:p>
+      <w:pPr>
+        <w:keepNext w:val="false"/>
+        <w:spacing w:after="50"/>
+        <w:ind w:left="420"/>
+      </w:pPr>
+      <w:r>
+        <w:rPr>
+          <w:rFonts w:ascii="Segoe UI Symbol" w:cs="Segoe UI Symbol" w:eastAsia="Segoe UI Symbol" w:hAnsi="Segoe UI Symbol"/>
+          <w:color w:val="2B2B2B"/>
+          <w:sz w:val="22"/>
+          <w:szCs w:val="22"/>
+        </w:rPr>
+        <w:t xml:space="preserve">☐  </w:t>
+      </w:r>
+      <w:r>
+        <w:rPr>
+          <w:rFonts w:ascii="Calibri" w:cs="Calibri" w:eastAsia="Calibri" w:hAnsi="Calibri"/>
+          <w:color w:val="2B2B2B"/>
+          <w:sz w:val="21"/>
+          <w:szCs w:val="21"/>
+        </w:rPr>
+        <w:t xml:space="preserve">No</w:t>
       </w:r>
     </w:p>
     <w:p>
@@ -3843,7 +5674,7 @@
                 <w:sz w:val="19"/>
                 <w:szCs w:val="19"/>
               </w:rPr>
-              <w:t xml:space="preserve">La guía dice «adaptable a sin lactosa quitándole el puré».</w:t>
+              <w:t xml:space="preserve">La guía dice «sin lactosa quitándole el puré», pero la descripción no habla de ningún puré.</w:t>
             </w:r>
           </w:p>
         </w:tc>
@@ -3851,7 +5682,8 @@
     </w:tbl>
     <w:p>
       <w:pPr>
-        <w:spacing w:after="90" w:before="180"/>
+        <w:keepNext/>
+        <w:spacing w:after="80" w:before="200"/>
       </w:pPr>
       <w:r>
         <w:rPr>
@@ -3862,16 +5694,16 @@
           <w:sz w:val="21"/>
           <w:szCs w:val="21"/>
         </w:rPr>
-        <w:t xml:space="preserve">35.  </w:t>
-      </w:r>
-      <w:r>
-        <w:rPr>
-          <w:rFonts w:ascii="Calibri" w:cs="Calibri" w:eastAsia="Calibri" w:hAnsi="Calibri"/>
-          <w:color w:val="2B2B2B"/>
-          <w:sz w:val="21"/>
-          <w:szCs w:val="21"/>
-        </w:rPr>
-        <w:t xml:space="preserve">La descripción no menciona ningún puré. ¿Qué puré lleva el plato?</w:t>
+        <w:t xml:space="preserve">36.  </w:t>
+      </w:r>
+      <w:r>
+        <w:rPr>
+          <w:rFonts w:ascii="Calibri" w:cs="Calibri" w:eastAsia="Calibri" w:hAnsi="Calibri"/>
+          <w:color w:val="2B2B2B"/>
+          <w:sz w:val="21"/>
+          <w:szCs w:val="21"/>
+        </w:rPr>
+        <w:t xml:space="preserve">¿De qué es el puré que lleva?</w:t>
       </w:r>
     </w:p>
     <w:p>
@@ -3879,15 +5711,17 @@
         <w:pBdr>
           <w:bottom w:val="single" w:color="B8B8B8" w:sz="4" w:space="6"/>
         </w:pBdr>
-        <w:spacing w:after="80"/>
-        <w:ind w:left="260"/>
-      </w:pPr>
-      <w:r>
-        <w:rPr>
-          <w:sz w:val="21"/>
-          <w:szCs w:val="21"/>
-        </w:rPr>
-        <w:t xml:space="preserve"/>
+        <w:spacing w:after="80" w:before="120"/>
+        <w:ind w:left="420"/>
+      </w:pPr>
+      <w:r>
+        <w:rPr>
+          <w:rFonts w:ascii="Calibri" w:cs="Calibri" w:eastAsia="Calibri" w:hAnsi="Calibri"/>
+          <w:color w:val="6B6B6B"/>
+          <w:sz w:val="19"/>
+          <w:szCs w:val="19"/>
+        </w:rPr>
+        <w:t xml:space="preserve">Puré:</w:t>
       </w:r>
     </w:p>
     <w:p>
@@ -3951,7 +5785,7 @@
                 <w:sz w:val="19"/>
                 <w:szCs w:val="19"/>
               </w:rPr>
-              <w:t xml:space="preserve">La guía dice «adaptable a sin gluten cambiando la galleta por arroz inflado».</w:t>
+              <w:t xml:space="preserve">La guía dice «sin gluten cambiando la galleta por arroz inflado», pero la descripción no habla de ninguna galleta.</w:t>
             </w:r>
           </w:p>
         </w:tc>
@@ -3959,7 +5793,8 @@
     </w:tbl>
     <w:p>
       <w:pPr>
-        <w:spacing w:after="90" w:before="180"/>
+        <w:keepNext/>
+        <w:spacing w:after="80" w:before="200"/>
       </w:pPr>
       <w:r>
         <w:rPr>
@@ -3970,16 +5805,16 @@
           <w:sz w:val="21"/>
           <w:szCs w:val="21"/>
         </w:rPr>
-        <w:t xml:space="preserve">36.  </w:t>
-      </w:r>
-      <w:r>
-        <w:rPr>
-          <w:rFonts w:ascii="Calibri" w:cs="Calibri" w:eastAsia="Calibri" w:hAnsi="Calibri"/>
-          <w:color w:val="2B2B2B"/>
-          <w:sz w:val="21"/>
-          <w:szCs w:val="21"/>
-        </w:rPr>
-        <w:t xml:space="preserve">La descripción no menciona ninguna galleta. ¿Dónde está?</w:t>
+        <w:t xml:space="preserve">37.  </w:t>
+      </w:r>
+      <w:r>
+        <w:rPr>
+          <w:rFonts w:ascii="Calibri" w:cs="Calibri" w:eastAsia="Calibri" w:hAnsi="Calibri"/>
+          <w:color w:val="2B2B2B"/>
+          <w:sz w:val="21"/>
+          <w:szCs w:val="21"/>
+        </w:rPr>
+        <w:t xml:space="preserve">¿Dónde va la galleta?</w:t>
       </w:r>
     </w:p>
     <w:p>
@@ -3987,15 +5822,17 @@
         <w:pBdr>
           <w:bottom w:val="single" w:color="B8B8B8" w:sz="4" w:space="6"/>
         </w:pBdr>
-        <w:spacing w:after="80"/>
-        <w:ind w:left="260"/>
-      </w:pPr>
-      <w:r>
-        <w:rPr>
-          <w:sz w:val="21"/>
-          <w:szCs w:val="21"/>
-        </w:rPr>
-        <w:t xml:space="preserve"/>
+        <w:spacing w:after="80" w:before="120"/>
+        <w:ind w:left="420"/>
+      </w:pPr>
+      <w:r>
+        <w:rPr>
+          <w:rFonts w:ascii="Calibri" w:cs="Calibri" w:eastAsia="Calibri" w:hAnsi="Calibri"/>
+          <w:color w:val="6B6B6B"/>
+          <w:sz w:val="19"/>
+          <w:szCs w:val="19"/>
+        </w:rPr>
+        <w:t xml:space="preserve">Galleta:</w:t>
       </w:r>
     </w:p>
     <w:p>
@@ -4051,7 +5888,8 @@
     </w:tbl>
     <w:p>
       <w:pPr>
-        <w:spacing w:after="90" w:before="180"/>
+        <w:keepNext/>
+        <w:spacing w:after="40" w:before="200"/>
       </w:pPr>
       <w:r>
         <w:rPr>
@@ -4062,16 +5900,84 @@
           <w:sz w:val="21"/>
           <w:szCs w:val="21"/>
         </w:rPr>
-        <w:t xml:space="preserve">37.  </w:t>
-      </w:r>
-      <w:r>
-        <w:rPr>
-          <w:rFonts w:ascii="Calibri" w:cs="Calibri" w:eastAsia="Calibri" w:hAnsi="Calibri"/>
-          <w:color w:val="2B2B2B"/>
-          <w:sz w:val="21"/>
-          <w:szCs w:val="21"/>
-        </w:rPr>
-        <w:t xml:space="preserve">El GOFIO tiene gluten. Para la versión sin gluten, ¿se quita también el gofio, o solo la galleta?</w:t>
+        <w:t xml:space="preserve">38.  </w:t>
+      </w:r>
+      <w:r>
+        <w:rPr>
+          <w:rFonts w:ascii="Calibri" w:cs="Calibri" w:eastAsia="Calibri" w:hAnsi="Calibri"/>
+          <w:color w:val="2B2B2B"/>
+          <w:sz w:val="21"/>
+          <w:szCs w:val="21"/>
+        </w:rPr>
+        <w:t xml:space="preserve">Para hacerlo SIN GLUTEN, ¿qué se cambia?</w:t>
+      </w:r>
+    </w:p>
+    <w:p>
+      <w:pPr>
+        <w:keepNext/>
+        <w:spacing w:after="90"/>
+        <w:ind w:left="260"/>
+      </w:pPr>
+      <w:r>
+        <w:rPr>
+          <w:rFonts w:ascii="Calibri" w:cs="Calibri" w:eastAsia="Calibri" w:hAnsi="Calibri"/>
+          <w:i/>
+          <w:iCs/>
+          <w:color w:val="6B6B6B"/>
+          <w:sz w:val="19"/>
+          <w:szCs w:val="19"/>
+        </w:rPr>
+        <w:t xml:space="preserve">El gofio lleva gluten.</w:t>
+      </w:r>
+    </w:p>
+    <w:p>
+      <w:pPr>
+        <w:keepNext/>
+        <w:spacing w:after="50"/>
+        <w:ind w:left="420"/>
+      </w:pPr>
+      <w:r>
+        <w:rPr>
+          <w:rFonts w:ascii="Segoe UI Symbol" w:cs="Segoe UI Symbol" w:eastAsia="Segoe UI Symbol" w:hAnsi="Segoe UI Symbol"/>
+          <w:color w:val="2B2B2B"/>
+          <w:sz w:val="22"/>
+          <w:szCs w:val="22"/>
+        </w:rPr>
+        <w:t xml:space="preserve">☐  </w:t>
+      </w:r>
+      <w:r>
+        <w:rPr>
+          <w:rFonts w:ascii="Calibri" w:cs="Calibri" w:eastAsia="Calibri" w:hAnsi="Calibri"/>
+          <w:color w:val="2B2B2B"/>
+          <w:sz w:val="21"/>
+          <w:szCs w:val="21"/>
+        </w:rPr>
+        <w:t xml:space="preserve">La galleta y el gofio</w:t>
+      </w:r>
+    </w:p>
+    <w:p>
+      <w:pPr>
+        <w:keepNext/>
+        <w:spacing w:after="50"/>
+        <w:ind w:left="420"/>
+      </w:pPr>
+      <w:r>
+        <w:rPr>
+          <w:rFonts w:ascii="Segoe UI Symbol" w:cs="Segoe UI Symbol" w:eastAsia="Segoe UI Symbol" w:hAnsi="Segoe UI Symbol"/>
+          <w:color w:val="2B2B2B"/>
+          <w:sz w:val="22"/>
+          <w:szCs w:val="22"/>
+        </w:rPr>
+        <w:t xml:space="preserve">☐  </w:t>
+      </w:r>
+      <w:r>
+        <w:rPr>
+          <w:rFonts w:ascii="Calibri" w:cs="Calibri" w:eastAsia="Calibri" w:hAnsi="Calibri"/>
+          <w:color w:val="2B2B2B"/>
+          <w:sz w:val="21"/>
+          <w:szCs w:val="21"/>
+        </w:rPr>
+        <w:t xml:space="preserve">Solo la galleta (entonces sigue llevando gluten por el gofio)</w:t>
       </w:r>
     </w:p>
     <w:p>
@@ -4079,15 +5985,43 @@
         <w:pBdr>
           <w:bottom w:val="single" w:color="B8B8B8" w:sz="4" w:space="6"/>
         </w:pBdr>
-        <w:spacing w:after="220"/>
-        <w:ind w:left="260"/>
-      </w:pPr>
-      <w:r>
-        <w:rPr>
-          <w:sz w:val="21"/>
-          <w:szCs w:val="21"/>
-        </w:rPr>
-        <w:t xml:space="preserve"/>
+        <w:spacing w:after="80" w:before="120"/>
+        <w:ind w:left="420"/>
+      </w:pPr>
+      <w:r>
+        <w:rPr>
+          <w:rFonts w:ascii="Calibri" w:cs="Calibri" w:eastAsia="Calibri" w:hAnsi="Calibri"/>
+          <w:color w:val="6B6B6B"/>
+          <w:sz w:val="19"/>
+          <w:szCs w:val="19"/>
+        </w:rPr>
+        <w:t xml:space="preserve">Otro cambio:</w:t>
+      </w:r>
+    </w:p>
+    <w:p>
+      <w:pPr>
+        <w:keepNext/>
+        <w:spacing w:after="80" w:before="200"/>
+      </w:pPr>
+      <w:r>
+        <w:rPr>
+          <w:rFonts w:ascii="Calibri" w:cs="Calibri" w:eastAsia="Calibri" w:hAnsi="Calibri"/>
+          <w:b/>
+          <w:bCs/>
+          <w:color w:val="8A5A2B"/>
+          <w:sz w:val="21"/>
+          <w:szCs w:val="21"/>
+        </w:rPr>
+        <w:t xml:space="preserve">39.  </w:t>
+      </w:r>
+      <w:r>
+        <w:rPr>
+          <w:rFonts w:ascii="Calibri" w:cs="Calibri" w:eastAsia="Calibri" w:hAnsi="Calibri"/>
+          <w:color w:val="2B2B2B"/>
+          <w:sz w:val="21"/>
+          <w:szCs w:val="21"/>
+        </w:rPr>
+        <w:t xml:space="preserve">La guía dice que se puede hacer SIN LACTOSA. ¿Qué se cambia?</w:t>
       </w:r>
     </w:p>
     <w:p>
@@ -4095,20 +6029,23 @@
         <w:pBdr>
           <w:bottom w:val="single" w:color="B8B8B8" w:sz="4" w:space="6"/>
         </w:pBdr>
-        <w:spacing w:after="80"/>
-        <w:ind w:left="260"/>
-      </w:pPr>
-      <w:r>
-        <w:rPr>
-          <w:sz w:val="21"/>
-          <w:szCs w:val="21"/>
-        </w:rPr>
-        <w:t xml:space="preserve"/>
-      </w:r>
-    </w:p>
-    <w:p>
-      <w:pPr>
-        <w:spacing w:after="90" w:before="180"/>
+        <w:spacing w:after="80" w:before="120"/>
+        <w:ind w:left="420"/>
+      </w:pPr>
+      <w:r>
+        <w:rPr>
+          <w:rFonts w:ascii="Calibri" w:cs="Calibri" w:eastAsia="Calibri" w:hAnsi="Calibri"/>
+          <w:color w:val="6B6B6B"/>
+          <w:sz w:val="19"/>
+          <w:szCs w:val="19"/>
+        </w:rPr>
+        <w:t xml:space="preserve">Cambio:</w:t>
+      </w:r>
+    </w:p>
+    <w:p>
+      <w:pPr>
+        <w:keepNext/>
+        <w:spacing w:after="80" w:before="200"/>
       </w:pPr>
       <w:r>
         <w:rPr>
@@ -4119,16 +6056,16 @@
           <w:sz w:val="21"/>
           <w:szCs w:val="21"/>
         </w:rPr>
-        <w:t xml:space="preserve">38.  </w:t>
-      </w:r>
-      <w:r>
-        <w:rPr>
-          <w:rFonts w:ascii="Calibri" w:cs="Calibri" w:eastAsia="Calibri" w:hAnsi="Calibri"/>
-          <w:color w:val="2B2B2B"/>
-          <w:sz w:val="21"/>
-          <w:szCs w:val="21"/>
-        </w:rPr>
-        <w:t xml:space="preserve">La guía dice que es adaptable a SIN LACTOSA y a VEGANO. ¿Cómo se adapta cada uno?</w:t>
+        <w:t xml:space="preserve">40.  </w:t>
+      </w:r>
+      <w:r>
+        <w:rPr>
+          <w:rFonts w:ascii="Calibri" w:cs="Calibri" w:eastAsia="Calibri" w:hAnsi="Calibri"/>
+          <w:color w:val="2B2B2B"/>
+          <w:sz w:val="21"/>
+          <w:szCs w:val="21"/>
+        </w:rPr>
+        <w:t xml:space="preserve">La guía dice que se puede hacer VEGANO. ¿Qué se cambia?</w:t>
       </w:r>
     </w:p>
     <w:p>
@@ -4136,31 +6073,17 @@
         <w:pBdr>
           <w:bottom w:val="single" w:color="B8B8B8" w:sz="4" w:space="6"/>
         </w:pBdr>
-        <w:spacing w:after="220"/>
-        <w:ind w:left="260"/>
-      </w:pPr>
-      <w:r>
-        <w:rPr>
-          <w:sz w:val="21"/>
-          <w:szCs w:val="21"/>
-        </w:rPr>
-        <w:t xml:space="preserve"/>
-      </w:r>
-    </w:p>
-    <w:p>
-      <w:pPr>
-        <w:pBdr>
-          <w:bottom w:val="single" w:color="B8B8B8" w:sz="4" w:space="6"/>
-        </w:pBdr>
-        <w:spacing w:after="80"/>
-        <w:ind w:left="260"/>
-      </w:pPr>
-      <w:r>
-        <w:rPr>
-          <w:sz w:val="21"/>
-          <w:szCs w:val="21"/>
-        </w:rPr>
-        <w:t xml:space="preserve"/>
+        <w:spacing w:after="80" w:before="120"/>
+        <w:ind w:left="420"/>
+      </w:pPr>
+      <w:r>
+        <w:rPr>
+          <w:rFonts w:ascii="Calibri" w:cs="Calibri" w:eastAsia="Calibri" w:hAnsi="Calibri"/>
+          <w:color w:val="6B6B6B"/>
+          <w:sz w:val="19"/>
+          <w:szCs w:val="19"/>
+        </w:rPr>
+        <w:t xml:space="preserve">Cambio:</w:t>
       </w:r>
     </w:p>
     <w:p>
@@ -4208,7 +6131,7 @@
                 <w:sz w:val="24"/>
                 <w:szCs w:val="24"/>
               </w:rPr>
-              <w:t xml:space="preserve">ENDIVIAS, HORENSO SATAY Y POKURIBU (FICHAS 25, 26 Y 56)</w:t>
+              <w:t xml:space="preserve">ENDIVIAS LAYU, HORENSO SATAY Y POKURIBU (FICHAS 25, 26 Y 56)</w:t>
             </w:r>
           </w:p>
           <w:p>
@@ -4224,7 +6147,7 @@
                 <w:sz w:val="19"/>
                 <w:szCs w:val="19"/>
               </w:rPr>
-              <w:t xml:space="preserve">La columna de sin lactosa está vacía.</w:t>
+              <w:t xml:space="preserve">La columna de sin lactosa está vacía en los tres.</w:t>
             </w:r>
           </w:p>
         </w:tc>
@@ -4232,7 +6155,8 @@
     </w:tbl>
     <w:p>
       <w:pPr>
-        <w:spacing w:after="90" w:before="180"/>
+        <w:keepNext/>
+        <w:spacing w:after="80" w:before="200"/>
       </w:pPr>
       <w:r>
         <w:rPr>
@@ -4243,16 +6167,286 @@
           <w:sz w:val="21"/>
           <w:szCs w:val="21"/>
         </w:rPr>
-        <w:t xml:space="preserve">39.  </w:t>
-      </w:r>
-      <w:r>
-        <w:rPr>
-          <w:rFonts w:ascii="Calibri" w:cs="Calibri" w:eastAsia="Calibri" w:hAnsi="Calibri"/>
-          <w:color w:val="2B2B2B"/>
-          <w:sz w:val="21"/>
-          <w:szCs w:val="21"/>
-        </w:rPr>
-        <w:t xml:space="preserve">¿Son sin lactosa, o adaptables?</w:t>
+        <w:t xml:space="preserve">41.  </w:t>
+      </w:r>
+      <w:r>
+        <w:rPr>
+          <w:rFonts w:ascii="Calibri" w:cs="Calibri" w:eastAsia="Calibri" w:hAnsi="Calibri"/>
+          <w:color w:val="2B2B2B"/>
+          <w:sz w:val="21"/>
+          <w:szCs w:val="21"/>
+        </w:rPr>
+        <w:t xml:space="preserve">Endivias layu: ¿es SIN LACTOSA?</w:t>
+      </w:r>
+    </w:p>
+    <w:p>
+      <w:pPr>
+        <w:keepNext/>
+        <w:spacing w:after="50"/>
+        <w:ind w:left="420"/>
+      </w:pPr>
+      <w:r>
+        <w:rPr>
+          <w:rFonts w:ascii="Segoe UI Symbol" w:cs="Segoe UI Symbol" w:eastAsia="Segoe UI Symbol" w:hAnsi="Segoe UI Symbol"/>
+          <w:color w:val="2B2B2B"/>
+          <w:sz w:val="22"/>
+          <w:szCs w:val="22"/>
+        </w:rPr>
+        <w:t xml:space="preserve">☐  </w:t>
+      </w:r>
+      <w:r>
+        <w:rPr>
+          <w:rFonts w:ascii="Calibri" w:cs="Calibri" w:eastAsia="Calibri" w:hAnsi="Calibri"/>
+          <w:color w:val="2B2B2B"/>
+          <w:sz w:val="21"/>
+          <w:szCs w:val="21"/>
+        </w:rPr>
+        <w:t xml:space="preserve">Sí</w:t>
+      </w:r>
+    </w:p>
+    <w:p>
+      <w:pPr>
+        <w:keepNext/>
+        <w:spacing w:after="50"/>
+        <w:ind w:left="420"/>
+      </w:pPr>
+      <w:r>
+        <w:rPr>
+          <w:rFonts w:ascii="Segoe UI Symbol" w:cs="Segoe UI Symbol" w:eastAsia="Segoe UI Symbol" w:hAnsi="Segoe UI Symbol"/>
+          <w:color w:val="2B2B2B"/>
+          <w:sz w:val="22"/>
+          <w:szCs w:val="22"/>
+        </w:rPr>
+        <w:t xml:space="preserve">☐  </w:t>
+      </w:r>
+      <w:r>
+        <w:rPr>
+          <w:rFonts w:ascii="Calibri" w:cs="Calibri" w:eastAsia="Calibri" w:hAnsi="Calibri"/>
+          <w:color w:val="2B2B2B"/>
+          <w:sz w:val="21"/>
+          <w:szCs w:val="21"/>
+        </w:rPr>
+        <w:t xml:space="preserve">Sí, cambiando algo</w:t>
+      </w:r>
+    </w:p>
+    <w:p>
+      <w:pPr>
+        <w:keepNext w:val="false"/>
+        <w:spacing w:after="50"/>
+        <w:ind w:left="420"/>
+      </w:pPr>
+      <w:r>
+        <w:rPr>
+          <w:rFonts w:ascii="Segoe UI Symbol" w:cs="Segoe UI Symbol" w:eastAsia="Segoe UI Symbol" w:hAnsi="Segoe UI Symbol"/>
+          <w:color w:val="2B2B2B"/>
+          <w:sz w:val="22"/>
+          <w:szCs w:val="22"/>
+        </w:rPr>
+        <w:t xml:space="preserve">☐  </w:t>
+      </w:r>
+      <w:r>
+        <w:rPr>
+          <w:rFonts w:ascii="Calibri" w:cs="Calibri" w:eastAsia="Calibri" w:hAnsi="Calibri"/>
+          <w:color w:val="2B2B2B"/>
+          <w:sz w:val="21"/>
+          <w:szCs w:val="21"/>
+        </w:rPr>
+        <w:t xml:space="preserve">No</w:t>
+      </w:r>
+    </w:p>
+    <w:p>
+      <w:pPr>
+        <w:keepNext/>
+        <w:spacing w:after="80" w:before="200"/>
+      </w:pPr>
+      <w:r>
+        <w:rPr>
+          <w:rFonts w:ascii="Calibri" w:cs="Calibri" w:eastAsia="Calibri" w:hAnsi="Calibri"/>
+          <w:b/>
+          <w:bCs/>
+          <w:color w:val="8A5A2B"/>
+          <w:sz w:val="21"/>
+          <w:szCs w:val="21"/>
+        </w:rPr>
+        <w:t xml:space="preserve">42.  </w:t>
+      </w:r>
+      <w:r>
+        <w:rPr>
+          <w:rFonts w:ascii="Calibri" w:cs="Calibri" w:eastAsia="Calibri" w:hAnsi="Calibri"/>
+          <w:color w:val="2B2B2B"/>
+          <w:sz w:val="21"/>
+          <w:szCs w:val="21"/>
+        </w:rPr>
+        <w:t xml:space="preserve">Horenso satay: ¿es SIN LACTOSA?</w:t>
+      </w:r>
+    </w:p>
+    <w:p>
+      <w:pPr>
+        <w:keepNext/>
+        <w:spacing w:after="50"/>
+        <w:ind w:left="420"/>
+      </w:pPr>
+      <w:r>
+        <w:rPr>
+          <w:rFonts w:ascii="Segoe UI Symbol" w:cs="Segoe UI Symbol" w:eastAsia="Segoe UI Symbol" w:hAnsi="Segoe UI Symbol"/>
+          <w:color w:val="2B2B2B"/>
+          <w:sz w:val="22"/>
+          <w:szCs w:val="22"/>
+        </w:rPr>
+        <w:t xml:space="preserve">☐  </w:t>
+      </w:r>
+      <w:r>
+        <w:rPr>
+          <w:rFonts w:ascii="Calibri" w:cs="Calibri" w:eastAsia="Calibri" w:hAnsi="Calibri"/>
+          <w:color w:val="2B2B2B"/>
+          <w:sz w:val="21"/>
+          <w:szCs w:val="21"/>
+        </w:rPr>
+        <w:t xml:space="preserve">Sí</w:t>
+      </w:r>
+    </w:p>
+    <w:p>
+      <w:pPr>
+        <w:keepNext/>
+        <w:spacing w:after="50"/>
+        <w:ind w:left="420"/>
+      </w:pPr>
+      <w:r>
+        <w:rPr>
+          <w:rFonts w:ascii="Segoe UI Symbol" w:cs="Segoe UI Symbol" w:eastAsia="Segoe UI Symbol" w:hAnsi="Segoe UI Symbol"/>
+          <w:color w:val="2B2B2B"/>
+          <w:sz w:val="22"/>
+          <w:szCs w:val="22"/>
+        </w:rPr>
+        <w:t xml:space="preserve">☐  </w:t>
+      </w:r>
+      <w:r>
+        <w:rPr>
+          <w:rFonts w:ascii="Calibri" w:cs="Calibri" w:eastAsia="Calibri" w:hAnsi="Calibri"/>
+          <w:color w:val="2B2B2B"/>
+          <w:sz w:val="21"/>
+          <w:szCs w:val="21"/>
+        </w:rPr>
+        <w:t xml:space="preserve">Sí, cambiando algo</w:t>
+      </w:r>
+    </w:p>
+    <w:p>
+      <w:pPr>
+        <w:keepNext w:val="false"/>
+        <w:spacing w:after="50"/>
+        <w:ind w:left="420"/>
+      </w:pPr>
+      <w:r>
+        <w:rPr>
+          <w:rFonts w:ascii="Segoe UI Symbol" w:cs="Segoe UI Symbol" w:eastAsia="Segoe UI Symbol" w:hAnsi="Segoe UI Symbol"/>
+          <w:color w:val="2B2B2B"/>
+          <w:sz w:val="22"/>
+          <w:szCs w:val="22"/>
+        </w:rPr>
+        <w:t xml:space="preserve">☐  </w:t>
+      </w:r>
+      <w:r>
+        <w:rPr>
+          <w:rFonts w:ascii="Calibri" w:cs="Calibri" w:eastAsia="Calibri" w:hAnsi="Calibri"/>
+          <w:color w:val="2B2B2B"/>
+          <w:sz w:val="21"/>
+          <w:szCs w:val="21"/>
+        </w:rPr>
+        <w:t xml:space="preserve">No</w:t>
+      </w:r>
+    </w:p>
+    <w:p>
+      <w:pPr>
+        <w:keepNext/>
+        <w:spacing w:after="40" w:before="200"/>
+      </w:pPr>
+      <w:r>
+        <w:rPr>
+          <w:rFonts w:ascii="Calibri" w:cs="Calibri" w:eastAsia="Calibri" w:hAnsi="Calibri"/>
+          <w:b/>
+          <w:bCs/>
+          <w:color w:val="8A5A2B"/>
+          <w:sz w:val="21"/>
+          <w:szCs w:val="21"/>
+        </w:rPr>
+        <w:t xml:space="preserve">43.  </w:t>
+      </w:r>
+      <w:r>
+        <w:rPr>
+          <w:rFonts w:ascii="Calibri" w:cs="Calibri" w:eastAsia="Calibri" w:hAnsi="Calibri"/>
+          <w:color w:val="2B2B2B"/>
+          <w:sz w:val="21"/>
+          <w:szCs w:val="21"/>
+        </w:rPr>
+        <w:t xml:space="preserve">Pokuribu: ¿es SIN LACTOSA?</w:t>
+      </w:r>
+    </w:p>
+    <w:p>
+      <w:pPr>
+        <w:keepNext/>
+        <w:spacing w:after="90"/>
+        <w:ind w:left="260"/>
+      </w:pPr>
+      <w:r>
+        <w:rPr>
+          <w:rFonts w:ascii="Calibri" w:cs="Calibri" w:eastAsia="Calibri" w:hAnsi="Calibri"/>
+          <w:i/>
+          <w:iCs/>
+          <w:color w:val="6B6B6B"/>
+          <w:sz w:val="19"/>
+          <w:szCs w:val="19"/>
+        </w:rPr>
+        <w:t xml:space="preserve">Según la guía lleva lactosa (mantequilla en el acabado).</w:t>
+      </w:r>
+    </w:p>
+    <w:p>
+      <w:pPr>
+        <w:keepNext/>
+        <w:spacing w:after="50"/>
+        <w:ind w:left="420"/>
+      </w:pPr>
+      <w:r>
+        <w:rPr>
+          <w:rFonts w:ascii="Segoe UI Symbol" w:cs="Segoe UI Symbol" w:eastAsia="Segoe UI Symbol" w:hAnsi="Segoe UI Symbol"/>
+          <w:color w:val="2B2B2B"/>
+          <w:sz w:val="22"/>
+          <w:szCs w:val="22"/>
+        </w:rPr>
+        <w:t xml:space="preserve">☐  </w:t>
+      </w:r>
+      <w:r>
+        <w:rPr>
+          <w:rFonts w:ascii="Calibri" w:cs="Calibri" w:eastAsia="Calibri" w:hAnsi="Calibri"/>
+          <w:color w:val="2B2B2B"/>
+          <w:sz w:val="21"/>
+          <w:szCs w:val="21"/>
+        </w:rPr>
+        <w:t xml:space="preserve">No</w:t>
+      </w:r>
+    </w:p>
+    <w:p>
+      <w:pPr>
+        <w:keepNext/>
+        <w:spacing w:after="50"/>
+        <w:ind w:left="420"/>
+      </w:pPr>
+      <w:r>
+        <w:rPr>
+          <w:rFonts w:ascii="Segoe UI Symbol" w:cs="Segoe UI Symbol" w:eastAsia="Segoe UI Symbol" w:hAnsi="Segoe UI Symbol"/>
+          <w:color w:val="2B2B2B"/>
+          <w:sz w:val="22"/>
+          <w:szCs w:val="22"/>
+        </w:rPr>
+        <w:t xml:space="preserve">☐  </w:t>
+      </w:r>
+      <w:r>
+        <w:rPr>
+          <w:rFonts w:ascii="Calibri" w:cs="Calibri" w:eastAsia="Calibri" w:hAnsi="Calibri"/>
+          <w:color w:val="2B2B2B"/>
+          <w:sz w:val="21"/>
+          <w:szCs w:val="21"/>
+        </w:rPr>
+        <w:t xml:space="preserve">Sí, cambiando algo</w:t>
       </w:r>
     </w:p>
     <w:p>
@@ -4260,31 +6454,17 @@
         <w:pBdr>
           <w:bottom w:val="single" w:color="B8B8B8" w:sz="4" w:space="6"/>
         </w:pBdr>
-        <w:spacing w:after="220"/>
-        <w:ind w:left="260"/>
-      </w:pPr>
-      <w:r>
-        <w:rPr>
-          <w:sz w:val="21"/>
-          <w:szCs w:val="21"/>
-        </w:rPr>
-        <w:t xml:space="preserve"/>
-      </w:r>
-    </w:p>
-    <w:p>
-      <w:pPr>
-        <w:pBdr>
-          <w:bottom w:val="single" w:color="B8B8B8" w:sz="4" w:space="6"/>
-        </w:pBdr>
-        <w:spacing w:after="80"/>
-        <w:ind w:left="260"/>
-      </w:pPr>
-      <w:r>
-        <w:rPr>
-          <w:sz w:val="21"/>
-          <w:szCs w:val="21"/>
-        </w:rPr>
-        <w:t xml:space="preserve"/>
+        <w:spacing w:after="80" w:before="120"/>
+        <w:ind w:left="420"/>
+      </w:pPr>
+      <w:r>
+        <w:rPr>
+          <w:rFonts w:ascii="Calibri" w:cs="Calibri" w:eastAsia="Calibri" w:hAnsi="Calibri"/>
+          <w:color w:val="6B6B6B"/>
+          <w:sz w:val="19"/>
+          <w:szCs w:val="19"/>
+        </w:rPr>
+        <w:t xml:space="preserve">Qué se cambia:</w:t>
       </w:r>
     </w:p>
     <w:p>
@@ -4317,7 +6497,7 @@
           <w:sz w:val="20"/>
           <w:szCs w:val="20"/>
         </w:rPr>
-        <w:t xml:space="preserve">No son de alérgenos: son diferencias entre el texto en español y el inglés de la guía, para que el camarero cuente el plato bien.</w:t>
+        <w:t xml:space="preserve">No son de alérgenos: son diferencias entre el español y el inglés de la guía, para que el camarero cuente bien el plato.</w:t>
       </w:r>
     </w:p>
     <w:tbl>
@@ -4360,7 +6540,7 @@
                 <w:sz w:val="24"/>
                 <w:szCs w:val="24"/>
               </w:rPr>
-              <w:t xml:space="preserve">HOTATE KIWI Y ERINGI KIWI (FICHAS 12 Y 17)</w:t>
+              <w:t xml:space="preserve">HOTATE KIWI (FICHA 12)</w:t>
             </w:r>
           </w:p>
         </w:tc>
@@ -4368,7 +6548,8 @@
     </w:tbl>
     <w:p>
       <w:pPr>
-        <w:spacing w:after="90" w:before="180"/>
+        <w:keepNext/>
+        <w:spacing w:after="80" w:before="200"/>
       </w:pPr>
       <w:r>
         <w:rPr>
@@ -4379,16 +6560,66 @@
           <w:sz w:val="21"/>
           <w:szCs w:val="21"/>
         </w:rPr>
-        <w:t xml:space="preserve">40.  </w:t>
-      </w:r>
-      <w:r>
-        <w:rPr>
-          <w:rFonts w:ascii="Calibri" w:cs="Calibri" w:eastAsia="Calibri" w:hAnsi="Calibri"/>
-          <w:color w:val="2B2B2B"/>
-          <w:sz w:val="21"/>
-          <w:szCs w:val="21"/>
-        </w:rPr>
-        <w:t xml:space="preserve">El español dice 9 cortes y el inglés «six». ¿Cuántos son?</w:t>
+        <w:t xml:space="preserve">44.  </w:t>
+      </w:r>
+      <w:r>
+        <w:rPr>
+          <w:rFonts w:ascii="Calibri" w:cs="Calibri" w:eastAsia="Calibri" w:hAnsi="Calibri"/>
+          <w:color w:val="2B2B2B"/>
+          <w:sz w:val="21"/>
+          <w:szCs w:val="21"/>
+        </w:rPr>
+        <w:t xml:space="preserve">El español dice 9 cortes de vieira y 9 de kiwi; el inglés dice six. ¿Cuántos son?</w:t>
+      </w:r>
+    </w:p>
+    <w:p>
+      <w:pPr>
+        <w:keepNext/>
+        <w:spacing w:after="50"/>
+        <w:ind w:left="420"/>
+      </w:pPr>
+      <w:r>
+        <w:rPr>
+          <w:rFonts w:ascii="Segoe UI Symbol" w:cs="Segoe UI Symbol" w:eastAsia="Segoe UI Symbol" w:hAnsi="Segoe UI Symbol"/>
+          <w:color w:val="2B2B2B"/>
+          <w:sz w:val="22"/>
+          <w:szCs w:val="22"/>
+        </w:rPr>
+        <w:t xml:space="preserve">☐  </w:t>
+      </w:r>
+      <w:r>
+        <w:rPr>
+          <w:rFonts w:ascii="Calibri" w:cs="Calibri" w:eastAsia="Calibri" w:hAnsi="Calibri"/>
+          <w:color w:val="2B2B2B"/>
+          <w:sz w:val="21"/>
+          <w:szCs w:val="21"/>
+        </w:rPr>
+        <w:t xml:space="preserve">9</w:t>
+      </w:r>
+    </w:p>
+    <w:p>
+      <w:pPr>
+        <w:keepNext/>
+        <w:spacing w:after="50"/>
+        <w:ind w:left="420"/>
+      </w:pPr>
+      <w:r>
+        <w:rPr>
+          <w:rFonts w:ascii="Segoe UI Symbol" w:cs="Segoe UI Symbol" w:eastAsia="Segoe UI Symbol" w:hAnsi="Segoe UI Symbol"/>
+          <w:color w:val="2B2B2B"/>
+          <w:sz w:val="22"/>
+          <w:szCs w:val="22"/>
+        </w:rPr>
+        <w:t xml:space="preserve">☐  </w:t>
+      </w:r>
+      <w:r>
+        <w:rPr>
+          <w:rFonts w:ascii="Calibri" w:cs="Calibri" w:eastAsia="Calibri" w:hAnsi="Calibri"/>
+          <w:color w:val="2B2B2B"/>
+          <w:sz w:val="21"/>
+          <w:szCs w:val="21"/>
+        </w:rPr>
+        <w:t xml:space="preserve">6</w:t>
       </w:r>
     </w:p>
     <w:p>
@@ -4396,15 +6627,162 @@
         <w:pBdr>
           <w:bottom w:val="single" w:color="B8B8B8" w:sz="4" w:space="6"/>
         </w:pBdr>
-        <w:spacing w:after="80"/>
-        <w:ind w:left="260"/>
-      </w:pPr>
-      <w:r>
-        <w:rPr>
-          <w:sz w:val="21"/>
-          <w:szCs w:val="21"/>
-        </w:rPr>
-        <w:t xml:space="preserve"/>
+        <w:spacing w:after="80" w:before="120"/>
+        <w:ind w:left="420"/>
+      </w:pPr>
+      <w:r>
+        <w:rPr>
+          <w:rFonts w:ascii="Calibri" w:cs="Calibri" w:eastAsia="Calibri" w:hAnsi="Calibri"/>
+          <w:color w:val="6B6B6B"/>
+          <w:sz w:val="19"/>
+          <w:szCs w:val="19"/>
+        </w:rPr>
+        <w:t xml:space="preserve">Otro número:</w:t>
+      </w:r>
+    </w:p>
+    <w:p>
+      <w:pPr>
+        <w:spacing w:after="140"/>
+      </w:pPr>
+    </w:p>
+    <w:tbl>
+      <w:tblPr>
+        <w:tblW w:type="dxa" w:w="9360"/>
+        <w:tblBorders>
+          <w:top w:val="none"/>
+          <w:left w:val="single" w:color="8A5A2B" w:sz="18"/>
+          <w:bottom w:val="none"/>
+          <w:right w:val="none"/>
+          <w:insideH w:val="none"/>
+          <w:insideV w:val="none"/>
+        </w:tblBorders>
+      </w:tblPr>
+      <w:tblGrid>
+        <w:gridCol w:w="9360"/>
+      </w:tblGrid>
+      <w:tr>
+        <w:tc>
+          <w:tcPr>
+            <w:tcW w:type="dxa" w:w="9360"/>
+            <w:shd w:fill="F7F2E7" w:val="clear"/>
+            <w:tcMar>
+              <w:top w:type="dxa" w:w="90"/>
+              <w:left w:type="dxa" w:w="160"/>
+              <w:bottom w:type="dxa" w:w="90"/>
+              <w:right w:type="dxa" w:w="160"/>
+            </w:tcMar>
+          </w:tcPr>
+          <w:p>
+            <w:pPr>
+              <w:spacing w:after="0"/>
+            </w:pPr>
+            <w:r>
+              <w:rPr>
+                <w:rFonts w:ascii="Calibri" w:cs="Calibri" w:eastAsia="Calibri" w:hAnsi="Calibri"/>
+                <w:b/>
+                <w:bCs/>
+                <w:color w:val="8A5A2B"/>
+                <w:sz w:val="24"/>
+                <w:szCs w:val="24"/>
+              </w:rPr>
+              <w:t xml:space="preserve">ERINGI KIWI (FICHA 17)</w:t>
+            </w:r>
+          </w:p>
+        </w:tc>
+      </w:tr>
+    </w:tbl>
+    <w:p>
+      <w:pPr>
+        <w:keepNext/>
+        <w:spacing w:after="80" w:before="200"/>
+      </w:pPr>
+      <w:r>
+        <w:rPr>
+          <w:rFonts w:ascii="Calibri" w:cs="Calibri" w:eastAsia="Calibri" w:hAnsi="Calibri"/>
+          <w:b/>
+          <w:bCs/>
+          <w:color w:val="8A5A2B"/>
+          <w:sz w:val="21"/>
+          <w:szCs w:val="21"/>
+        </w:rPr>
+        <w:t xml:space="preserve">45.  </w:t>
+      </w:r>
+      <w:r>
+        <w:rPr>
+          <w:rFonts w:ascii="Calibri" w:cs="Calibri" w:eastAsia="Calibri" w:hAnsi="Calibri"/>
+          <w:color w:val="2B2B2B"/>
+          <w:sz w:val="21"/>
+          <w:szCs w:val="21"/>
+        </w:rPr>
+        <w:t xml:space="preserve">El español dice 9 cortes de eringi y 9 de kiwi; el inglés dice six. ¿Cuántos son?</w:t>
+      </w:r>
+    </w:p>
+    <w:p>
+      <w:pPr>
+        <w:keepNext/>
+        <w:spacing w:after="50"/>
+        <w:ind w:left="420"/>
+      </w:pPr>
+      <w:r>
+        <w:rPr>
+          <w:rFonts w:ascii="Segoe UI Symbol" w:cs="Segoe UI Symbol" w:eastAsia="Segoe UI Symbol" w:hAnsi="Segoe UI Symbol"/>
+          <w:color w:val="2B2B2B"/>
+          <w:sz w:val="22"/>
+          <w:szCs w:val="22"/>
+        </w:rPr>
+        <w:t xml:space="preserve">☐  </w:t>
+      </w:r>
+      <w:r>
+        <w:rPr>
+          <w:rFonts w:ascii="Calibri" w:cs="Calibri" w:eastAsia="Calibri" w:hAnsi="Calibri"/>
+          <w:color w:val="2B2B2B"/>
+          <w:sz w:val="21"/>
+          <w:szCs w:val="21"/>
+        </w:rPr>
+        <w:t xml:space="preserve">9</w:t>
+      </w:r>
+    </w:p>
+    <w:p>
+      <w:pPr>
+        <w:keepNext/>
+        <w:spacing w:after="50"/>
+        <w:ind w:left="420"/>
+      </w:pPr>
+      <w:r>
+        <w:rPr>
+          <w:rFonts w:ascii="Segoe UI Symbol" w:cs="Segoe UI Symbol" w:eastAsia="Segoe UI Symbol" w:hAnsi="Segoe UI Symbol"/>
+          <w:color w:val="2B2B2B"/>
+          <w:sz w:val="22"/>
+          <w:szCs w:val="22"/>
+        </w:rPr>
+        <w:t xml:space="preserve">☐  </w:t>
+      </w:r>
+      <w:r>
+        <w:rPr>
+          <w:rFonts w:ascii="Calibri" w:cs="Calibri" w:eastAsia="Calibri" w:hAnsi="Calibri"/>
+          <w:color w:val="2B2B2B"/>
+          <w:sz w:val="21"/>
+          <w:szCs w:val="21"/>
+        </w:rPr>
+        <w:t xml:space="preserve">6</w:t>
+      </w:r>
+    </w:p>
+    <w:p>
+      <w:pPr>
+        <w:pBdr>
+          <w:bottom w:val="single" w:color="B8B8B8" w:sz="4" w:space="6"/>
+        </w:pBdr>
+        <w:spacing w:after="80" w:before="120"/>
+        <w:ind w:left="420"/>
+      </w:pPr>
+      <w:r>
+        <w:rPr>
+          <w:rFonts w:ascii="Calibri" w:cs="Calibri" w:eastAsia="Calibri" w:hAnsi="Calibri"/>
+          <w:color w:val="6B6B6B"/>
+          <w:sz w:val="19"/>
+          <w:szCs w:val="19"/>
+        </w:rPr>
+        <w:t xml:space="preserve">Otro número:</w:t>
       </w:r>
     </w:p>
     <w:p>
@@ -4460,7 +6838,8 @@
     </w:tbl>
     <w:p>
       <w:pPr>
-        <w:spacing w:after="90" w:before="180"/>
+        <w:keepNext/>
+        <w:spacing w:after="40" w:before="200"/>
       </w:pPr>
       <w:r>
         <w:rPr>
@@ -4471,32 +6850,109 @@
           <w:sz w:val="21"/>
           <w:szCs w:val="21"/>
         </w:rPr>
-        <w:t xml:space="preserve">41.  </w:t>
-      </w:r>
-      <w:r>
-        <w:rPr>
-          <w:rFonts w:ascii="Calibri" w:cs="Calibri" w:eastAsia="Calibri" w:hAnsi="Calibri"/>
-          <w:color w:val="2B2B2B"/>
-          <w:sz w:val="21"/>
-          <w:szCs w:val="21"/>
-        </w:rPr>
-        <w:t xml:space="preserve">El español dice «a baja temperatura» y el inglés «grilled in Josper». ¿Cómo se cocina?</w:t>
-      </w:r>
-    </w:p>
-    <w:p>
-      <w:pPr>
-        <w:pBdr>
-          <w:bottom w:val="single" w:color="B8B8B8" w:sz="4" w:space="6"/>
-        </w:pBdr>
-        <w:spacing w:after="80"/>
+        <w:t xml:space="preserve">46.  </w:t>
+      </w:r>
+      <w:r>
+        <w:rPr>
+          <w:rFonts w:ascii="Calibri" w:cs="Calibri" w:eastAsia="Calibri" w:hAnsi="Calibri"/>
+          <w:color w:val="2B2B2B"/>
+          <w:sz w:val="21"/>
+          <w:szCs w:val="21"/>
+        </w:rPr>
+        <w:t xml:space="preserve">¿Cómo se cocina la berenjena?</w:t>
+      </w:r>
+    </w:p>
+    <w:p>
+      <w:pPr>
+        <w:keepNext/>
+        <w:spacing w:after="90"/>
         <w:ind w:left="260"/>
       </w:pPr>
       <w:r>
         <w:rPr>
-          <w:sz w:val="21"/>
-          <w:szCs w:val="21"/>
-        </w:rPr>
-        <w:t xml:space="preserve"/>
+          <w:rFonts w:ascii="Calibri" w:cs="Calibri" w:eastAsia="Calibri" w:hAnsi="Calibri"/>
+          <w:i/>
+          <w:iCs/>
+          <w:color w:val="6B6B6B"/>
+          <w:sz w:val="19"/>
+          <w:szCs w:val="19"/>
+        </w:rPr>
+        <w:t xml:space="preserve">El español dice «a baja temperatura» y el inglés «grilled in Josper».</w:t>
+      </w:r>
+    </w:p>
+    <w:p>
+      <w:pPr>
+        <w:keepNext/>
+        <w:spacing w:after="50"/>
+        <w:ind w:left="420"/>
+      </w:pPr>
+      <w:r>
+        <w:rPr>
+          <w:rFonts w:ascii="Segoe UI Symbol" w:cs="Segoe UI Symbol" w:eastAsia="Segoe UI Symbol" w:hAnsi="Segoe UI Symbol"/>
+          <w:color w:val="2B2B2B"/>
+          <w:sz w:val="22"/>
+          <w:szCs w:val="22"/>
+        </w:rPr>
+        <w:t xml:space="preserve">☐  </w:t>
+      </w:r>
+      <w:r>
+        <w:rPr>
+          <w:rFonts w:ascii="Calibri" w:cs="Calibri" w:eastAsia="Calibri" w:hAnsi="Calibri"/>
+          <w:color w:val="2B2B2B"/>
+          <w:sz w:val="21"/>
+          <w:szCs w:val="21"/>
+        </w:rPr>
+        <w:t xml:space="preserve">A baja temperatura</w:t>
+      </w:r>
+    </w:p>
+    <w:p>
+      <w:pPr>
+        <w:keepNext/>
+        <w:spacing w:after="50"/>
+        <w:ind w:left="420"/>
+      </w:pPr>
+      <w:r>
+        <w:rPr>
+          <w:rFonts w:ascii="Segoe UI Symbol" w:cs="Segoe UI Symbol" w:eastAsia="Segoe UI Symbol" w:hAnsi="Segoe UI Symbol"/>
+          <w:color w:val="2B2B2B"/>
+          <w:sz w:val="22"/>
+          <w:szCs w:val="22"/>
+        </w:rPr>
+        <w:t xml:space="preserve">☐  </w:t>
+      </w:r>
+      <w:r>
+        <w:rPr>
+          <w:rFonts w:ascii="Calibri" w:cs="Calibri" w:eastAsia="Calibri" w:hAnsi="Calibri"/>
+          <w:color w:val="2B2B2B"/>
+          <w:sz w:val="21"/>
+          <w:szCs w:val="21"/>
+        </w:rPr>
+        <w:t xml:space="preserve">En el Josper</w:t>
+      </w:r>
+    </w:p>
+    <w:p>
+      <w:pPr>
+        <w:keepNext w:val="false"/>
+        <w:spacing w:after="50"/>
+        <w:ind w:left="420"/>
+      </w:pPr>
+      <w:r>
+        <w:rPr>
+          <w:rFonts w:ascii="Segoe UI Symbol" w:cs="Segoe UI Symbol" w:eastAsia="Segoe UI Symbol" w:hAnsi="Segoe UI Symbol"/>
+          <w:color w:val="2B2B2B"/>
+          <w:sz w:val="22"/>
+          <w:szCs w:val="22"/>
+        </w:rPr>
+        <w:t xml:space="preserve">☐  </w:t>
+      </w:r>
+      <w:r>
+        <w:rPr>
+          <w:rFonts w:ascii="Calibri" w:cs="Calibri" w:eastAsia="Calibri" w:hAnsi="Calibri"/>
+          <w:color w:val="2B2B2B"/>
+          <w:sz w:val="21"/>
+          <w:szCs w:val="21"/>
+        </w:rPr>
+        <w:t xml:space="preserve">Las dos cosas: baja temperatura y luego Josper</w:t>
       </w:r>
     </w:p>
     <w:p>
@@ -4552,7 +7008,8 @@
     </w:tbl>
     <w:p>
       <w:pPr>
-        <w:spacing w:after="90" w:before="180"/>
+        <w:keepNext/>
+        <w:spacing w:after="40" w:before="200"/>
       </w:pPr>
       <w:r>
         <w:rPr>
@@ -4563,16 +7020,538 @@
           <w:sz w:val="21"/>
           <w:szCs w:val="21"/>
         </w:rPr>
-        <w:t xml:space="preserve">42.  </w:t>
-      </w:r>
-      <w:r>
-        <w:rPr>
-          <w:rFonts w:ascii="Calibri" w:cs="Calibri" w:eastAsia="Calibri" w:hAnsi="Calibri"/>
-          <w:color w:val="2B2B2B"/>
-          <w:sz w:val="21"/>
-          <w:szCs w:val="21"/>
-        </w:rPr>
-        <w:t xml:space="preserve">El español dice MASA BRICK y el inglés PHYLLO PASTRY. ¿Cuál es?</w:t>
+        <w:t xml:space="preserve">47.  </w:t>
+      </w:r>
+      <w:r>
+        <w:rPr>
+          <w:rFonts w:ascii="Calibri" w:cs="Calibri" w:eastAsia="Calibri" w:hAnsi="Calibri"/>
+          <w:color w:val="2B2B2B"/>
+          <w:sz w:val="21"/>
+          <w:szCs w:val="21"/>
+        </w:rPr>
+        <w:t xml:space="preserve">¿Con qué masa se hace?</w:t>
+      </w:r>
+    </w:p>
+    <w:p>
+      <w:pPr>
+        <w:keepNext/>
+        <w:spacing w:after="90"/>
+        <w:ind w:left="260"/>
+      </w:pPr>
+      <w:r>
+        <w:rPr>
+          <w:rFonts w:ascii="Calibri" w:cs="Calibri" w:eastAsia="Calibri" w:hAnsi="Calibri"/>
+          <w:i/>
+          <w:iCs/>
+          <w:color w:val="6B6B6B"/>
+          <w:sz w:val="19"/>
+          <w:szCs w:val="19"/>
+        </w:rPr>
+        <w:t xml:space="preserve">El español dice masa brick y el inglés phyllo pastry.</w:t>
+      </w:r>
+    </w:p>
+    <w:p>
+      <w:pPr>
+        <w:keepNext/>
+        <w:spacing w:after="50"/>
+        <w:ind w:left="420"/>
+      </w:pPr>
+      <w:r>
+        <w:rPr>
+          <w:rFonts w:ascii="Segoe UI Symbol" w:cs="Segoe UI Symbol" w:eastAsia="Segoe UI Symbol" w:hAnsi="Segoe UI Symbol"/>
+          <w:color w:val="2B2B2B"/>
+          <w:sz w:val="22"/>
+          <w:szCs w:val="22"/>
+        </w:rPr>
+        <w:t xml:space="preserve">☐  </w:t>
+      </w:r>
+      <w:r>
+        <w:rPr>
+          <w:rFonts w:ascii="Calibri" w:cs="Calibri" w:eastAsia="Calibri" w:hAnsi="Calibri"/>
+          <w:color w:val="2B2B2B"/>
+          <w:sz w:val="21"/>
+          <w:szCs w:val="21"/>
+        </w:rPr>
+        <w:t xml:space="preserve">Masa brick</w:t>
+      </w:r>
+    </w:p>
+    <w:p>
+      <w:pPr>
+        <w:keepNext w:val="false"/>
+        <w:spacing w:after="50"/>
+        <w:ind w:left="420"/>
+      </w:pPr>
+      <w:r>
+        <w:rPr>
+          <w:rFonts w:ascii="Segoe UI Symbol" w:cs="Segoe UI Symbol" w:eastAsia="Segoe UI Symbol" w:hAnsi="Segoe UI Symbol"/>
+          <w:color w:val="2B2B2B"/>
+          <w:sz w:val="22"/>
+          <w:szCs w:val="22"/>
+        </w:rPr>
+        <w:t xml:space="preserve">☐  </w:t>
+      </w:r>
+      <w:r>
+        <w:rPr>
+          <w:rFonts w:ascii="Calibri" w:cs="Calibri" w:eastAsia="Calibri" w:hAnsi="Calibri"/>
+          <w:color w:val="2B2B2B"/>
+          <w:sz w:val="21"/>
+          <w:szCs w:val="21"/>
+        </w:rPr>
+        <w:t xml:space="preserve">Masa filo</w:t>
+      </w:r>
+    </w:p>
+    <w:p>
+      <w:pPr>
+        <w:spacing w:after="140"/>
+      </w:pPr>
+    </w:p>
+    <w:tbl>
+      <w:tblPr>
+        <w:tblW w:type="dxa" w:w="9360"/>
+        <w:tblBorders>
+          <w:top w:val="none"/>
+          <w:left w:val="single" w:color="8A5A2B" w:sz="18"/>
+          <w:bottom w:val="none"/>
+          <w:right w:val="none"/>
+          <w:insideH w:val="none"/>
+          <w:insideV w:val="none"/>
+        </w:tblBorders>
+      </w:tblPr>
+      <w:tblGrid>
+        <w:gridCol w:w="9360"/>
+      </w:tblGrid>
+      <w:tr>
+        <w:tc>
+          <w:tcPr>
+            <w:tcW w:type="dxa" w:w="9360"/>
+            <w:shd w:fill="F7F2E7" w:val="clear"/>
+            <w:tcMar>
+              <w:top w:type="dxa" w:w="90"/>
+              <w:left w:type="dxa" w:w="160"/>
+              <w:bottom w:type="dxa" w:w="90"/>
+              <w:right w:type="dxa" w:w="160"/>
+            </w:tcMar>
+          </w:tcPr>
+          <w:p>
+            <w:pPr>
+              <w:spacing w:after="40"/>
+            </w:pPr>
+            <w:r>
+              <w:rPr>
+                <w:rFonts w:ascii="Calibri" w:cs="Calibri" w:eastAsia="Calibri" w:hAnsi="Calibri"/>
+                <w:b/>
+                <w:bCs/>
+                <w:color w:val="8A5A2B"/>
+                <w:sz w:val="24"/>
+                <w:szCs w:val="24"/>
+              </w:rPr>
+              <w:t xml:space="preserve">AB SALMON TATAKI (FICHA 13)</w:t>
+            </w:r>
+          </w:p>
+          <w:p>
+            <w:pPr>
+              <w:spacing w:after="0"/>
+            </w:pPr>
+            <w:r>
+              <w:rPr>
+                <w:rFonts w:ascii="Calibri" w:cs="Calibri" w:eastAsia="Calibri" w:hAnsi="Calibri"/>
+                <w:i/>
+                <w:iCs/>
+                <w:color w:val="6B6B6B"/>
+                <w:sz w:val="19"/>
+                <w:szCs w:val="19"/>
+              </w:rPr>
+              <w:t xml:space="preserve">El nombre dice salmón y la descripción «atún/salmón».</w:t>
+            </w:r>
+          </w:p>
+        </w:tc>
+      </w:tr>
+    </w:tbl>
+    <w:p>
+      <w:pPr>
+        <w:keepNext/>
+        <w:spacing w:after="80" w:before="200"/>
+      </w:pPr>
+      <w:r>
+        <w:rPr>
+          <w:rFonts w:ascii="Calibri" w:cs="Calibri" w:eastAsia="Calibri" w:hAnsi="Calibri"/>
+          <w:b/>
+          <w:bCs/>
+          <w:color w:val="8A5A2B"/>
+          <w:sz w:val="21"/>
+          <w:szCs w:val="21"/>
+        </w:rPr>
+        <w:t xml:space="preserve">48.  </w:t>
+      </w:r>
+      <w:r>
+        <w:rPr>
+          <w:rFonts w:ascii="Calibri" w:cs="Calibri" w:eastAsia="Calibri" w:hAnsi="Calibri"/>
+          <w:color w:val="2B2B2B"/>
+          <w:sz w:val="21"/>
+          <w:szCs w:val="21"/>
+        </w:rPr>
+        <w:t xml:space="preserve">¿Qué pescado lleva?</w:t>
+      </w:r>
+    </w:p>
+    <w:p>
+      <w:pPr>
+        <w:keepNext/>
+        <w:spacing w:after="50"/>
+        <w:ind w:left="420"/>
+      </w:pPr>
+      <w:r>
+        <w:rPr>
+          <w:rFonts w:ascii="Segoe UI Symbol" w:cs="Segoe UI Symbol" w:eastAsia="Segoe UI Symbol" w:hAnsi="Segoe UI Symbol"/>
+          <w:color w:val="2B2B2B"/>
+          <w:sz w:val="22"/>
+          <w:szCs w:val="22"/>
+        </w:rPr>
+        <w:t xml:space="preserve">☐  </w:t>
+      </w:r>
+      <w:r>
+        <w:rPr>
+          <w:rFonts w:ascii="Calibri" w:cs="Calibri" w:eastAsia="Calibri" w:hAnsi="Calibri"/>
+          <w:color w:val="2B2B2B"/>
+          <w:sz w:val="21"/>
+          <w:szCs w:val="21"/>
+        </w:rPr>
+        <w:t xml:space="preserve">Siempre salmón</w:t>
+      </w:r>
+    </w:p>
+    <w:p>
+      <w:pPr>
+        <w:keepNext/>
+        <w:spacing w:after="50"/>
+        <w:ind w:left="420"/>
+      </w:pPr>
+      <w:r>
+        <w:rPr>
+          <w:rFonts w:ascii="Segoe UI Symbol" w:cs="Segoe UI Symbol" w:eastAsia="Segoe UI Symbol" w:hAnsi="Segoe UI Symbol"/>
+          <w:color w:val="2B2B2B"/>
+          <w:sz w:val="22"/>
+          <w:szCs w:val="22"/>
+        </w:rPr>
+        <w:t xml:space="preserve">☐  </w:t>
+      </w:r>
+      <w:r>
+        <w:rPr>
+          <w:rFonts w:ascii="Calibri" w:cs="Calibri" w:eastAsia="Calibri" w:hAnsi="Calibri"/>
+          <w:color w:val="2B2B2B"/>
+          <w:sz w:val="21"/>
+          <w:szCs w:val="21"/>
+        </w:rPr>
+        <w:t xml:space="preserve">Siempre atún</w:t>
+      </w:r>
+    </w:p>
+    <w:p>
+      <w:pPr>
+        <w:keepNext w:val="false"/>
+        <w:spacing w:after="50"/>
+        <w:ind w:left="420"/>
+      </w:pPr>
+      <w:r>
+        <w:rPr>
+          <w:rFonts w:ascii="Segoe UI Symbol" w:cs="Segoe UI Symbol" w:eastAsia="Segoe UI Symbol" w:hAnsi="Segoe UI Symbol"/>
+          <w:color w:val="2B2B2B"/>
+          <w:sz w:val="22"/>
+          <w:szCs w:val="22"/>
+        </w:rPr>
+        <w:t xml:space="preserve">☐  </w:t>
+      </w:r>
+      <w:r>
+        <w:rPr>
+          <w:rFonts w:ascii="Calibri" w:cs="Calibri" w:eastAsia="Calibri" w:hAnsi="Calibri"/>
+          <w:color w:val="2B2B2B"/>
+          <w:sz w:val="21"/>
+          <w:szCs w:val="21"/>
+        </w:rPr>
+        <w:t xml:space="preserve">Según el día, atún o salmón</w:t>
+      </w:r>
+    </w:p>
+    <w:p>
+      <w:pPr>
+        <w:spacing w:after="140"/>
+      </w:pPr>
+    </w:p>
+    <w:tbl>
+      <w:tblPr>
+        <w:tblW w:type="dxa" w:w="9360"/>
+        <w:tblBorders>
+          <w:top w:val="none"/>
+          <w:left w:val="single" w:color="8A5A2B" w:sz="18"/>
+          <w:bottom w:val="none"/>
+          <w:right w:val="none"/>
+          <w:insideH w:val="none"/>
+          <w:insideV w:val="none"/>
+        </w:tblBorders>
+      </w:tblPr>
+      <w:tblGrid>
+        <w:gridCol w:w="9360"/>
+      </w:tblGrid>
+      <w:tr>
+        <w:tc>
+          <w:tcPr>
+            <w:tcW w:type="dxa" w:w="9360"/>
+            <w:shd w:fill="F7F2E7" w:val="clear"/>
+            <w:tcMar>
+              <w:top w:type="dxa" w:w="90"/>
+              <w:left w:type="dxa" w:w="160"/>
+              <w:bottom w:type="dxa" w:w="90"/>
+              <w:right w:type="dxa" w:w="160"/>
+            </w:tcMar>
+          </w:tcPr>
+          <w:p>
+            <w:pPr>
+              <w:spacing w:after="40"/>
+            </w:pPr>
+            <w:r>
+              <w:rPr>
+                <w:rFonts w:ascii="Calibri" w:cs="Calibri" w:eastAsia="Calibri" w:hAnsi="Calibri"/>
+                <w:b/>
+                <w:bCs/>
+                <w:color w:val="8A5A2B"/>
+                <w:sz w:val="24"/>
+                <w:szCs w:val="24"/>
+              </w:rPr>
+              <w:t xml:space="preserve">PANIPURI (FICHA 4)</w:t>
+            </w:r>
+          </w:p>
+          <w:p>
+            <w:pPr>
+              <w:spacing w:after="0"/>
+            </w:pPr>
+            <w:r>
+              <w:rPr>
+                <w:rFonts w:ascii="Calibri" w:cs="Calibri" w:eastAsia="Calibri" w:hAnsi="Calibri"/>
+                <w:i/>
+                <w:iCs/>
+                <w:color w:val="6B6B6B"/>
+                <w:sz w:val="19"/>
+                <w:szCs w:val="19"/>
+              </w:rPr>
+              <w:t xml:space="preserve">La descripción dice «Panikuri» y el nombre «Panipuri».</w:t>
+            </w:r>
+          </w:p>
+        </w:tc>
+      </w:tr>
+    </w:tbl>
+    <w:p>
+      <w:pPr>
+        <w:keepNext/>
+        <w:spacing w:after="80" w:before="200"/>
+      </w:pPr>
+      <w:r>
+        <w:rPr>
+          <w:rFonts w:ascii="Calibri" w:cs="Calibri" w:eastAsia="Calibri" w:hAnsi="Calibri"/>
+          <w:b/>
+          <w:bCs/>
+          <w:color w:val="8A5A2B"/>
+          <w:sz w:val="21"/>
+          <w:szCs w:val="21"/>
+        </w:rPr>
+        <w:t xml:space="preserve">49.  </w:t>
+      </w:r>
+      <w:r>
+        <w:rPr>
+          <w:rFonts w:ascii="Calibri" w:cs="Calibri" w:eastAsia="Calibri" w:hAnsi="Calibri"/>
+          <w:color w:val="2B2B2B"/>
+          <w:sz w:val="21"/>
+          <w:szCs w:val="21"/>
+        </w:rPr>
+        <w:t xml:space="preserve">¿Cómo se llama en carta?</w:t>
+      </w:r>
+    </w:p>
+    <w:p>
+      <w:pPr>
+        <w:keepNext/>
+        <w:spacing w:after="50"/>
+        <w:ind w:left="420"/>
+      </w:pPr>
+      <w:r>
+        <w:rPr>
+          <w:rFonts w:ascii="Segoe UI Symbol" w:cs="Segoe UI Symbol" w:eastAsia="Segoe UI Symbol" w:hAnsi="Segoe UI Symbol"/>
+          <w:color w:val="2B2B2B"/>
+          <w:sz w:val="22"/>
+          <w:szCs w:val="22"/>
+        </w:rPr>
+        <w:t xml:space="preserve">☐  </w:t>
+      </w:r>
+      <w:r>
+        <w:rPr>
+          <w:rFonts w:ascii="Calibri" w:cs="Calibri" w:eastAsia="Calibri" w:hAnsi="Calibri"/>
+          <w:color w:val="2B2B2B"/>
+          <w:sz w:val="21"/>
+          <w:szCs w:val="21"/>
+        </w:rPr>
+        <w:t xml:space="preserve">Panipuri</w:t>
+      </w:r>
+    </w:p>
+    <w:p>
+      <w:pPr>
+        <w:keepNext w:val="false"/>
+        <w:spacing w:after="50"/>
+        <w:ind w:left="420"/>
+      </w:pPr>
+      <w:r>
+        <w:rPr>
+          <w:rFonts w:ascii="Segoe UI Symbol" w:cs="Segoe UI Symbol" w:eastAsia="Segoe UI Symbol" w:hAnsi="Segoe UI Symbol"/>
+          <w:color w:val="2B2B2B"/>
+          <w:sz w:val="22"/>
+          <w:szCs w:val="22"/>
+        </w:rPr>
+        <w:t xml:space="preserve">☐  </w:t>
+      </w:r>
+      <w:r>
+        <w:rPr>
+          <w:rFonts w:ascii="Calibri" w:cs="Calibri" w:eastAsia="Calibri" w:hAnsi="Calibri"/>
+          <w:color w:val="2B2B2B"/>
+          <w:sz w:val="21"/>
+          <w:szCs w:val="21"/>
+        </w:rPr>
+        <w:t xml:space="preserve">Panikuri</w:t>
+      </w:r>
+    </w:p>
+    <w:p>
+      <w:pPr>
+        <w:spacing w:after="140"/>
+      </w:pPr>
+    </w:p>
+    <w:tbl>
+      <w:tblPr>
+        <w:tblW w:type="dxa" w:w="9360"/>
+        <w:tblBorders>
+          <w:top w:val="none"/>
+          <w:left w:val="single" w:color="8A5A2B" w:sz="18"/>
+          <w:bottom w:val="none"/>
+          <w:right w:val="none"/>
+          <w:insideH w:val="none"/>
+          <w:insideV w:val="none"/>
+        </w:tblBorders>
+      </w:tblPr>
+      <w:tblGrid>
+        <w:gridCol w:w="9360"/>
+      </w:tblGrid>
+      <w:tr>
+        <w:tc>
+          <w:tcPr>
+            <w:tcW w:type="dxa" w:w="9360"/>
+            <w:shd w:fill="F7F2E7" w:val="clear"/>
+            <w:tcMar>
+              <w:top w:type="dxa" w:w="90"/>
+              <w:left w:type="dxa" w:w="160"/>
+              <w:bottom w:type="dxa" w:w="90"/>
+              <w:right w:type="dxa" w:w="160"/>
+            </w:tcMar>
+          </w:tcPr>
+          <w:p>
+            <w:pPr>
+              <w:spacing w:after="40"/>
+            </w:pPr>
+            <w:r>
+              <w:rPr>
+                <w:rFonts w:ascii="Calibri" w:cs="Calibri" w:eastAsia="Calibri" w:hAnsi="Calibri"/>
+                <w:b/>
+                <w:bCs/>
+                <w:color w:val="8A5A2B"/>
+                <w:sz w:val="24"/>
+                <w:szCs w:val="24"/>
+              </w:rPr>
+              <w:t xml:space="preserve">MISO BLACK COD (FICHA 52)</w:t>
+            </w:r>
+          </w:p>
+          <w:p>
+            <w:pPr>
+              <w:spacing w:after="0"/>
+            </w:pPr>
+            <w:r>
+              <w:rPr>
+                <w:rFonts w:ascii="Calibri" w:cs="Calibri" w:eastAsia="Calibri" w:hAnsi="Calibri"/>
+                <w:i/>
+                <w:iCs/>
+                <w:color w:val="6B6B6B"/>
+                <w:sz w:val="19"/>
+                <w:szCs w:val="19"/>
+              </w:rPr>
+              <w:t xml:space="preserve">En la caja (Micros) aparece como «Guindara».</w:t>
+            </w:r>
+          </w:p>
+        </w:tc>
+      </w:tr>
+    </w:tbl>
+    <w:p>
+      <w:pPr>
+        <w:keepNext/>
+        <w:spacing w:after="80" w:before="200"/>
+      </w:pPr>
+      <w:r>
+        <w:rPr>
+          <w:rFonts w:ascii="Calibri" w:cs="Calibri" w:eastAsia="Calibri" w:hAnsi="Calibri"/>
+          <w:b/>
+          <w:bCs/>
+          <w:color w:val="8A5A2B"/>
+          <w:sz w:val="21"/>
+          <w:szCs w:val="21"/>
+        </w:rPr>
+        <w:t xml:space="preserve">50.  </w:t>
+      </w:r>
+      <w:r>
+        <w:rPr>
+          <w:rFonts w:ascii="Calibri" w:cs="Calibri" w:eastAsia="Calibri" w:hAnsi="Calibri"/>
+          <w:color w:val="2B2B2B"/>
+          <w:sz w:val="21"/>
+          <w:szCs w:val="21"/>
+        </w:rPr>
+        <w:t xml:space="preserve">¿Es el mismo pescado que el bacalao negro?</w:t>
+      </w:r>
+    </w:p>
+    <w:p>
+      <w:pPr>
+        <w:keepNext/>
+        <w:spacing w:after="50"/>
+        <w:ind w:left="420"/>
+      </w:pPr>
+      <w:r>
+        <w:rPr>
+          <w:rFonts w:ascii="Segoe UI Symbol" w:cs="Segoe UI Symbol" w:eastAsia="Segoe UI Symbol" w:hAnsi="Segoe UI Symbol"/>
+          <w:color w:val="2B2B2B"/>
+          <w:sz w:val="22"/>
+          <w:szCs w:val="22"/>
+        </w:rPr>
+        <w:t xml:space="preserve">☐  </w:t>
+      </w:r>
+      <w:r>
+        <w:rPr>
+          <w:rFonts w:ascii="Calibri" w:cs="Calibri" w:eastAsia="Calibri" w:hAnsi="Calibri"/>
+          <w:color w:val="2B2B2B"/>
+          <w:sz w:val="21"/>
+          <w:szCs w:val="21"/>
+        </w:rPr>
+        <w:t xml:space="preserve">Sí, es el mismo</w:t>
+      </w:r>
+    </w:p>
+    <w:p>
+      <w:pPr>
+        <w:keepNext/>
+        <w:spacing w:after="50"/>
+        <w:ind w:left="420"/>
+      </w:pPr>
+      <w:r>
+        <w:rPr>
+          <w:rFonts w:ascii="Segoe UI Symbol" w:cs="Segoe UI Symbol" w:eastAsia="Segoe UI Symbol" w:hAnsi="Segoe UI Symbol"/>
+          <w:color w:val="2B2B2B"/>
+          <w:sz w:val="22"/>
+          <w:szCs w:val="22"/>
+        </w:rPr>
+        <w:t xml:space="preserve">☐  </w:t>
+      </w:r>
+      <w:r>
+        <w:rPr>
+          <w:rFonts w:ascii="Calibri" w:cs="Calibri" w:eastAsia="Calibri" w:hAnsi="Calibri"/>
+          <w:color w:val="2B2B2B"/>
+          <w:sz w:val="21"/>
+          <w:szCs w:val="21"/>
+        </w:rPr>
+        <w:t xml:space="preserve">No, es otro pescado</w:t>
       </w:r>
     </w:p>
     <w:p>
@@ -4580,21 +7559,51 @@
         <w:pBdr>
           <w:bottom w:val="single" w:color="B8B8B8" w:sz="4" w:space="6"/>
         </w:pBdr>
-        <w:spacing w:after="80"/>
-        <w:ind w:left="260"/>
-      </w:pPr>
-      <w:r>
-        <w:rPr>
-          <w:sz w:val="21"/>
-          <w:szCs w:val="21"/>
-        </w:rPr>
-        <w:t xml:space="preserve"/>
-      </w:r>
-    </w:p>
-    <w:p>
-      <w:pPr>
-        <w:spacing w:after="140"/>
-      </w:pPr>
+        <w:spacing w:after="80" w:before="120"/>
+        <w:ind w:left="420"/>
+      </w:pPr>
+      <w:r>
+        <w:rPr>
+          <w:rFonts w:ascii="Calibri" w:cs="Calibri" w:eastAsia="Calibri" w:hAnsi="Calibri"/>
+          <w:color w:val="6B6B6B"/>
+          <w:sz w:val="19"/>
+          <w:szCs w:val="19"/>
+        </w:rPr>
+        <w:t xml:space="preserve">Cuál:</w:t>
+      </w:r>
+    </w:p>
+    <w:p>
+      <w:pPr>
+        <w:pBdr>
+          <w:bottom w:val="single" w:color="8A5A2B" w:sz="10" w:space="6"/>
+        </w:pBdr>
+        <w:spacing w:after="160" w:before="360"/>
+      </w:pPr>
+      <w:r>
+        <w:rPr>
+          <w:rFonts w:ascii="Calibri" w:cs="Calibri" w:eastAsia="Calibri" w:hAnsi="Calibri"/>
+          <w:b/>
+          <w:bCs/>
+          <w:color w:val="2B2B2B"/>
+          <w:sz w:val="26"/>
+          <w:szCs w:val="26"/>
+        </w:rPr>
+        <w:t xml:space="preserve">Bloque 6 · Cubierto</w:t>
+      </w:r>
+    </w:p>
+    <w:p>
+      <w:pPr>
+        <w:spacing w:after="200" w:before="0" w:line="280"/>
+      </w:pPr>
+      <w:r>
+        <w:rPr>
+          <w:rFonts w:ascii="Calibri" w:cs="Calibri" w:eastAsia="Calibri" w:hAnsi="Calibri"/>
+          <w:color w:val="6B6B6B"/>
+          <w:sz w:val="20"/>
+          <w:szCs w:val="20"/>
+        </w:rPr>
+        <w:t xml:space="preserve">Estos platos no tienen el cubierto en la guía. Escribidlo al lado de cada uno (por ejemplo: palillos, cuchara de porcelana, tenedor y cuchillo, cuchara de postre, sin cubierto).</w:t>
+      </w:r>
     </w:p>
     <w:tbl>
       <w:tblPr>
@@ -4636,7 +7645,7 @@
                 <w:sz w:val="24"/>
                 <w:szCs w:val="24"/>
               </w:rPr>
-              <w:t xml:space="preserve">AB SALMON TATAKI (FICHA 13)</w:t>
+              <w:t xml:space="preserve">SNACKS</w:t>
             </w:r>
           </w:p>
         </w:tc>
@@ -4644,7 +7653,8 @@
     </w:tbl>
     <w:p>
       <w:pPr>
-        <w:spacing w:after="90" w:before="180"/>
+        <w:keepNext/>
+        <w:spacing w:after="80" w:before="200"/>
       </w:pPr>
       <w:r>
         <w:rPr>
@@ -4655,16 +7665,16 @@
           <w:sz w:val="21"/>
           <w:szCs w:val="21"/>
         </w:rPr>
-        <w:t xml:space="preserve">43.  </w:t>
-      </w:r>
-      <w:r>
-        <w:rPr>
-          <w:rFonts w:ascii="Calibri" w:cs="Calibri" w:eastAsia="Calibri" w:hAnsi="Calibri"/>
-          <w:color w:val="2B2B2B"/>
-          <w:sz w:val="21"/>
-          <w:szCs w:val="21"/>
-        </w:rPr>
-        <w:t xml:space="preserve">El nombre dice salmón y la descripción «atún/salmón». ¿Cambia según el día?</w:t>
+        <w:t xml:space="preserve">51.  </w:t>
+      </w:r>
+      <w:r>
+        <w:rPr>
+          <w:rFonts w:ascii="Calibri" w:cs="Calibri" w:eastAsia="Calibri" w:hAnsi="Calibri"/>
+          <w:color w:val="2B2B2B"/>
+          <w:sz w:val="21"/>
+          <w:szCs w:val="21"/>
+        </w:rPr>
+        <w:t xml:space="preserve">Edamame (ficha 1):</w:t>
       </w:r>
     </w:p>
     <w:p>
@@ -4672,13 +7682,191 @@
         <w:pBdr>
           <w:bottom w:val="single" w:color="B8B8B8" w:sz="4" w:space="6"/>
         </w:pBdr>
-        <w:spacing w:after="80"/>
-        <w:ind w:left="260"/>
-      </w:pPr>
-      <w:r>
-        <w:rPr>
-          <w:sz w:val="21"/>
-          <w:szCs w:val="21"/>
+        <w:spacing w:after="80" w:before="120"/>
+        <w:ind w:left="420"/>
+      </w:pPr>
+      <w:r>
+        <w:rPr>
+          <w:rFonts w:ascii="Calibri" w:cs="Calibri" w:eastAsia="Calibri" w:hAnsi="Calibri"/>
+          <w:color w:val="6B6B6B"/>
+          <w:sz w:val="19"/>
+          <w:szCs w:val="19"/>
+        </w:rPr>
+        <w:t xml:space="preserve"/>
+      </w:r>
+    </w:p>
+    <w:p>
+      <w:pPr>
+        <w:keepNext/>
+        <w:spacing w:after="80" w:before="200"/>
+      </w:pPr>
+      <w:r>
+        <w:rPr>
+          <w:rFonts w:ascii="Calibri" w:cs="Calibri" w:eastAsia="Calibri" w:hAnsi="Calibri"/>
+          <w:b/>
+          <w:bCs/>
+          <w:color w:val="8A5A2B"/>
+          <w:sz w:val="21"/>
+          <w:szCs w:val="21"/>
+        </w:rPr>
+        <w:t xml:space="preserve">52.  </w:t>
+      </w:r>
+      <w:r>
+        <w:rPr>
+          <w:rFonts w:ascii="Calibri" w:cs="Calibri" w:eastAsia="Calibri" w:hAnsi="Calibri"/>
+          <w:color w:val="2B2B2B"/>
+          <w:sz w:val="21"/>
+          <w:szCs w:val="21"/>
+        </w:rPr>
+        <w:t xml:space="preserve">Chips de arroz (ficha 2):</w:t>
+      </w:r>
+    </w:p>
+    <w:p>
+      <w:pPr>
+        <w:pBdr>
+          <w:bottom w:val="single" w:color="B8B8B8" w:sz="4" w:space="6"/>
+        </w:pBdr>
+        <w:spacing w:after="80" w:before="120"/>
+        <w:ind w:left="420"/>
+      </w:pPr>
+      <w:r>
+        <w:rPr>
+          <w:rFonts w:ascii="Calibri" w:cs="Calibri" w:eastAsia="Calibri" w:hAnsi="Calibri"/>
+          <w:color w:val="6B6B6B"/>
+          <w:sz w:val="19"/>
+          <w:szCs w:val="19"/>
+        </w:rPr>
+        <w:t xml:space="preserve"/>
+      </w:r>
+    </w:p>
+    <w:p>
+      <w:pPr>
+        <w:keepNext/>
+        <w:spacing w:after="80" w:before="200"/>
+      </w:pPr>
+      <w:r>
+        <w:rPr>
+          <w:rFonts w:ascii="Calibri" w:cs="Calibri" w:eastAsia="Calibri" w:hAnsi="Calibri"/>
+          <w:b/>
+          <w:bCs/>
+          <w:color w:val="8A5A2B"/>
+          <w:sz w:val="21"/>
+          <w:szCs w:val="21"/>
+        </w:rPr>
+        <w:t xml:space="preserve">53.  </w:t>
+      </w:r>
+      <w:r>
+        <w:rPr>
+          <w:rFonts w:ascii="Calibri" w:cs="Calibri" w:eastAsia="Calibri" w:hAnsi="Calibri"/>
+          <w:color w:val="2B2B2B"/>
+          <w:sz w:val="21"/>
+          <w:szCs w:val="21"/>
+        </w:rPr>
+        <w:t xml:space="preserve">Koroke tuna kimchi (ficha 3):</w:t>
+      </w:r>
+    </w:p>
+    <w:p>
+      <w:pPr>
+        <w:pBdr>
+          <w:bottom w:val="single" w:color="B8B8B8" w:sz="4" w:space="6"/>
+        </w:pBdr>
+        <w:spacing w:after="80" w:before="120"/>
+        <w:ind w:left="420"/>
+      </w:pPr>
+      <w:r>
+        <w:rPr>
+          <w:rFonts w:ascii="Calibri" w:cs="Calibri" w:eastAsia="Calibri" w:hAnsi="Calibri"/>
+          <w:color w:val="6B6B6B"/>
+          <w:sz w:val="19"/>
+          <w:szCs w:val="19"/>
+        </w:rPr>
+        <w:t xml:space="preserve"/>
+      </w:r>
+    </w:p>
+    <w:p>
+      <w:pPr>
+        <w:keepNext/>
+        <w:spacing w:after="80" w:before="200"/>
+      </w:pPr>
+      <w:r>
+        <w:rPr>
+          <w:rFonts w:ascii="Calibri" w:cs="Calibri" w:eastAsia="Calibri" w:hAnsi="Calibri"/>
+          <w:b/>
+          <w:bCs/>
+          <w:color w:val="8A5A2B"/>
+          <w:sz w:val="21"/>
+          <w:szCs w:val="21"/>
+        </w:rPr>
+        <w:t xml:space="preserve">54.  </w:t>
+      </w:r>
+      <w:r>
+        <w:rPr>
+          <w:rFonts w:ascii="Calibri" w:cs="Calibri" w:eastAsia="Calibri" w:hAnsi="Calibri"/>
+          <w:color w:val="2B2B2B"/>
+          <w:sz w:val="21"/>
+          <w:szCs w:val="21"/>
+        </w:rPr>
+        <w:t xml:space="preserve">Panipuri (ficha 4):</w:t>
+      </w:r>
+    </w:p>
+    <w:p>
+      <w:pPr>
+        <w:pBdr>
+          <w:bottom w:val="single" w:color="B8B8B8" w:sz="4" w:space="6"/>
+        </w:pBdr>
+        <w:spacing w:after="80" w:before="120"/>
+        <w:ind w:left="420"/>
+      </w:pPr>
+      <w:r>
+        <w:rPr>
+          <w:rFonts w:ascii="Calibri" w:cs="Calibri" w:eastAsia="Calibri" w:hAnsi="Calibri"/>
+          <w:color w:val="6B6B6B"/>
+          <w:sz w:val="19"/>
+          <w:szCs w:val="19"/>
+        </w:rPr>
+        <w:t xml:space="preserve"/>
+      </w:r>
+    </w:p>
+    <w:p>
+      <w:pPr>
+        <w:keepNext/>
+        <w:spacing w:after="80" w:before="200"/>
+      </w:pPr>
+      <w:r>
+        <w:rPr>
+          <w:rFonts w:ascii="Calibri" w:cs="Calibri" w:eastAsia="Calibri" w:hAnsi="Calibri"/>
+          <w:b/>
+          <w:bCs/>
+          <w:color w:val="8A5A2B"/>
+          <w:sz w:val="21"/>
+          <w:szCs w:val="21"/>
+        </w:rPr>
+        <w:t xml:space="preserve">55.  </w:t>
+      </w:r>
+      <w:r>
+        <w:rPr>
+          <w:rFonts w:ascii="Calibri" w:cs="Calibri" w:eastAsia="Calibri" w:hAnsi="Calibri"/>
+          <w:color w:val="2B2B2B"/>
+          <w:sz w:val="21"/>
+          <w:szCs w:val="21"/>
+        </w:rPr>
+        <w:t xml:space="preserve">Lab salmon (ficha 5):</w:t>
+      </w:r>
+    </w:p>
+    <w:p>
+      <w:pPr>
+        <w:pBdr>
+          <w:bottom w:val="single" w:color="B8B8B8" w:sz="4" w:space="6"/>
+        </w:pBdr>
+        <w:spacing w:after="80" w:before="120"/>
+        <w:ind w:left="420"/>
+      </w:pPr>
+      <w:r>
+        <w:rPr>
+          <w:rFonts w:ascii="Calibri" w:cs="Calibri" w:eastAsia="Calibri" w:hAnsi="Calibri"/>
+          <w:color w:val="6B6B6B"/>
+          <w:sz w:val="19"/>
+          <w:szCs w:val="19"/>
         </w:rPr>
         <w:t xml:space="preserve"/>
       </w:r>
@@ -4728,7 +7916,7 @@
                 <w:sz w:val="24"/>
                 <w:szCs w:val="24"/>
               </w:rPr>
-              <w:t xml:space="preserve">PANIPURI (FICHA 4)</w:t>
+              <w:t xml:space="preserve">ÚLTIMOS PLATOS DE LA GUÍA</w:t>
             </w:r>
           </w:p>
         </w:tc>
@@ -4736,7 +7924,8 @@
     </w:tbl>
     <w:p>
       <w:pPr>
-        <w:spacing w:after="90" w:before="180"/>
+        <w:keepNext/>
+        <w:spacing w:after="80" w:before="200"/>
       </w:pPr>
       <w:r>
         <w:rPr>
@@ -4747,16 +7936,16 @@
           <w:sz w:val="21"/>
           <w:szCs w:val="21"/>
         </w:rPr>
-        <w:t xml:space="preserve">44.  </w:t>
-      </w:r>
-      <w:r>
-        <w:rPr>
-          <w:rFonts w:ascii="Calibri" w:cs="Calibri" w:eastAsia="Calibri" w:hAnsi="Calibri"/>
-          <w:color w:val="2B2B2B"/>
-          <w:sz w:val="21"/>
-          <w:szCs w:val="21"/>
-        </w:rPr>
-        <w:t xml:space="preserve">La descripción dice «Panikuri» y el nombre «Panipuri». ¿Cuál es el nombre de carta?</w:t>
+        <w:t xml:space="preserve">56.  </w:t>
+      </w:r>
+      <w:r>
+        <w:rPr>
+          <w:rFonts w:ascii="Calibri" w:cs="Calibri" w:eastAsia="Calibri" w:hAnsi="Calibri"/>
+          <w:color w:val="2B2B2B"/>
+          <w:sz w:val="21"/>
+          <w:szCs w:val="21"/>
+        </w:rPr>
+        <w:t xml:space="preserve">Endivias layu (ficha 25):</w:t>
       </w:r>
     </w:p>
     <w:p>
@@ -4764,13 +7953,235 @@
         <w:pBdr>
           <w:bottom w:val="single" w:color="B8B8B8" w:sz="4" w:space="6"/>
         </w:pBdr>
-        <w:spacing w:after="80"/>
-        <w:ind w:left="260"/>
-      </w:pPr>
-      <w:r>
-        <w:rPr>
-          <w:sz w:val="21"/>
-          <w:szCs w:val="21"/>
+        <w:spacing w:after="80" w:before="120"/>
+        <w:ind w:left="420"/>
+      </w:pPr>
+      <w:r>
+        <w:rPr>
+          <w:rFonts w:ascii="Calibri" w:cs="Calibri" w:eastAsia="Calibri" w:hAnsi="Calibri"/>
+          <w:color w:val="6B6B6B"/>
+          <w:sz w:val="19"/>
+          <w:szCs w:val="19"/>
+        </w:rPr>
+        <w:t xml:space="preserve"/>
+      </w:r>
+    </w:p>
+    <w:p>
+      <w:pPr>
+        <w:keepNext/>
+        <w:spacing w:after="80" w:before="200"/>
+      </w:pPr>
+      <w:r>
+        <w:rPr>
+          <w:rFonts w:ascii="Calibri" w:cs="Calibri" w:eastAsia="Calibri" w:hAnsi="Calibri"/>
+          <w:b/>
+          <w:bCs/>
+          <w:color w:val="8A5A2B"/>
+          <w:sz w:val="21"/>
+          <w:szCs w:val="21"/>
+        </w:rPr>
+        <w:t xml:space="preserve">57.  </w:t>
+      </w:r>
+      <w:r>
+        <w:rPr>
+          <w:rFonts w:ascii="Calibri" w:cs="Calibri" w:eastAsia="Calibri" w:hAnsi="Calibri"/>
+          <w:color w:val="2B2B2B"/>
+          <w:sz w:val="21"/>
+          <w:szCs w:val="21"/>
+        </w:rPr>
+        <w:t xml:space="preserve">Horenso satay (ficha 26):</w:t>
+      </w:r>
+    </w:p>
+    <w:p>
+      <w:pPr>
+        <w:pBdr>
+          <w:bottom w:val="single" w:color="B8B8B8" w:sz="4" w:space="6"/>
+        </w:pBdr>
+        <w:spacing w:after="80" w:before="120"/>
+        <w:ind w:left="420"/>
+      </w:pPr>
+      <w:r>
+        <w:rPr>
+          <w:rFonts w:ascii="Calibri" w:cs="Calibri" w:eastAsia="Calibri" w:hAnsi="Calibri"/>
+          <w:color w:val="6B6B6B"/>
+          <w:sz w:val="19"/>
+          <w:szCs w:val="19"/>
+        </w:rPr>
+        <w:t xml:space="preserve"/>
+      </w:r>
+    </w:p>
+    <w:p>
+      <w:pPr>
+        <w:keepNext/>
+        <w:spacing w:after="80" w:before="200"/>
+      </w:pPr>
+      <w:r>
+        <w:rPr>
+          <w:rFonts w:ascii="Calibri" w:cs="Calibri" w:eastAsia="Calibri" w:hAnsi="Calibri"/>
+          <w:b/>
+          <w:bCs/>
+          <w:color w:val="8A5A2B"/>
+          <w:sz w:val="21"/>
+          <w:szCs w:val="21"/>
+        </w:rPr>
+        <w:t xml:space="preserve">58.  </w:t>
+      </w:r>
+      <w:r>
+        <w:rPr>
+          <w:rFonts w:ascii="Calibri" w:cs="Calibri" w:eastAsia="Calibri" w:hAnsi="Calibri"/>
+          <w:color w:val="2B2B2B"/>
+          <w:sz w:val="21"/>
+          <w:szCs w:val="21"/>
+        </w:rPr>
+        <w:t xml:space="preserve">Claypot de setas (ficha 27):</w:t>
+      </w:r>
+    </w:p>
+    <w:p>
+      <w:pPr>
+        <w:pBdr>
+          <w:bottom w:val="single" w:color="B8B8B8" w:sz="4" w:space="6"/>
+        </w:pBdr>
+        <w:spacing w:after="80" w:before="120"/>
+        <w:ind w:left="420"/>
+      </w:pPr>
+      <w:r>
+        <w:rPr>
+          <w:rFonts w:ascii="Calibri" w:cs="Calibri" w:eastAsia="Calibri" w:hAnsi="Calibri"/>
+          <w:color w:val="6B6B6B"/>
+          <w:sz w:val="19"/>
+          <w:szCs w:val="19"/>
+        </w:rPr>
+        <w:t xml:space="preserve"/>
+      </w:r>
+    </w:p>
+    <w:p>
+      <w:pPr>
+        <w:keepNext/>
+        <w:spacing w:after="80" w:before="200"/>
+      </w:pPr>
+      <w:r>
+        <w:rPr>
+          <w:rFonts w:ascii="Calibri" w:cs="Calibri" w:eastAsia="Calibri" w:hAnsi="Calibri"/>
+          <w:b/>
+          <w:bCs/>
+          <w:color w:val="8A5A2B"/>
+          <w:sz w:val="21"/>
+          <w:szCs w:val="21"/>
+        </w:rPr>
+        <w:t xml:space="preserve">59.  </w:t>
+      </w:r>
+      <w:r>
+        <w:rPr>
+          <w:rFonts w:ascii="Calibri" w:cs="Calibri" w:eastAsia="Calibri" w:hAnsi="Calibri"/>
+          <w:color w:val="2B2B2B"/>
+          <w:sz w:val="21"/>
+          <w:szCs w:val="21"/>
+        </w:rPr>
+        <w:t xml:space="preserve">Pokuribu de carta (ficha 56):</w:t>
+      </w:r>
+    </w:p>
+    <w:p>
+      <w:pPr>
+        <w:pBdr>
+          <w:bottom w:val="single" w:color="B8B8B8" w:sz="4" w:space="6"/>
+        </w:pBdr>
+        <w:spacing w:after="80" w:before="120"/>
+        <w:ind w:left="420"/>
+      </w:pPr>
+      <w:r>
+        <w:rPr>
+          <w:rFonts w:ascii="Calibri" w:cs="Calibri" w:eastAsia="Calibri" w:hAnsi="Calibri"/>
+          <w:color w:val="6B6B6B"/>
+          <w:sz w:val="19"/>
+          <w:szCs w:val="19"/>
+        </w:rPr>
+        <w:t xml:space="preserve"/>
+      </w:r>
+    </w:p>
+    <w:p>
+      <w:pPr>
+        <w:keepNext/>
+        <w:spacing w:after="80" w:before="200"/>
+      </w:pPr>
+      <w:r>
+        <w:rPr>
+          <w:rFonts w:ascii="Calibri" w:cs="Calibri" w:eastAsia="Calibri" w:hAnsi="Calibri"/>
+          <w:b/>
+          <w:bCs/>
+          <w:color w:val="8A5A2B"/>
+          <w:sz w:val="21"/>
+          <w:szCs w:val="21"/>
+        </w:rPr>
+        <w:t xml:space="preserve">60.  </w:t>
+      </w:r>
+      <w:r>
+        <w:rPr>
+          <w:rFonts w:ascii="Calibri" w:cs="Calibri" w:eastAsia="Calibri" w:hAnsi="Calibri"/>
+          <w:color w:val="2B2B2B"/>
+          <w:sz w:val="21"/>
+          <w:szCs w:val="21"/>
+        </w:rPr>
+        <w:t xml:space="preserve">Cremoso chocolate-miso (ficha 64):</w:t>
+      </w:r>
+    </w:p>
+    <w:p>
+      <w:pPr>
+        <w:pBdr>
+          <w:bottom w:val="single" w:color="B8B8B8" w:sz="4" w:space="6"/>
+        </w:pBdr>
+        <w:spacing w:after="80" w:before="120"/>
+        <w:ind w:left="420"/>
+      </w:pPr>
+      <w:r>
+        <w:rPr>
+          <w:rFonts w:ascii="Calibri" w:cs="Calibri" w:eastAsia="Calibri" w:hAnsi="Calibri"/>
+          <w:color w:val="6B6B6B"/>
+          <w:sz w:val="19"/>
+          <w:szCs w:val="19"/>
+        </w:rPr>
+        <w:t xml:space="preserve"/>
+      </w:r>
+    </w:p>
+    <w:p>
+      <w:pPr>
+        <w:keepNext/>
+        <w:spacing w:after="80" w:before="200"/>
+      </w:pPr>
+      <w:r>
+        <w:rPr>
+          <w:rFonts w:ascii="Calibri" w:cs="Calibri" w:eastAsia="Calibri" w:hAnsi="Calibri"/>
+          <w:b/>
+          <w:bCs/>
+          <w:color w:val="8A5A2B"/>
+          <w:sz w:val="21"/>
+          <w:szCs w:val="21"/>
+        </w:rPr>
+        <w:t xml:space="preserve">61.  </w:t>
+      </w:r>
+      <w:r>
+        <w:rPr>
+          <w:rFonts w:ascii="Calibri" w:cs="Calibri" w:eastAsia="Calibri" w:hAnsi="Calibri"/>
+          <w:color w:val="2B2B2B"/>
+          <w:sz w:val="21"/>
+          <w:szCs w:val="21"/>
+        </w:rPr>
+        <w:t xml:space="preserve">Hikari no pine (ficha 65):</w:t>
+      </w:r>
+    </w:p>
+    <w:p>
+      <w:pPr>
+        <w:pBdr>
+          <w:bottom w:val="single" w:color="B8B8B8" w:sz="4" w:space="6"/>
+        </w:pBdr>
+        <w:spacing w:after="80" w:before="120"/>
+        <w:ind w:left="420"/>
+      </w:pPr>
+      <w:r>
+        <w:rPr>
+          <w:rFonts w:ascii="Calibri" w:cs="Calibri" w:eastAsia="Calibri" w:hAnsi="Calibri"/>
+          <w:color w:val="6B6B6B"/>
+          <w:sz w:val="19"/>
+          <w:szCs w:val="19"/>
         </w:rPr>
         <w:t xml:space="preserve"/>
       </w:r>
@@ -4820,7 +8231,7 @@
                 <w:sz w:val="24"/>
                 <w:szCs w:val="24"/>
               </w:rPr>
-              <w:t xml:space="preserve">MISO BLACK COD (FICHA 52)</w:t>
+              <w:t xml:space="preserve">MENÚ DEGUSTACIÓN</w:t>
             </w:r>
           </w:p>
         </w:tc>
@@ -4828,7 +8239,8 @@
     </w:tbl>
     <w:p>
       <w:pPr>
-        <w:spacing w:after="90" w:before="180"/>
+        <w:keepNext/>
+        <w:spacing w:after="80" w:before="200"/>
       </w:pPr>
       <w:r>
         <w:rPr>
@@ -4839,16 +8251,16 @@
           <w:sz w:val="21"/>
           <w:szCs w:val="21"/>
         </w:rPr>
-        <w:t xml:space="preserve">45.  </w:t>
-      </w:r>
-      <w:r>
-        <w:rPr>
-          <w:rFonts w:ascii="Calibri" w:cs="Calibri" w:eastAsia="Calibri" w:hAnsi="Calibri"/>
-          <w:color w:val="2B2B2B"/>
-          <w:sz w:val="21"/>
-          <w:szCs w:val="21"/>
-        </w:rPr>
-        <w:t xml:space="preserve">En el sistema de caja figura como «Guindara». ¿Es el mismo pescado (bacalao negro)?</w:t>
+        <w:t xml:space="preserve">62.  </w:t>
+      </w:r>
+      <w:r>
+        <w:rPr>
+          <w:rFonts w:ascii="Calibri" w:cs="Calibri" w:eastAsia="Calibri" w:hAnsi="Calibri"/>
+          <w:color w:val="2B2B2B"/>
+          <w:sz w:val="21"/>
+          <w:szCs w:val="21"/>
+        </w:rPr>
+        <w:t xml:space="preserve">1 · Mystery box (ficha 70):</w:t>
       </w:r>
     </w:p>
     <w:p>
@@ -4856,13 +8268,235 @@
         <w:pBdr>
           <w:bottom w:val="single" w:color="B8B8B8" w:sz="4" w:space="6"/>
         </w:pBdr>
-        <w:spacing w:after="80"/>
-        <w:ind w:left="260"/>
-      </w:pPr>
-      <w:r>
-        <w:rPr>
-          <w:sz w:val="21"/>
-          <w:szCs w:val="21"/>
+        <w:spacing w:after="80" w:before="120"/>
+        <w:ind w:left="420"/>
+      </w:pPr>
+      <w:r>
+        <w:rPr>
+          <w:rFonts w:ascii="Calibri" w:cs="Calibri" w:eastAsia="Calibri" w:hAnsi="Calibri"/>
+          <w:color w:val="6B6B6B"/>
+          <w:sz w:val="19"/>
+          <w:szCs w:val="19"/>
+        </w:rPr>
+        <w:t xml:space="preserve"/>
+      </w:r>
+    </w:p>
+    <w:p>
+      <w:pPr>
+        <w:keepNext/>
+        <w:spacing w:after="80" w:before="200"/>
+      </w:pPr>
+      <w:r>
+        <w:rPr>
+          <w:rFonts w:ascii="Calibri" w:cs="Calibri" w:eastAsia="Calibri" w:hAnsi="Calibri"/>
+          <w:b/>
+          <w:bCs/>
+          <w:color w:val="8A5A2B"/>
+          <w:sz w:val="21"/>
+          <w:szCs w:val="21"/>
+        </w:rPr>
+        <w:t xml:space="preserve">63.  </w:t>
+      </w:r>
+      <w:r>
+        <w:rPr>
+          <w:rFonts w:ascii="Calibri" w:cs="Calibri" w:eastAsia="Calibri" w:hAnsi="Calibri"/>
+          <w:color w:val="2B2B2B"/>
+          <w:sz w:val="21"/>
+          <w:szCs w:val="21"/>
+        </w:rPr>
+        <w:t xml:space="preserve">2 · Negi no miso (ficha 71):</w:t>
+      </w:r>
+    </w:p>
+    <w:p>
+      <w:pPr>
+        <w:pBdr>
+          <w:bottom w:val="single" w:color="B8B8B8" w:sz="4" w:space="6"/>
+        </w:pBdr>
+        <w:spacing w:after="80" w:before="120"/>
+        <w:ind w:left="420"/>
+      </w:pPr>
+      <w:r>
+        <w:rPr>
+          <w:rFonts w:ascii="Calibri" w:cs="Calibri" w:eastAsia="Calibri" w:hAnsi="Calibri"/>
+          <w:color w:val="6B6B6B"/>
+          <w:sz w:val="19"/>
+          <w:szCs w:val="19"/>
+        </w:rPr>
+        <w:t xml:space="preserve"/>
+      </w:r>
+    </w:p>
+    <w:p>
+      <w:pPr>
+        <w:keepNext/>
+        <w:spacing w:after="80" w:before="200"/>
+      </w:pPr>
+      <w:r>
+        <w:rPr>
+          <w:rFonts w:ascii="Calibri" w:cs="Calibri" w:eastAsia="Calibri" w:hAnsi="Calibri"/>
+          <w:b/>
+          <w:bCs/>
+          <w:color w:val="8A5A2B"/>
+          <w:sz w:val="21"/>
+          <w:szCs w:val="21"/>
+        </w:rPr>
+        <w:t xml:space="preserve">64.  </w:t>
+      </w:r>
+      <w:r>
+        <w:rPr>
+          <w:rFonts w:ascii="Calibri" w:cs="Calibri" w:eastAsia="Calibri" w:hAnsi="Calibri"/>
+          <w:color w:val="2B2B2B"/>
+          <w:sz w:val="21"/>
+          <w:szCs w:val="21"/>
+        </w:rPr>
+        <w:t xml:space="preserve">3 · Hotate beurre blanc (ficha 72):</w:t>
+      </w:r>
+    </w:p>
+    <w:p>
+      <w:pPr>
+        <w:pBdr>
+          <w:bottom w:val="single" w:color="B8B8B8" w:sz="4" w:space="6"/>
+        </w:pBdr>
+        <w:spacing w:after="80" w:before="120"/>
+        <w:ind w:left="420"/>
+      </w:pPr>
+      <w:r>
+        <w:rPr>
+          <w:rFonts w:ascii="Calibri" w:cs="Calibri" w:eastAsia="Calibri" w:hAnsi="Calibri"/>
+          <w:color w:val="6B6B6B"/>
+          <w:sz w:val="19"/>
+          <w:szCs w:val="19"/>
+        </w:rPr>
+        <w:t xml:space="preserve"/>
+      </w:r>
+    </w:p>
+    <w:p>
+      <w:pPr>
+        <w:keepNext/>
+        <w:spacing w:after="80" w:before="200"/>
+      </w:pPr>
+      <w:r>
+        <w:rPr>
+          <w:rFonts w:ascii="Calibri" w:cs="Calibri" w:eastAsia="Calibri" w:hAnsi="Calibri"/>
+          <w:b/>
+          <w:bCs/>
+          <w:color w:val="8A5A2B"/>
+          <w:sz w:val="21"/>
+          <w:szCs w:val="21"/>
+        </w:rPr>
+        <w:t xml:space="preserve">65.  </w:t>
+      </w:r>
+      <w:r>
+        <w:rPr>
+          <w:rFonts w:ascii="Calibri" w:cs="Calibri" w:eastAsia="Calibri" w:hAnsi="Calibri"/>
+          <w:color w:val="2B2B2B"/>
+          <w:sz w:val="21"/>
+          <w:szCs w:val="21"/>
+        </w:rPr>
+        <w:t xml:space="preserve">4 · Sushi omakase (ficha 73):</w:t>
+      </w:r>
+    </w:p>
+    <w:p>
+      <w:pPr>
+        <w:pBdr>
+          <w:bottom w:val="single" w:color="B8B8B8" w:sz="4" w:space="6"/>
+        </w:pBdr>
+        <w:spacing w:after="80" w:before="120"/>
+        <w:ind w:left="420"/>
+      </w:pPr>
+      <w:r>
+        <w:rPr>
+          <w:rFonts w:ascii="Calibri" w:cs="Calibri" w:eastAsia="Calibri" w:hAnsi="Calibri"/>
+          <w:color w:val="6B6B6B"/>
+          <w:sz w:val="19"/>
+          <w:szCs w:val="19"/>
+        </w:rPr>
+        <w:t xml:space="preserve"/>
+      </w:r>
+    </w:p>
+    <w:p>
+      <w:pPr>
+        <w:keepNext/>
+        <w:spacing w:after="80" w:before="200"/>
+      </w:pPr>
+      <w:r>
+        <w:rPr>
+          <w:rFonts w:ascii="Calibri" w:cs="Calibri" w:eastAsia="Calibri" w:hAnsi="Calibri"/>
+          <w:b/>
+          <w:bCs/>
+          <w:color w:val="8A5A2B"/>
+          <w:sz w:val="21"/>
+          <w:szCs w:val="21"/>
+        </w:rPr>
+        <w:t xml:space="preserve">66.  </w:t>
+      </w:r>
+      <w:r>
+        <w:rPr>
+          <w:rFonts w:ascii="Calibri" w:cs="Calibri" w:eastAsia="Calibri" w:hAnsi="Calibri"/>
+          <w:color w:val="2B2B2B"/>
+          <w:sz w:val="21"/>
+          <w:szCs w:val="21"/>
+        </w:rPr>
+        <w:t xml:space="preserve">5 · Himeji no yakiniku (ficha 74):</w:t>
+      </w:r>
+    </w:p>
+    <w:p>
+      <w:pPr>
+        <w:pBdr>
+          <w:bottom w:val="single" w:color="B8B8B8" w:sz="4" w:space="6"/>
+        </w:pBdr>
+        <w:spacing w:after="80" w:before="120"/>
+        <w:ind w:left="420"/>
+      </w:pPr>
+      <w:r>
+        <w:rPr>
+          <w:rFonts w:ascii="Calibri" w:cs="Calibri" w:eastAsia="Calibri" w:hAnsi="Calibri"/>
+          <w:color w:val="6B6B6B"/>
+          <w:sz w:val="19"/>
+          <w:szCs w:val="19"/>
+        </w:rPr>
+        <w:t xml:space="preserve"/>
+      </w:r>
+    </w:p>
+    <w:p>
+      <w:pPr>
+        <w:keepNext/>
+        <w:spacing w:after="80" w:before="200"/>
+      </w:pPr>
+      <w:r>
+        <w:rPr>
+          <w:rFonts w:ascii="Calibri" w:cs="Calibri" w:eastAsia="Calibri" w:hAnsi="Calibri"/>
+          <w:b/>
+          <w:bCs/>
+          <w:color w:val="8A5A2B"/>
+          <w:sz w:val="21"/>
+          <w:szCs w:val="21"/>
+        </w:rPr>
+        <w:t xml:space="preserve">67.  </w:t>
+      </w:r>
+      <w:r>
+        <w:rPr>
+          <w:rFonts w:ascii="Calibri" w:cs="Calibri" w:eastAsia="Calibri" w:hAnsi="Calibri"/>
+          <w:color w:val="2B2B2B"/>
+          <w:sz w:val="21"/>
+          <w:szCs w:val="21"/>
+        </w:rPr>
+        <w:t xml:space="preserve">6 · Pokuribu (ficha 75):</w:t>
+      </w:r>
+    </w:p>
+    <w:p>
+      <w:pPr>
+        <w:pBdr>
+          <w:bottom w:val="single" w:color="B8B8B8" w:sz="4" w:space="6"/>
+        </w:pBdr>
+        <w:spacing w:after="80" w:before="120"/>
+        <w:ind w:left="420"/>
+      </w:pPr>
+      <w:r>
+        <w:rPr>
+          <w:rFonts w:ascii="Calibri" w:cs="Calibri" w:eastAsia="Calibri" w:hAnsi="Calibri"/>
+          <w:color w:val="6B6B6B"/>
+          <w:sz w:val="19"/>
+          <w:szCs w:val="19"/>
         </w:rPr>
         <w:t xml:space="preserve"/>
       </w:r>
@@ -4883,12 +8517,29 @@
           <w:sz w:val="26"/>
           <w:szCs w:val="26"/>
         </w:rPr>
-        <w:t xml:space="preserve">Bloque 6 · Cubierto</w:t>
-      </w:r>
-    </w:p>
-    <w:p>
-      <w:pPr>
-        <w:spacing w:after="200" w:before="0" w:line="280"/>
+        <w:t xml:space="preserve">Tres cosas que no son preguntas</w:t>
+      </w:r>
+    </w:p>
+    <w:p>
+      <w:pPr>
+        <w:spacing w:after="40" w:before="140"/>
+      </w:pPr>
+      <w:r>
+        <w:rPr>
+          <w:rFonts w:ascii="Calibri" w:cs="Calibri" w:eastAsia="Calibri" w:hAnsi="Calibri"/>
+          <w:b/>
+          <w:bCs/>
+          <w:color w:val="2B2B2B"/>
+          <w:sz w:val="21"/>
+          <w:szCs w:val="21"/>
+        </w:rPr>
+        <w:t xml:space="preserve">No ponemos precios.</w:t>
+      </w:r>
+    </w:p>
+    <w:p>
+      <w:pPr>
+        <w:spacing w:after="60"/>
+        <w:ind w:left="0"/>
       </w:pPr>
       <w:r>
         <w:rPr>
@@ -4897,441 +8548,23 @@
           <w:sz w:val="20"/>
           <w:szCs w:val="20"/>
         </w:rPr>
-        <w:t xml:space="preserve">Estos platos no tienen cubierto en la guía. Basta con escribirlo al lado de cada uno.</w:t>
-      </w:r>
-    </w:p>
-    <w:tbl>
-      <w:tblPr>
-        <w:tblW w:type="dxa" w:w="9360"/>
-        <w:tblBorders>
-          <w:top w:val="none"/>
-          <w:left w:val="single" w:color="8A5A2B" w:sz="18"/>
-          <w:bottom w:val="none"/>
-          <w:right w:val="none"/>
-          <w:insideH w:val="none"/>
-          <w:insideV w:val="none"/>
-        </w:tblBorders>
-      </w:tblPr>
-      <w:tblGrid>
-        <w:gridCol w:w="9360"/>
-      </w:tblGrid>
-      <w:tr>
-        <w:tc>
-          <w:tcPr>
-            <w:tcW w:type="dxa" w:w="9360"/>
-            <w:shd w:fill="F7F2E7" w:val="clear"/>
-            <w:tcMar>
-              <w:top w:type="dxa" w:w="90"/>
-              <w:left w:type="dxa" w:w="160"/>
-              <w:bottom w:type="dxa" w:w="90"/>
-              <w:right w:type="dxa" w:w="160"/>
-            </w:tcMar>
-          </w:tcPr>
-          <w:p>
-            <w:pPr>
-              <w:spacing w:after="40"/>
-            </w:pPr>
-            <w:r>
-              <w:rPr>
-                <w:rFonts w:ascii="Calibri" w:cs="Calibri" w:eastAsia="Calibri" w:hAnsi="Calibri"/>
-                <w:b/>
-                <w:bCs/>
-                <w:color w:val="8A5A2B"/>
-                <w:sz w:val="24"/>
-                <w:szCs w:val="24"/>
-              </w:rPr>
-              <w:t xml:space="preserve">SNACKS (FICHAS 1 A 5)</w:t>
-            </w:r>
-          </w:p>
-          <w:p>
-            <w:pPr>
-              <w:spacing w:after="0"/>
-            </w:pPr>
-            <w:r>
-              <w:rPr>
-                <w:rFonts w:ascii="Calibri" w:cs="Calibri" w:eastAsia="Calibri" w:hAnsi="Calibri"/>
-                <w:i/>
-                <w:iCs/>
-                <w:color w:val="6B6B6B"/>
-                <w:sz w:val="19"/>
-                <w:szCs w:val="19"/>
-              </w:rPr>
-              <w:t xml:space="preserve">Edamame, chips de arroz, koroke tuna kimchi, panipuri y lab salmon.</w:t>
-            </w:r>
-          </w:p>
-        </w:tc>
-      </w:tr>
-    </w:tbl>
-    <w:p>
-      <w:pPr>
-        <w:spacing w:after="90" w:before="180"/>
+        <w:t xml:space="preserve">La aplicación es de formación: los precios cambian y no van en las fichas.</w:t>
+      </w:r>
+    </w:p>
+    <w:p>
+      <w:pPr>
+        <w:spacing w:after="40" w:before="140"/>
       </w:pPr>
       <w:r>
         <w:rPr>
           <w:rFonts w:ascii="Calibri" w:cs="Calibri" w:eastAsia="Calibri" w:hAnsi="Calibri"/>
           <w:b/>
           <w:bCs/>
-          <w:color w:val="8A5A2B"/>
-          <w:sz w:val="21"/>
-          <w:szCs w:val="21"/>
-        </w:rPr>
-        <w:t xml:space="preserve">46.  </w:t>
-      </w:r>
-      <w:r>
-        <w:rPr>
-          <w:rFonts w:ascii="Calibri" w:cs="Calibri" w:eastAsia="Calibri" w:hAnsi="Calibri"/>
-          <w:color w:val="2B2B2B"/>
-          <w:sz w:val="21"/>
-          <w:szCs w:val="21"/>
-        </w:rPr>
-        <w:t xml:space="preserve">¿Con qué cubierto se marca cada uno?</w:t>
-      </w:r>
-    </w:p>
-    <w:p>
-      <w:pPr>
-        <w:pBdr>
-          <w:bottom w:val="single" w:color="B8B8B8" w:sz="4" w:space="6"/>
-        </w:pBdr>
-        <w:spacing w:after="220"/>
-        <w:ind w:left="260"/>
-      </w:pPr>
-      <w:r>
-        <w:rPr>
-          <w:sz w:val="21"/>
-          <w:szCs w:val="21"/>
-        </w:rPr>
-        <w:t xml:space="preserve"/>
-      </w:r>
-    </w:p>
-    <w:p>
-      <w:pPr>
-        <w:pBdr>
-          <w:bottom w:val="single" w:color="B8B8B8" w:sz="4" w:space="6"/>
-        </w:pBdr>
-        <w:spacing w:after="220"/>
-        <w:ind w:left="260"/>
-      </w:pPr>
-      <w:r>
-        <w:rPr>
-          <w:sz w:val="21"/>
-          <w:szCs w:val="21"/>
-        </w:rPr>
-        <w:t xml:space="preserve"/>
-      </w:r>
-    </w:p>
-    <w:p>
-      <w:pPr>
-        <w:pBdr>
-          <w:bottom w:val="single" w:color="B8B8B8" w:sz="4" w:space="6"/>
-        </w:pBdr>
-        <w:spacing w:after="80"/>
-        <w:ind w:left="260"/>
-      </w:pPr>
-      <w:r>
-        <w:rPr>
-          <w:sz w:val="21"/>
-          <w:szCs w:val="21"/>
-        </w:rPr>
-        <w:t xml:space="preserve"/>
-      </w:r>
-    </w:p>
-    <w:p>
-      <w:pPr>
-        <w:spacing w:after="140"/>
-      </w:pPr>
-    </w:p>
-    <w:tbl>
-      <w:tblPr>
-        <w:tblW w:type="dxa" w:w="9360"/>
-        <w:tblBorders>
-          <w:top w:val="none"/>
-          <w:left w:val="single" w:color="8A5A2B" w:sz="18"/>
-          <w:bottom w:val="none"/>
-          <w:right w:val="none"/>
-          <w:insideH w:val="none"/>
-          <w:insideV w:val="none"/>
-        </w:tblBorders>
-      </w:tblPr>
-      <w:tblGrid>
-        <w:gridCol w:w="9360"/>
-      </w:tblGrid>
-      <w:tr>
-        <w:tc>
-          <w:tcPr>
-            <w:tcW w:type="dxa" w:w="9360"/>
-            <w:shd w:fill="F7F2E7" w:val="clear"/>
-            <w:tcMar>
-              <w:top w:type="dxa" w:w="90"/>
-              <w:left w:type="dxa" w:w="160"/>
-              <w:bottom w:type="dxa" w:w="90"/>
-              <w:right w:type="dxa" w:w="160"/>
-            </w:tcMar>
-          </w:tcPr>
-          <w:p>
-            <w:pPr>
-              <w:spacing w:after="40"/>
-            </w:pPr>
-            <w:r>
-              <w:rPr>
-                <w:rFonts w:ascii="Calibri" w:cs="Calibri" w:eastAsia="Calibri" w:hAnsi="Calibri"/>
-                <w:b/>
-                <w:bCs/>
-                <w:color w:val="8A5A2B"/>
-                <w:sz w:val="24"/>
-                <w:szCs w:val="24"/>
-              </w:rPr>
-              <w:t xml:space="preserve">ÚLTIMOS PLATOS DE LA GUÍA (FICHAS 25, 26, 27, 56, 64 Y 65)</w:t>
-            </w:r>
-          </w:p>
-          <w:p>
-            <w:pPr>
-              <w:spacing w:after="0"/>
-            </w:pPr>
-            <w:r>
-              <w:rPr>
-                <w:rFonts w:ascii="Calibri" w:cs="Calibri" w:eastAsia="Calibri" w:hAnsi="Calibri"/>
-                <w:i/>
-                <w:iCs/>
-                <w:color w:val="6B6B6B"/>
-                <w:sz w:val="19"/>
-                <w:szCs w:val="19"/>
-              </w:rPr>
-              <w:t xml:space="preserve">Endivias, horenso satay, claypot de setas, pokuribu, cremoso chocolate-miso y hikari no pine.</w:t>
-            </w:r>
-          </w:p>
-        </w:tc>
-      </w:tr>
-    </w:tbl>
-    <w:p>
-      <w:pPr>
-        <w:spacing w:after="90" w:before="180"/>
-      </w:pPr>
-      <w:r>
-        <w:rPr>
-          <w:rFonts w:ascii="Calibri" w:cs="Calibri" w:eastAsia="Calibri" w:hAnsi="Calibri"/>
-          <w:b/>
-          <w:bCs/>
-          <w:color w:val="8A5A2B"/>
-          <w:sz w:val="21"/>
-          <w:szCs w:val="21"/>
-        </w:rPr>
-        <w:t xml:space="preserve">47.  </w:t>
-      </w:r>
-      <w:r>
-        <w:rPr>
-          <w:rFonts w:ascii="Calibri" w:cs="Calibri" w:eastAsia="Calibri" w:hAnsi="Calibri"/>
-          <w:color w:val="2B2B2B"/>
-          <w:sz w:val="21"/>
-          <w:szCs w:val="21"/>
-        </w:rPr>
-        <w:t xml:space="preserve">¿Con qué cubierto se marca cada uno?</w:t>
-      </w:r>
-    </w:p>
-    <w:p>
-      <w:pPr>
-        <w:pBdr>
-          <w:bottom w:val="single" w:color="B8B8B8" w:sz="4" w:space="6"/>
-        </w:pBdr>
-        <w:spacing w:after="220"/>
-        <w:ind w:left="260"/>
-      </w:pPr>
-      <w:r>
-        <w:rPr>
-          <w:sz w:val="21"/>
-          <w:szCs w:val="21"/>
-        </w:rPr>
-        <w:t xml:space="preserve"/>
-      </w:r>
-    </w:p>
-    <w:p>
-      <w:pPr>
-        <w:pBdr>
-          <w:bottom w:val="single" w:color="B8B8B8" w:sz="4" w:space="6"/>
-        </w:pBdr>
-        <w:spacing w:after="220"/>
-        <w:ind w:left="260"/>
-      </w:pPr>
-      <w:r>
-        <w:rPr>
-          <w:sz w:val="21"/>
-          <w:szCs w:val="21"/>
-        </w:rPr>
-        <w:t xml:space="preserve"/>
-      </w:r>
-    </w:p>
-    <w:p>
-      <w:pPr>
-        <w:pBdr>
-          <w:bottom w:val="single" w:color="B8B8B8" w:sz="4" w:space="6"/>
-        </w:pBdr>
-        <w:spacing w:after="80"/>
-        <w:ind w:left="260"/>
-      </w:pPr>
-      <w:r>
-        <w:rPr>
-          <w:sz w:val="21"/>
-          <w:szCs w:val="21"/>
-        </w:rPr>
-        <w:t xml:space="preserve"/>
-      </w:r>
-    </w:p>
-    <w:p>
-      <w:pPr>
-        <w:spacing w:after="140"/>
-      </w:pPr>
-    </w:p>
-    <w:tbl>
-      <w:tblPr>
-        <w:tblW w:type="dxa" w:w="9360"/>
-        <w:tblBorders>
-          <w:top w:val="none"/>
-          <w:left w:val="single" w:color="8A5A2B" w:sz="18"/>
-          <w:bottom w:val="none"/>
-          <w:right w:val="none"/>
-          <w:insideH w:val="none"/>
-          <w:insideV w:val="none"/>
-        </w:tblBorders>
-      </w:tblPr>
-      <w:tblGrid>
-        <w:gridCol w:w="9360"/>
-      </w:tblGrid>
-      <w:tr>
-        <w:tc>
-          <w:tcPr>
-            <w:tcW w:type="dxa" w:w="9360"/>
-            <w:shd w:fill="F7F2E7" w:val="clear"/>
-            <w:tcMar>
-              <w:top w:type="dxa" w:w="90"/>
-              <w:left w:type="dxa" w:w="160"/>
-              <w:bottom w:type="dxa" w:w="90"/>
-              <w:right w:type="dxa" w:w="160"/>
-            </w:tcMar>
-          </w:tcPr>
-          <w:p>
-            <w:pPr>
-              <w:spacing w:after="0"/>
-            </w:pPr>
-            <w:r>
-              <w:rPr>
-                <w:rFonts w:ascii="Calibri" w:cs="Calibri" w:eastAsia="Calibri" w:hAnsi="Calibri"/>
-                <w:b/>
-                <w:bCs/>
-                <w:color w:val="8A5A2B"/>
-                <w:sz w:val="24"/>
-                <w:szCs w:val="24"/>
-              </w:rPr>
-              <w:t xml:space="preserve">MENÚ DEGUSTACIÓN (FICHAS 70 A 75)</w:t>
-            </w:r>
-          </w:p>
-        </w:tc>
-      </w:tr>
-    </w:tbl>
-    <w:p>
-      <w:pPr>
-        <w:spacing w:after="90" w:before="180"/>
-      </w:pPr>
-      <w:r>
-        <w:rPr>
-          <w:rFonts w:ascii="Calibri" w:cs="Calibri" w:eastAsia="Calibri" w:hAnsi="Calibri"/>
-          <w:b/>
-          <w:bCs/>
-          <w:color w:val="8A5A2B"/>
-          <w:sz w:val="21"/>
-          <w:szCs w:val="21"/>
-        </w:rPr>
-        <w:t xml:space="preserve">48.  </w:t>
-      </w:r>
-      <w:r>
-        <w:rPr>
-          <w:rFonts w:ascii="Calibri" w:cs="Calibri" w:eastAsia="Calibri" w:hAnsi="Calibri"/>
-          <w:color w:val="2B2B2B"/>
-          <w:sz w:val="21"/>
-          <w:szCs w:val="21"/>
-        </w:rPr>
-        <w:t xml:space="preserve">¿Con qué cubierto se marca cada pase?</w:t>
-      </w:r>
-    </w:p>
-    <w:p>
-      <w:pPr>
-        <w:pBdr>
-          <w:bottom w:val="single" w:color="B8B8B8" w:sz="4" w:space="6"/>
-        </w:pBdr>
-        <w:spacing w:after="220"/>
-        <w:ind w:left="260"/>
-      </w:pPr>
-      <w:r>
-        <w:rPr>
-          <w:sz w:val="21"/>
-          <w:szCs w:val="21"/>
-        </w:rPr>
-        <w:t xml:space="preserve"/>
-      </w:r>
-    </w:p>
-    <w:p>
-      <w:pPr>
-        <w:pBdr>
-          <w:bottom w:val="single" w:color="B8B8B8" w:sz="4" w:space="6"/>
-        </w:pBdr>
-        <w:spacing w:after="220"/>
-        <w:ind w:left="260"/>
-      </w:pPr>
-      <w:r>
-        <w:rPr>
-          <w:sz w:val="21"/>
-          <w:szCs w:val="21"/>
-        </w:rPr>
-        <w:t xml:space="preserve"/>
-      </w:r>
-    </w:p>
-    <w:p>
-      <w:pPr>
-        <w:pBdr>
-          <w:bottom w:val="single" w:color="B8B8B8" w:sz="4" w:space="6"/>
-        </w:pBdr>
-        <w:spacing w:after="80"/>
-        <w:ind w:left="260"/>
-      </w:pPr>
-      <w:r>
-        <w:rPr>
-          <w:sz w:val="21"/>
-          <w:szCs w:val="21"/>
-        </w:rPr>
-        <w:t xml:space="preserve"/>
-      </w:r>
-    </w:p>
-    <w:p>
-      <w:pPr>
-        <w:pBdr>
-          <w:bottom w:val="single" w:color="8A5A2B" w:sz="10" w:space="6"/>
-        </w:pBdr>
-        <w:spacing w:after="160" w:before="360"/>
-      </w:pPr>
-      <w:r>
-        <w:rPr>
-          <w:rFonts w:ascii="Calibri" w:cs="Calibri" w:eastAsia="Calibri" w:hAnsi="Calibri"/>
-          <w:b/>
-          <w:bCs/>
-          <w:color w:val="2B2B2B"/>
-          <w:sz w:val="26"/>
-          <w:szCs w:val="26"/>
-        </w:rPr>
-        <w:t xml:space="preserve">Tres cosas que no son preguntas</w:t>
-      </w:r>
-    </w:p>
-    <w:p>
-      <w:pPr>
-        <w:spacing w:after="40" w:before="140"/>
-      </w:pPr>
-      <w:r>
-        <w:rPr>
-          <w:rFonts w:ascii="Calibri" w:cs="Calibri" w:eastAsia="Calibri" w:hAnsi="Calibri"/>
-          <w:b/>
-          <w:bCs/>
-          <w:color w:val="2B2B2B"/>
-          <w:sz w:val="21"/>
-          <w:szCs w:val="21"/>
-        </w:rPr>
-        <w:t xml:space="preserve">No se publican precios.</w:t>
+          <w:color w:val="2B2B2B"/>
+          <w:sz w:val="21"/>
+          <w:szCs w:val="21"/>
+        </w:rPr>
+        <w:t xml:space="preserve">El edamame aparece dos veces en la guía.</w:t>
       </w:r>
     </w:p>
     <w:p>
@@ -5346,7 +8579,7 @@
           <w:sz w:val="20"/>
           <w:szCs w:val="20"/>
         </w:rPr>
-        <w:t xml:space="preserve">La aplicación es de formación: los precios cambian y no se ponen en las fichas.</w:t>
+        <w:t xml:space="preserve">En la aplicación hay una sola ficha.</w:t>
       </w:r>
     </w:p>
     <w:p>
@@ -5362,7 +8595,7 @@
           <w:sz w:val="21"/>
           <w:szCs w:val="21"/>
         </w:rPr>
-        <w:t xml:space="preserve">El edamame aparece dos veces en la guía.</w:t>
+        <w:t xml:space="preserve">Las filas de «bento» de la guía están dentro del menú degustación.</w:t>
       </w:r>
     </w:p>
     <w:p>
@@ -5377,38 +8610,7 @@
           <w:sz w:val="20"/>
           <w:szCs w:val="20"/>
         </w:rPr>
-        <w:t xml:space="preserve">En la aplicación hay una sola ficha.</w:t>
-      </w:r>
-    </w:p>
-    <w:p>
-      <w:pPr>
-        <w:spacing w:after="40" w:before="140"/>
-      </w:pPr>
-      <w:r>
-        <w:rPr>
-          <w:rFonts w:ascii="Calibri" w:cs="Calibri" w:eastAsia="Calibri" w:hAnsi="Calibri"/>
-          <w:b/>
-          <w:bCs/>
-          <w:color w:val="2B2B2B"/>
-          <w:sz w:val="21"/>
-          <w:szCs w:val="21"/>
-        </w:rPr>
-        <w:t xml:space="preserve">Las filas de bento de la guía están dentro del menú degustación.</w:t>
-      </w:r>
-    </w:p>
-    <w:p>
-      <w:pPr>
-        <w:spacing w:after="60"/>
-        <w:ind w:left="0"/>
-      </w:pPr>
-      <w:r>
-        <w:rPr>
-          <w:rFonts w:ascii="Calibri" w:cs="Calibri" w:eastAsia="Calibri" w:hAnsi="Calibri"/>
-          <w:color w:val="6B6B6B"/>
-          <w:sz w:val="20"/>
-          <w:szCs w:val="20"/>
-        </w:rPr>
-        <w:t xml:space="preserve">Navajas, bocado de atún, bocado de nori y wagyu, gazpacho de melón, negi no miso, hotate beurre blanc y robata yakiniku aparecen como parte de sus pases, no como platos sueltos de carta. Si alguno se sirve también suelto, decídnoslo.</w:t>
+        <w:t xml:space="preserve">Navajas, bocado de atún, bocado de nori y wagyu, gazpacho de melón, negi no miso, hotate beurre blanc y robata yakiniku aparecen como parte de sus pases, no como platos sueltos de carta. Si alguno se sirve también suelto, decídnoslo abajo.</w:t>
       </w:r>
     </w:p>
     <w:p>
@@ -5443,7 +8645,7 @@
           <w:sz w:val="20"/>
           <w:szCs w:val="20"/>
         </w:rPr>
-        <w:t xml:space="preserve">Cualquier cosa que se os ocurra y que el camarero deba saber en mesa.</w:t>
+        <w:t xml:space="preserve">Cualquier cosa que el camarero deba saber en mesa.</w:t>
       </w:r>
     </w:p>
     <w:p>
